--- a/KT/GitHub Actions CI-CD KT Document.docx
+++ b/KT/GitHub Actions CI-CD KT Document.docx
@@ -164,7 +164,7 @@
     <w:p>
       <w:r>
         <w:pict w14:anchorId="549AE0A8">
-          <v:rect id="_x0000_i1181" style="width:0;height:1.5pt" o:hralign="center" o:hrstd="t" o:hr="t" fillcolor="#a0a0a0" stroked="f"/>
+          <v:rect id="_x0000_i1025" style="width:0;height:1.5pt" o:hralign="center" o:hrstd="t" o:hr="t" fillcolor="#a0a0a0" stroked="f"/>
         </w:pict>
       </w:r>
     </w:p>
@@ -294,7 +294,7 @@
     <w:p>
       <w:r>
         <w:pict w14:anchorId="54A974E2">
-          <v:rect id="_x0000_i1182" style="width:0;height:1.5pt" o:hralign="center" o:hrstd="t" o:hr="t" fillcolor="#a0a0a0" stroked="f"/>
+          <v:rect id="_x0000_i1026" style="width:0;height:1.5pt" o:hralign="center" o:hrstd="t" o:hr="t" fillcolor="#a0a0a0" stroked="f"/>
         </w:pict>
       </w:r>
     </w:p>
@@ -450,7 +450,7 @@
     <w:p>
       <w:r>
         <w:pict w14:anchorId="03F5D281">
-          <v:rect id="_x0000_i1183" style="width:0;height:1.5pt" o:hralign="center" o:hrstd="t" o:hr="t" fillcolor="#a0a0a0" stroked="f"/>
+          <v:rect id="_x0000_i1027" style="width:0;height:1.5pt" o:hralign="center" o:hrstd="t" o:hr="t" fillcolor="#a0a0a0" stroked="f"/>
         </w:pict>
       </w:r>
     </w:p>
@@ -890,7 +890,7 @@
     <w:p>
       <w:r>
         <w:pict w14:anchorId="08994E85">
-          <v:rect id="_x0000_i1184" style="width:0;height:1.5pt" o:hralign="center" o:hrstd="t" o:hr="t" fillcolor="#a0a0a0" stroked="f"/>
+          <v:rect id="_x0000_i1028" style="width:0;height:1.5pt" o:hralign="center" o:hrstd="t" o:hr="t" fillcolor="#a0a0a0" stroked="f"/>
         </w:pict>
       </w:r>
     </w:p>
@@ -1054,7 +1054,7 @@
     <w:p>
       <w:r>
         <w:pict w14:anchorId="7C660BDF">
-          <v:rect id="_x0000_i1185" style="width:0;height:1.5pt" o:hralign="center" o:hrstd="t" o:hr="t" fillcolor="#a0a0a0" stroked="f"/>
+          <v:rect id="_x0000_i1029" style="width:0;height:1.5pt" o:hralign="center" o:hrstd="t" o:hr="t" fillcolor="#a0a0a0" stroked="f"/>
         </w:pict>
       </w:r>
     </w:p>
@@ -1101,6 +1101,7 @@
           <w:numId w:val="8"/>
         </w:numPr>
       </w:pPr>
+      <w:proofErr w:type="gramStart"/>
       <w:r>
         <w:t>.</w:t>
       </w:r>
@@ -1109,6 +1110,7 @@
         <w:t>github</w:t>
       </w:r>
       <w:proofErr w:type="spellEnd"/>
+      <w:proofErr w:type="gramEnd"/>
       <w:r>
         <w:t>/</w:t>
       </w:r>
@@ -1211,6 +1213,7 @@
           <w:numId w:val="8"/>
         </w:numPr>
       </w:pPr>
+      <w:proofErr w:type="gramStart"/>
       <w:r>
         <w:t>.</w:t>
       </w:r>
@@ -1219,6 +1222,7 @@
         <w:t>gitignore</w:t>
       </w:r>
       <w:proofErr w:type="spellEnd"/>
+      <w:proofErr w:type="gramEnd"/>
     </w:p>
     <w:p>
       <w:pPr>
@@ -1240,7 +1244,7 @@
     <w:p>
       <w:r>
         <w:pict w14:anchorId="71E255C2">
-          <v:rect id="_x0000_i1186" style="width:0;height:1.5pt" o:hralign="center" o:hrstd="t" o:hr="t" fillcolor="#a0a0a0" stroked="f"/>
+          <v:rect id="_x0000_i1030" style="width:0;height:1.5pt" o:hralign="center" o:hrstd="t" o:hr="t" fillcolor="#a0a0a0" stroked="f"/>
         </w:pict>
       </w:r>
     </w:p>
@@ -1320,7 +1324,7 @@
     <w:p>
       <w:r>
         <w:pict w14:anchorId="1300D51C">
-          <v:rect id="_x0000_i1187" style="width:0;height:1.5pt" o:hralign="center" o:hrstd="t" o:hr="t" fillcolor="#a0a0a0" stroked="f"/>
+          <v:rect id="_x0000_i1031" style="width:0;height:1.5pt" o:hralign="center" o:hrstd="t" o:hr="t" fillcolor="#a0a0a0" stroked="f"/>
         </w:pict>
       </w:r>
     </w:p>
@@ -1421,7 +1425,7 @@
     <w:p>
       <w:r>
         <w:pict w14:anchorId="21FC60BA">
-          <v:rect id="_x0000_i1188" style="width:0;height:1.5pt" o:hralign="center" o:hrstd="t" o:hr="t" fillcolor="#a0a0a0" stroked="f"/>
+          <v:rect id="_x0000_i1032" style="width:0;height:1.5pt" o:hralign="center" o:hrstd="t" o:hr="t" fillcolor="#a0a0a0" stroked="f"/>
         </w:pict>
       </w:r>
     </w:p>
@@ -1470,7 +1474,7 @@
     <w:p>
       <w:r>
         <w:pict w14:anchorId="6A1772F8">
-          <v:rect id="_x0000_i1189" style="width:0;height:1.5pt" o:hralign="center" o:hrstd="t" o:hr="t" fillcolor="#a0a0a0" stroked="f"/>
+          <v:rect id="_x0000_i1033" style="width:0;height:1.5pt" o:hralign="center" o:hrstd="t" o:hr="t" fillcolor="#a0a0a0" stroked="f"/>
         </w:pict>
       </w:r>
     </w:p>
@@ -1481,6 +1485,7 @@
           <w:bCs/>
         </w:rPr>
       </w:pPr>
+      <w:proofErr w:type="gramStart"/>
       <w:r>
         <w:rPr>
           <w:b/>
@@ -1497,8 +1502,10 @@
         <w:t>gitignore</w:t>
       </w:r>
       <w:proofErr w:type="spellEnd"/>
-    </w:p>
-    <w:p>
+      <w:proofErr w:type="gramEnd"/>
+    </w:p>
+    <w:p>
+      <w:proofErr w:type="gramStart"/>
       <w:r>
         <w:t>A .</w:t>
       </w:r>
@@ -1507,6 +1514,7 @@
         <w:t>gitignore</w:t>
       </w:r>
       <w:proofErr w:type="spellEnd"/>
+      <w:proofErr w:type="gramEnd"/>
       <w:r>
         <w:t xml:space="preserve"> file was created to prevent unnecessary or sensitive files from being committed.</w:t>
       </w:r>
@@ -1517,6 +1525,7 @@
       </w:r>
     </w:p>
     <w:p>
+      <w:proofErr w:type="gramStart"/>
       <w:r>
         <w:t>.</w:t>
       </w:r>
@@ -1525,13 +1534,19 @@
         <w:t>vscode</w:t>
       </w:r>
       <w:proofErr w:type="spellEnd"/>
+      <w:proofErr w:type="gramEnd"/>
       <w:r>
         <w:t>/</w:t>
       </w:r>
     </w:p>
     <w:p>
-      <w:r>
-        <w:t>.idea/</w:t>
+      <w:proofErr w:type="gramStart"/>
+      <w:r>
+        <w:t>.idea</w:t>
+      </w:r>
+      <w:proofErr w:type="gramEnd"/>
+      <w:r>
+        <w:t>/</w:t>
       </w:r>
     </w:p>
     <w:p>
@@ -1550,16 +1565,24 @@
       <w:proofErr w:type="spellEnd"/>
     </w:p>
     <w:p>
+      <w:proofErr w:type="gramStart"/>
       <w:r>
         <w:t>.env</w:t>
       </w:r>
-    </w:p>
-    <w:p>
-      <w:r>
-        <w:t>.env.*</w:t>
-      </w:r>
-    </w:p>
-    <w:p>
+      <w:proofErr w:type="gramEnd"/>
+    </w:p>
+    <w:p>
+      <w:proofErr w:type="gramStart"/>
+      <w:r>
+        <w:t>.env</w:t>
+      </w:r>
+      <w:proofErr w:type="gramEnd"/>
+      <w:r>
+        <w:t>.*</w:t>
+      </w:r>
+    </w:p>
+    <w:p>
+      <w:proofErr w:type="gramStart"/>
       <w:r>
         <w:t>.</w:t>
       </w:r>
@@ -1568,11 +1591,13 @@
         <w:t>aws</w:t>
       </w:r>
       <w:proofErr w:type="spellEnd"/>
+      <w:proofErr w:type="gramEnd"/>
       <w:r>
         <w:t>/</w:t>
       </w:r>
     </w:p>
     <w:p>
+      <w:proofErr w:type="gramStart"/>
       <w:r>
         <w:t>The .</w:t>
       </w:r>
@@ -1581,6 +1606,7 @@
         <w:t>gitignore</w:t>
       </w:r>
       <w:proofErr w:type="spellEnd"/>
+      <w:proofErr w:type="gramEnd"/>
       <w:r>
         <w:t xml:space="preserve"> is especially important for preventing AWS credential files and environment files from accidentally being committed to GitHub.</w:t>
       </w:r>
@@ -1588,7 +1614,7 @@
     <w:p>
       <w:r>
         <w:pict w14:anchorId="20A2852A">
-          <v:rect id="_x0000_i1190" style="width:0;height:1.5pt" o:hralign="center" o:hrstd="t" o:hr="t" fillcolor="#a0a0a0" stroked="f"/>
+          <v:rect id="_x0000_i1034" style="width:0;height:1.5pt" o:hralign="center" o:hrstd="t" o:hr="t" fillcolor="#a0a0a0" stroked="f"/>
         </w:pict>
       </w:r>
     </w:p>
@@ -1659,7 +1685,7 @@
     <w:p>
       <w:r>
         <w:pict w14:anchorId="15DB5368">
-          <v:rect id="_x0000_i1191" style="width:0;height:1.5pt" o:hralign="center" o:hrstd="t" o:hr="t" fillcolor="#a0a0a0" stroked="f"/>
+          <v:rect id="_x0000_i1035" style="width:0;height:1.5pt" o:hralign="center" o:hrstd="t" o:hr="t" fillcolor="#a0a0a0" stroked="f"/>
         </w:pict>
       </w:r>
     </w:p>
@@ -1776,7 +1802,7 @@
     <w:p>
       <w:r>
         <w:pict w14:anchorId="1A1B8AA2">
-          <v:rect id="_x0000_i1192" style="width:0;height:1.5pt" o:hralign="center" o:hrstd="t" o:hr="t" fillcolor="#a0a0a0" stroked="f"/>
+          <v:rect id="_x0000_i1036" style="width:0;height:1.5pt" o:hralign="center" o:hrstd="t" o:hr="t" fillcolor="#a0a0a0" stroked="f"/>
         </w:pict>
       </w:r>
     </w:p>
@@ -1819,7 +1845,7 @@
     <w:p>
       <w:r>
         <w:pict w14:anchorId="2DA23821">
-          <v:rect id="_x0000_i1193" style="width:0;height:1.5pt" o:hralign="center" o:hrstd="t" o:hr="t" fillcolor="#a0a0a0" stroked="f"/>
+          <v:rect id="_x0000_i1037" style="width:0;height:1.5pt" o:hralign="center" o:hrstd="t" o:hr="t" fillcolor="#a0a0a0" stroked="f"/>
         </w:pict>
       </w:r>
     </w:p>
@@ -1857,12 +1883,25 @@
         <w:t xml:space="preserve"> </w:t>
       </w:r>
       <w:proofErr w:type="spellStart"/>
-      <w:r>
-        <w:t>arn:aws:iam</w:t>
+      <w:proofErr w:type="gramStart"/>
+      <w:r>
+        <w:t>arn:aws</w:t>
+      </w:r>
+      <w:proofErr w:type="gramEnd"/>
+      <w:r>
+        <w:t>:</w:t>
+      </w:r>
+      <w:proofErr w:type="gramStart"/>
+      <w:r>
+        <w:t>iam</w:t>
       </w:r>
       <w:proofErr w:type="spellEnd"/>
       <w:r>
-        <w:t>::767260371307:role/GitHubActions-Sandeep-S3-Deploy</w:t>
+        <w:t>::767260371307:role</w:t>
+      </w:r>
+      <w:proofErr w:type="gramEnd"/>
+      <w:r>
+        <w:t>/GitHubActions-Sandeep-S3-Deploy</w:t>
       </w:r>
     </w:p>
     <w:p>
@@ -1873,7 +1912,7 @@
     <w:p>
       <w:r>
         <w:pict w14:anchorId="43500435">
-          <v:rect id="_x0000_i1194" style="width:0;height:1.5pt" o:hralign="center" o:hrstd="t" o:hr="t" fillcolor="#a0a0a0" stroked="f"/>
+          <v:rect id="_x0000_i1038" style="width:0;height:1.5pt" o:hralign="center" o:hrstd="t" o:hr="t" fillcolor="#a0a0a0" stroked="f"/>
         </w:pict>
       </w:r>
     </w:p>
@@ -1933,7 +1972,7 @@
     <w:p>
       <w:r>
         <w:pict w14:anchorId="6FBE4443">
-          <v:rect id="_x0000_i1195" style="width:0;height:1.5pt" o:hralign="center" o:hrstd="t" o:hr="t" fillcolor="#a0a0a0" stroked="f"/>
+          <v:rect id="_x0000_i1039" style="width:0;height:1.5pt" o:hralign="center" o:hrstd="t" o:hr="t" fillcolor="#a0a0a0" stroked="f"/>
         </w:pict>
       </w:r>
     </w:p>
@@ -2049,7 +2088,7 @@
     <w:p>
       <w:r>
         <w:pict w14:anchorId="714DA477">
-          <v:rect id="_x0000_i1196" style="width:0;height:1.5pt" o:hralign="center" o:hrstd="t" o:hr="t" fillcolor="#a0a0a0" stroked="f"/>
+          <v:rect id="_x0000_i1040" style="width:0;height:1.5pt" o:hralign="center" o:hrstd="t" o:hr="t" fillcolor="#a0a0a0" stroked="f"/>
         </w:pict>
       </w:r>
     </w:p>
@@ -2105,27 +2144,13 @@
           <w:b/>
           <w:bCs/>
         </w:rPr>
-        <w:t>The intended audience is:</w:t>
-      </w:r>
-      <w:r>
-        <w:rPr>
-          <w:b/>
-          <w:bCs/>
-        </w:rPr>
-        <w:t xml:space="preserve"> </w:t>
-      </w:r>
-      <w:r>
-        <w:rPr>
-          <w:b/>
-          <w:bCs/>
-        </w:rPr>
-        <w:t>sts.amazonaws.com</w:t>
+        <w:t>The intended audience is: sts.amazonaws.com</w:t>
       </w:r>
     </w:p>
     <w:p>
       <w:r>
         <w:pict w14:anchorId="4AAB593F">
-          <v:rect id="_x0000_i1197" style="width:0;height:1.5pt" o:hralign="center" o:hrstd="t" o:hr="t" fillcolor="#a0a0a0" stroked="f"/>
+          <v:rect id="_x0000_i1041" style="width:0;height:1.5pt" o:hralign="center" o:hrstd="t" o:hr="t" fillcolor="#a0a0a0" stroked="f"/>
         </w:pict>
       </w:r>
     </w:p>
@@ -2167,8 +2192,13 @@
     </w:p>
     <w:p>
       <w:proofErr w:type="spellStart"/>
-      <w:r>
-        <w:t>repo:Sandeep-Jagan</w:t>
+      <w:proofErr w:type="gramStart"/>
+      <w:r>
+        <w:t>repo:Sandeep</w:t>
+      </w:r>
+      <w:proofErr w:type="gramEnd"/>
+      <w:r>
+        <w:t>-Jagan</w:t>
       </w:r>
       <w:proofErr w:type="spellEnd"/>
       <w:r>
@@ -2176,7 +2206,15 @@
       </w:r>
       <w:proofErr w:type="spellStart"/>
       <w:r>
-        <w:t>Sandeep-CICD-Project:ref:refs</w:t>
+        <w:t>Sandeep-CICD-</w:t>
+      </w:r>
+      <w:proofErr w:type="gramStart"/>
+      <w:r>
+        <w:t>Project:ref</w:t>
+      </w:r>
+      <w:proofErr w:type="gramEnd"/>
+      <w:r>
+        <w:t>:refs</w:t>
       </w:r>
       <w:proofErr w:type="spellEnd"/>
       <w:r>
@@ -2191,7 +2229,7 @@
     <w:p>
       <w:r>
         <w:pict w14:anchorId="2A8BB502">
-          <v:rect id="_x0000_i1198" style="width:0;height:1.5pt" o:hralign="center" o:hrstd="t" o:hr="t" fillcolor="#a0a0a0" stroked="f"/>
+          <v:rect id="_x0000_i1042" style="width:0;height:1.5pt" o:hralign="center" o:hrstd="t" o:hr="t" fillcolor="#a0a0a0" stroked="f"/>
         </w:pict>
       </w:r>
     </w:p>
@@ -2247,7 +2285,23 @@
     </w:p>
     <w:p>
       <w:r>
-        <w:t xml:space="preserve">        "Federated": "arn:aws:iam::767260371307:oidc-provider/token.actions.githubusercontent.com"</w:t>
+        <w:t xml:space="preserve">        "Federated": "</w:t>
+      </w:r>
+      <w:proofErr w:type="gramStart"/>
+      <w:r>
+        <w:t>arn:aws</w:t>
+      </w:r>
+      <w:proofErr w:type="gramEnd"/>
+      <w:r>
+        <w:t>:</w:t>
+      </w:r>
+      <w:proofErr w:type="gramStart"/>
+      <w:r>
+        <w:t>iam::767260371307:oidc-provider/token.actions.githubusercontent.com</w:t>
+      </w:r>
+      <w:proofErr w:type="gramEnd"/>
+      <w:r>
+        <w:t>"</w:t>
       </w:r>
     </w:p>
     <w:p>
@@ -2260,10 +2314,12 @@
         <w:t xml:space="preserve">      "Action": "</w:t>
       </w:r>
       <w:proofErr w:type="spellStart"/>
+      <w:proofErr w:type="gramStart"/>
       <w:r>
         <w:t>sts:AssumeRoleWithWebIdentity</w:t>
       </w:r>
       <w:proofErr w:type="spellEnd"/>
+      <w:proofErr w:type="gramEnd"/>
       <w:r>
         <w:t>",</w:t>
       </w:r>
@@ -2283,10 +2339,12 @@
         <w:t xml:space="preserve">          "</w:t>
       </w:r>
       <w:proofErr w:type="spellStart"/>
+      <w:proofErr w:type="gramStart"/>
       <w:r>
         <w:t>token.actions.githubusercontent.com:aud</w:t>
       </w:r>
       <w:proofErr w:type="spellEnd"/>
+      <w:proofErr w:type="gramEnd"/>
       <w:r>
         <w:t>": "sts.amazonaws.com"</w:t>
       </w:r>
@@ -2314,16 +2372,23 @@
         <w:t xml:space="preserve">          "</w:t>
       </w:r>
       <w:proofErr w:type="spellStart"/>
+      <w:proofErr w:type="gramStart"/>
       <w:r>
         <w:t>token.actions.githubusercontent.com:sub</w:t>
       </w:r>
       <w:proofErr w:type="spellEnd"/>
+      <w:proofErr w:type="gramEnd"/>
       <w:r>
         <w:t>": "</w:t>
       </w:r>
       <w:proofErr w:type="spellStart"/>
-      <w:r>
-        <w:t>repo:Sandeep-Jagan</w:t>
+      <w:proofErr w:type="gramStart"/>
+      <w:r>
+        <w:t>repo:Sandeep</w:t>
+      </w:r>
+      <w:proofErr w:type="gramEnd"/>
+      <w:r>
+        <w:t>-Jagan</w:t>
       </w:r>
       <w:proofErr w:type="spellEnd"/>
       <w:r>
@@ -2331,7 +2396,15 @@
       </w:r>
       <w:proofErr w:type="spellStart"/>
       <w:r>
-        <w:t>Sandeep-CICD-Project:ref:refs</w:t>
+        <w:t>Sandeep-CICD-</w:t>
+      </w:r>
+      <w:proofErr w:type="gramStart"/>
+      <w:r>
+        <w:t>Project:ref</w:t>
+      </w:r>
+      <w:proofErr w:type="gramEnd"/>
+      <w:r>
+        <w:t>:refs</w:t>
       </w:r>
       <w:proofErr w:type="spellEnd"/>
       <w:r>
@@ -2442,7 +2515,7 @@
     <w:p>
       <w:r>
         <w:pict w14:anchorId="4CABCF83">
-          <v:rect id="_x0000_i1199" style="width:0;height:1.5pt" o:hralign="center" o:hrstd="t" o:hr="t" fillcolor="#a0a0a0" stroked="f"/>
+          <v:rect id="_x0000_i1043" style="width:0;height:1.5pt" o:hralign="center" o:hrstd="t" o:hr="t" fillcolor="#a0a0a0" stroked="f"/>
         </w:pict>
       </w:r>
     </w:p>
@@ -2548,7 +2621,7 @@
     <w:p>
       <w:r>
         <w:pict w14:anchorId="7644C0DC">
-          <v:rect id="_x0000_i1200" style="width:0;height:1.5pt" o:hralign="center" o:hrstd="t" o:hr="t" fillcolor="#a0a0a0" stroked="f"/>
+          <v:rect id="_x0000_i1044" style="width:0;height:1.5pt" o:hralign="center" o:hrstd="t" o:hr="t" fillcolor="#a0a0a0" stroked="f"/>
         </w:pict>
       </w:r>
     </w:p>
@@ -2683,7 +2756,7 @@
     <w:p>
       <w:r>
         <w:pict w14:anchorId="46A7A3D2">
-          <v:rect id="_x0000_i1201" style="width:0;height:1.5pt" o:hralign="center" o:hrstd="t" o:hr="t" fillcolor="#a0a0a0" stroked="f"/>
+          <v:rect id="_x0000_i1045" style="width:0;height:1.5pt" o:hralign="center" o:hrstd="t" o:hr="t" fillcolor="#a0a0a0" stroked="f"/>
         </w:pict>
       </w:r>
     </w:p>
@@ -2824,7 +2897,7 @@
     <w:p>
       <w:r>
         <w:pict w14:anchorId="28447859">
-          <v:rect id="_x0000_i1202" style="width:0;height:1.5pt" o:hralign="center" o:hrstd="t" o:hr="t" fillcolor="#a0a0a0" stroked="f"/>
+          <v:rect id="_x0000_i1046" style="width:0;height:1.5pt" o:hralign="center" o:hrstd="t" o:hr="t" fillcolor="#a0a0a0" stroked="f"/>
         </w:pict>
       </w:r>
     </w:p>
@@ -3011,7 +3084,7 @@
     <w:p>
       <w:r>
         <w:pict w14:anchorId="65C9A5A1">
-          <v:rect id="_x0000_i1203" style="width:0;height:1.5pt" o:hralign="center" o:hrstd="t" o:hr="t" fillcolor="#a0a0a0" stroked="f"/>
+          <v:rect id="_x0000_i1047" style="width:0;height:1.5pt" o:hralign="center" o:hrstd="t" o:hr="t" fillcolor="#a0a0a0" stroked="f"/>
         </w:pict>
       </w:r>
     </w:p>
@@ -3161,7 +3234,7 @@
     <w:p>
       <w:r>
         <w:pict w14:anchorId="03E3ED48">
-          <v:rect id="_x0000_i1204" style="width:0;height:1.5pt" o:hralign="center" o:hrstd="t" o:hr="t" fillcolor="#a0a0a0" stroked="f"/>
+          <v:rect id="_x0000_i1048" style="width:0;height:1.5pt" o:hralign="center" o:hrstd="t" o:hr="t" fillcolor="#a0a0a0" stroked="f"/>
         </w:pict>
       </w:r>
     </w:p>
@@ -3223,7 +3296,7 @@
     <w:p>
       <w:r>
         <w:pict w14:anchorId="5A1283D3">
-          <v:rect id="_x0000_i1205" style="width:0;height:1.5pt" o:hralign="center" o:hrstd="t" o:hr="t" fillcolor="#a0a0a0" stroked="f"/>
+          <v:rect id="_x0000_i1049" style="width:0;height:1.5pt" o:hralign="center" o:hrstd="t" o:hr="t" fillcolor="#a0a0a0" stroked="f"/>
         </w:pict>
       </w:r>
     </w:p>
@@ -3320,7 +3393,7 @@
     <w:p>
       <w:r>
         <w:pict w14:anchorId="135816FD">
-          <v:rect id="_x0000_i1206" style="width:0;height:1.5pt" o:hralign="center" o:hrstd="t" o:hr="t" fillcolor="#a0a0a0" stroked="f"/>
+          <v:rect id="_x0000_i1050" style="width:0;height:1.5pt" o:hralign="center" o:hrstd="t" o:hr="t" fillcolor="#a0a0a0" stroked="f"/>
         </w:pict>
       </w:r>
     </w:p>
@@ -3404,7 +3477,1365 @@
       </w:r>
     </w:p>
     <w:p/>
+    <w:p>
+      <w:pPr>
+        <w:rPr>
+          <w:b/>
+          <w:bCs/>
+        </w:rPr>
+      </w:pPr>
+      <w:r>
+        <w:rPr>
+          <w:b/>
+          <w:bCs/>
+        </w:rPr>
+        <w:t xml:space="preserve">AWS </w:t>
+      </w:r>
+      <w:proofErr w:type="spellStart"/>
+      <w:r>
+        <w:rPr>
+          <w:b/>
+          <w:bCs/>
+        </w:rPr>
+        <w:t>CodeCommit</w:t>
+      </w:r>
+      <w:proofErr w:type="spellEnd"/>
+      <w:r>
+        <w:rPr>
+          <w:b/>
+          <w:bCs/>
+        </w:rPr>
+        <w:t xml:space="preserve"> Repository Setup and Source Code Push</w:t>
+      </w:r>
+    </w:p>
+    <w:p>
+      <w:pPr>
+        <w:rPr>
+          <w:b/>
+          <w:bCs/>
+        </w:rPr>
+      </w:pPr>
+      <w:r>
+        <w:rPr>
+          <w:b/>
+          <w:bCs/>
+        </w:rPr>
+        <w:t xml:space="preserve">1. Create the </w:t>
+      </w:r>
+      <w:proofErr w:type="spellStart"/>
+      <w:r>
+        <w:rPr>
+          <w:b/>
+          <w:bCs/>
+        </w:rPr>
+        <w:t>CodeCommit</w:t>
+      </w:r>
+      <w:proofErr w:type="spellEnd"/>
+      <w:r>
+        <w:rPr>
+          <w:b/>
+          <w:bCs/>
+        </w:rPr>
+        <w:t xml:space="preserve"> Repository</w:t>
+      </w:r>
+    </w:p>
+    <w:p>
+      <w:r>
+        <w:t xml:space="preserve">An AWS </w:t>
+      </w:r>
+      <w:proofErr w:type="spellStart"/>
+      <w:r>
+        <w:t>CodeCommit</w:t>
+      </w:r>
+      <w:proofErr w:type="spellEnd"/>
+      <w:r>
+        <w:t xml:space="preserve"> repository was created in the </w:t>
+      </w:r>
+      <w:proofErr w:type="spellStart"/>
+      <w:r>
+        <w:t>FutureBlox</w:t>
+      </w:r>
+      <w:proofErr w:type="spellEnd"/>
+      <w:r>
+        <w:t xml:space="preserve"> AWS account.</w:t>
+      </w:r>
+    </w:p>
+    <w:p>
+      <w:r>
+        <w:rPr>
+          <w:b/>
+          <w:bCs/>
+        </w:rPr>
+        <w:t>Repository name:</w:t>
+      </w:r>
+    </w:p>
+    <w:p>
+      <w:r>
+        <w:t>Sandeep-</w:t>
+      </w:r>
+      <w:proofErr w:type="spellStart"/>
+      <w:r>
+        <w:t>cicd</w:t>
+      </w:r>
+      <w:proofErr w:type="spellEnd"/>
+      <w:r>
+        <w:t>-task-repo</w:t>
+      </w:r>
+    </w:p>
+    <w:p>
+      <w:r>
+        <w:rPr>
+          <w:b/>
+          <w:bCs/>
+        </w:rPr>
+        <w:t>AWS Region:</w:t>
+      </w:r>
+    </w:p>
+    <w:p>
+      <w:r>
+        <w:t>us-east-1</w:t>
+      </w:r>
+    </w:p>
+    <w:p>
+      <w:r>
+        <w:t>The repository was created as the AWS source-code repository for maintaining a complete copy of the CI/CD project.</w:t>
+      </w:r>
+    </w:p>
+    <w:p>
+      <w:r>
+        <w:pict w14:anchorId="70C23FD2">
+          <v:rect id="_x0000_i1087" style="width:0;height:1.5pt" o:hralign="center" o:hrstd="t" o:hr="t" fillcolor="#a0a0a0" stroked="f"/>
+        </w:pict>
+      </w:r>
+    </w:p>
+    <w:p>
+      <w:pPr>
+        <w:rPr>
+          <w:b/>
+          <w:bCs/>
+        </w:rPr>
+      </w:pPr>
+      <w:r>
+        <w:rPr>
+          <w:b/>
+          <w:bCs/>
+        </w:rPr>
+        <w:t xml:space="preserve">2. Add </w:t>
+      </w:r>
+      <w:proofErr w:type="spellStart"/>
+      <w:r>
+        <w:rPr>
+          <w:b/>
+          <w:bCs/>
+        </w:rPr>
+        <w:t>CodeCommit</w:t>
+      </w:r>
+      <w:proofErr w:type="spellEnd"/>
+      <w:r>
+        <w:rPr>
+          <w:b/>
+          <w:bCs/>
+        </w:rPr>
+        <w:t xml:space="preserve"> as a Git Remote</w:t>
+      </w:r>
+    </w:p>
+    <w:p>
+      <w:r>
+        <w:t>The local project already contained the GitHub repository as the origin remote.</w:t>
+      </w:r>
+    </w:p>
+    <w:p>
+      <w:r>
+        <w:t xml:space="preserve">The </w:t>
+      </w:r>
+      <w:proofErr w:type="spellStart"/>
+      <w:r>
+        <w:t>CodeCommit</w:t>
+      </w:r>
+      <w:proofErr w:type="spellEnd"/>
+      <w:r>
+        <w:t xml:space="preserve"> repository was added as a separate Git remote named </w:t>
+      </w:r>
+      <w:proofErr w:type="spellStart"/>
+      <w:r>
+        <w:t>codecommit</w:t>
+      </w:r>
+      <w:proofErr w:type="spellEnd"/>
+      <w:r>
+        <w:t>.</w:t>
+      </w:r>
+    </w:p>
+    <w:p>
+      <w:pPr>
+        <w:rPr>
+          <w:b/>
+          <w:bCs/>
+        </w:rPr>
+      </w:pPr>
+      <w:r>
+        <w:rPr>
+          <w:b/>
+          <w:bCs/>
+        </w:rPr>
+        <w:t xml:space="preserve">git remote add </w:t>
+      </w:r>
+      <w:proofErr w:type="spellStart"/>
+      <w:r>
+        <w:rPr>
+          <w:b/>
+          <w:bCs/>
+        </w:rPr>
+        <w:t>codecommit</w:t>
+      </w:r>
+      <w:proofErr w:type="spellEnd"/>
+      <w:r>
+        <w:rPr>
+          <w:b/>
+          <w:bCs/>
+        </w:rPr>
+        <w:t xml:space="preserve"> ssh://git-codecommit.us-east-1.amazonaws.com/v1/repos/Sandeep-cicd-task-repo</w:t>
+      </w:r>
+    </w:p>
+    <w:p>
+      <w:r>
+        <w:t>The configured remotes were verified using:</w:t>
+      </w:r>
+      <w:r>
+        <w:t xml:space="preserve"> </w:t>
+      </w:r>
+      <w:r>
+        <w:t>git remote -v</w:t>
+      </w:r>
+    </w:p>
+    <w:p>
+      <w:r>
+        <w:t>The project then had two remotes:</w:t>
+      </w:r>
+    </w:p>
+    <w:p>
+      <w:r>
+        <w:t>origin     -&gt; GitHub repository</w:t>
+      </w:r>
+    </w:p>
+    <w:p>
+      <w:proofErr w:type="spellStart"/>
+      <w:r>
+        <w:t>codecommit</w:t>
+      </w:r>
+      <w:proofErr w:type="spellEnd"/>
+      <w:r>
+        <w:t xml:space="preserve"> -&gt; AWS </w:t>
+      </w:r>
+      <w:proofErr w:type="spellStart"/>
+      <w:r>
+        <w:t>CodeCommit</w:t>
+      </w:r>
+      <w:proofErr w:type="spellEnd"/>
+      <w:r>
+        <w:t xml:space="preserve"> repository</w:t>
+      </w:r>
+    </w:p>
+    <w:p>
+      <w:r>
+        <w:pict w14:anchorId="67174AA1">
+          <v:rect id="_x0000_i1088" style="width:0;height:1.5pt" o:hralign="center" o:hrstd="t" o:hr="t" fillcolor="#a0a0a0" stroked="f"/>
+        </w:pict>
+      </w:r>
+    </w:p>
+    <w:p>
+      <w:pPr>
+        <w:rPr>
+          <w:b/>
+          <w:bCs/>
+        </w:rPr>
+      </w:pPr>
+      <w:r>
+        <w:rPr>
+          <w:b/>
+          <w:bCs/>
+        </w:rPr>
+        <w:lastRenderedPageBreak/>
+        <w:t xml:space="preserve">3. Configure SSH Authentication for </w:t>
+      </w:r>
+      <w:proofErr w:type="spellStart"/>
+      <w:r>
+        <w:rPr>
+          <w:b/>
+          <w:bCs/>
+        </w:rPr>
+        <w:t>CodeCommit</w:t>
+      </w:r>
+      <w:proofErr w:type="spellEnd"/>
+    </w:p>
+    <w:p>
+      <w:r>
+        <w:t xml:space="preserve">Initially, </w:t>
+      </w:r>
+      <w:proofErr w:type="spellStart"/>
+      <w:r>
+        <w:t>CodeCommit</w:t>
+      </w:r>
+      <w:proofErr w:type="spellEnd"/>
+      <w:r>
+        <w:t xml:space="preserve"> rejected the Git connection with:</w:t>
+      </w:r>
+    </w:p>
+    <w:p>
+      <w:r>
+        <w:t>Permission denied (</w:t>
+      </w:r>
+      <w:proofErr w:type="spellStart"/>
+      <w:r>
+        <w:t>publickey</w:t>
+      </w:r>
+      <w:proofErr w:type="spellEnd"/>
+      <w:r>
+        <w:t>).</w:t>
+      </w:r>
+    </w:p>
+    <w:p>
+      <w:r>
+        <w:t xml:space="preserve">The AWS </w:t>
+      </w:r>
+      <w:proofErr w:type="spellStart"/>
+      <w:r>
+        <w:t>CodeCommit</w:t>
+      </w:r>
+      <w:proofErr w:type="spellEnd"/>
+      <w:r>
+        <w:t xml:space="preserve"> SSH configuration was therefore completed.</w:t>
+      </w:r>
+    </w:p>
+    <w:p>
+      <w:r>
+        <w:t>An RSA SSH key was configured and uploaded to the AWS IAM user under:</w:t>
+      </w:r>
+    </w:p>
+    <w:p>
+      <w:r>
+        <w:rPr>
+          <w:b/>
+          <w:bCs/>
+        </w:rPr>
+        <w:t xml:space="preserve">IAM → Security credentials → SSH public keys for AWS </w:t>
+      </w:r>
+      <w:proofErr w:type="spellStart"/>
+      <w:r>
+        <w:rPr>
+          <w:b/>
+          <w:bCs/>
+        </w:rPr>
+        <w:t>CodeCommit</w:t>
+      </w:r>
+      <w:proofErr w:type="spellEnd"/>
+    </w:p>
+    <w:p>
+      <w:r>
+        <w:t xml:space="preserve">The private key remained securely stored on the local development machine and was never committed to GitHub or </w:t>
+      </w:r>
+      <w:proofErr w:type="spellStart"/>
+      <w:r>
+        <w:t>CodeCommit</w:t>
+      </w:r>
+      <w:proofErr w:type="spellEnd"/>
+      <w:r>
+        <w:t>.</w:t>
+      </w:r>
+    </w:p>
+    <w:p>
+      <w:r>
+        <w:pict w14:anchorId="0396FFB3">
+          <v:rect id="_x0000_i1089" style="width:0;height:1.5pt" o:hralign="center" o:hrstd="t" o:hr="t" fillcolor="#a0a0a0" stroked="f"/>
+        </w:pict>
+      </w:r>
+    </w:p>
+    <w:p>
+      <w:pPr>
+        <w:rPr>
+          <w:b/>
+          <w:bCs/>
+        </w:rPr>
+      </w:pPr>
+      <w:r>
+        <w:rPr>
+          <w:b/>
+          <w:bCs/>
+        </w:rPr>
+        <w:t xml:space="preserve">4. Test </w:t>
+      </w:r>
+      <w:proofErr w:type="spellStart"/>
+      <w:r>
+        <w:rPr>
+          <w:b/>
+          <w:bCs/>
+        </w:rPr>
+        <w:t>CodeCommit</w:t>
+      </w:r>
+      <w:proofErr w:type="spellEnd"/>
+      <w:r>
+        <w:rPr>
+          <w:b/>
+          <w:bCs/>
+        </w:rPr>
+        <w:t xml:space="preserve"> SSH Authentication</w:t>
+      </w:r>
+    </w:p>
+    <w:p>
+      <w:r>
+        <w:t xml:space="preserve">SSH connectivity was tested directly using the </w:t>
+      </w:r>
+      <w:proofErr w:type="spellStart"/>
+      <w:r>
+        <w:t>CodeCommit</w:t>
+      </w:r>
+      <w:proofErr w:type="spellEnd"/>
+      <w:r>
+        <w:t xml:space="preserve"> SSH key:</w:t>
+      </w:r>
+    </w:p>
+    <w:p>
+      <w:pPr>
+        <w:rPr>
+          <w:b/>
+          <w:bCs/>
+        </w:rPr>
+      </w:pPr>
+      <w:r>
+        <w:rPr>
+          <w:b/>
+          <w:bCs/>
+        </w:rPr>
+        <w:t>ssh -</w:t>
+      </w:r>
+      <w:proofErr w:type="spellStart"/>
+      <w:r>
+        <w:rPr>
+          <w:b/>
+          <w:bCs/>
+        </w:rPr>
+        <w:t>i</w:t>
+      </w:r>
+      <w:proofErr w:type="spellEnd"/>
+      <w:r>
+        <w:rPr>
+          <w:b/>
+          <w:bCs/>
+        </w:rPr>
+        <w:t xml:space="preserve"> "$</w:t>
+      </w:r>
+      <w:proofErr w:type="spellStart"/>
+      <w:proofErr w:type="gramStart"/>
+      <w:r>
+        <w:rPr>
+          <w:b/>
+          <w:bCs/>
+        </w:rPr>
+        <w:t>env:USERPROFILE</w:t>
+      </w:r>
+      <w:proofErr w:type="spellEnd"/>
+      <w:proofErr w:type="gramEnd"/>
+      <w:r>
+        <w:rPr>
+          <w:b/>
+          <w:bCs/>
+        </w:rPr>
+        <w:t>\.ssh\</w:t>
+      </w:r>
+      <w:proofErr w:type="spellStart"/>
+      <w:r>
+        <w:rPr>
+          <w:b/>
+          <w:bCs/>
+        </w:rPr>
+        <w:t>id_rsa</w:t>
+      </w:r>
+      <w:proofErr w:type="spellEnd"/>
+      <w:r>
+        <w:rPr>
+          <w:b/>
+          <w:bCs/>
+        </w:rPr>
+        <w:t xml:space="preserve">" </w:t>
+      </w:r>
+      <w:r>
+        <w:rPr>
+          <w:b/>
+          <w:bCs/>
+        </w:rPr>
+        <w:t>[</w:t>
+      </w:r>
+      <w:proofErr w:type="spellStart"/>
+      <w:r>
+        <w:rPr>
+          <w:b/>
+          <w:bCs/>
+        </w:rPr>
+        <w:t>sshkey</w:t>
+      </w:r>
+      <w:proofErr w:type="spellEnd"/>
+      <w:r>
+        <w:rPr>
+          <w:b/>
+          <w:bCs/>
+        </w:rPr>
+        <w:t>-</w:t>
+      </w:r>
+      <w:proofErr w:type="gramStart"/>
+      <w:r>
+        <w:rPr>
+          <w:b/>
+          <w:bCs/>
+        </w:rPr>
+        <w:t>ID]</w:t>
+      </w:r>
+      <w:r>
+        <w:rPr>
+          <w:b/>
+          <w:bCs/>
+        </w:rPr>
+        <w:t>@</w:t>
+      </w:r>
+      <w:proofErr w:type="gramEnd"/>
+      <w:r>
+        <w:rPr>
+          <w:b/>
+          <w:bCs/>
+        </w:rPr>
+        <w:t>git-codecommit.us-east-1.amazonaws.com</w:t>
+      </w:r>
+    </w:p>
+    <w:p>
+      <w:r>
+        <w:t>The following successful response confirmed that authentication was working:</w:t>
+      </w:r>
+    </w:p>
+    <w:p>
+      <w:r>
+        <w:t xml:space="preserve">We </w:t>
+      </w:r>
+      <w:r>
+        <w:t>have successfully authenticated over SSH.</w:t>
+      </w:r>
+    </w:p>
+    <w:p>
+      <w:r>
+        <w:t>We</w:t>
+      </w:r>
+      <w:r>
+        <w:t xml:space="preserve"> can use Git to interact with AWS </w:t>
+      </w:r>
+      <w:proofErr w:type="spellStart"/>
+      <w:r>
+        <w:t>CodeCommit</w:t>
+      </w:r>
+      <w:proofErr w:type="spellEnd"/>
+      <w:r>
+        <w:t>.</w:t>
+      </w:r>
+    </w:p>
+    <w:p>
+      <w:r>
+        <w:t>Interactive shells are not supported.</w:t>
+      </w:r>
+    </w:p>
+    <w:p>
+      <w:r>
+        <w:t xml:space="preserve">This confirmed that the IAM SSH key and </w:t>
+      </w:r>
+      <w:proofErr w:type="spellStart"/>
+      <w:r>
+        <w:t>CodeCommit</w:t>
+      </w:r>
+      <w:proofErr w:type="spellEnd"/>
+      <w:r>
+        <w:t xml:space="preserve"> authentication were correctly configured.</w:t>
+      </w:r>
+    </w:p>
+    <w:p>
+      <w:r>
+        <w:pict w14:anchorId="52DC1725">
+          <v:rect id="_x0000_i1090" style="width:0;height:1.5pt" o:hralign="center" o:hrstd="t" o:hr="t" fillcolor="#a0a0a0" stroked="f"/>
+        </w:pict>
+      </w:r>
+    </w:p>
+    <w:p>
+      <w:pPr>
+        <w:rPr>
+          <w:b/>
+          <w:bCs/>
+        </w:rPr>
+      </w:pPr>
+      <w:r>
+        <w:rPr>
+          <w:b/>
+          <w:bCs/>
+        </w:rPr>
+        <w:t>5. Configure Git to Use the Correct SSH Key</w:t>
+      </w:r>
+    </w:p>
+    <w:p>
+      <w:r>
+        <w:t>The project-specific Git SSH command was configured:</w:t>
+      </w:r>
+    </w:p>
+    <w:p>
+      <w:pPr>
+        <w:rPr>
+          <w:b/>
+          <w:bCs/>
+        </w:rPr>
+      </w:pPr>
+      <w:r>
+        <w:rPr>
+          <w:b/>
+          <w:bCs/>
+        </w:rPr>
+        <w:t xml:space="preserve">git config --local </w:t>
+      </w:r>
+      <w:proofErr w:type="spellStart"/>
+      <w:proofErr w:type="gramStart"/>
+      <w:r>
+        <w:rPr>
+          <w:b/>
+          <w:bCs/>
+        </w:rPr>
+        <w:t>core.sshCommand</w:t>
+      </w:r>
+      <w:proofErr w:type="spellEnd"/>
+      <w:proofErr w:type="gramEnd"/>
+      <w:r>
+        <w:rPr>
+          <w:b/>
+          <w:bCs/>
+        </w:rPr>
+        <w:t xml:space="preserve"> "ssh -</w:t>
+      </w:r>
+      <w:proofErr w:type="spellStart"/>
+      <w:r>
+        <w:rPr>
+          <w:b/>
+          <w:bCs/>
+        </w:rPr>
+        <w:t>i</w:t>
+      </w:r>
+      <w:proofErr w:type="spellEnd"/>
+      <w:r>
+        <w:rPr>
+          <w:b/>
+          <w:bCs/>
+        </w:rPr>
+        <w:t xml:space="preserve"> C:/Users/Sandeep.Jagan/.ssh/id_rsa"</w:t>
+      </w:r>
+    </w:p>
+    <w:p>
+      <w:r>
+        <w:t xml:space="preserve">This configuration ensures that Git uses the correct RSA private key when communicating with </w:t>
+      </w:r>
+      <w:proofErr w:type="spellStart"/>
+      <w:r>
+        <w:t>CodeCommit</w:t>
+      </w:r>
+      <w:proofErr w:type="spellEnd"/>
+      <w:r>
+        <w:t>.</w:t>
+      </w:r>
+    </w:p>
+    <w:p>
+      <w:r>
+        <w:pict w14:anchorId="6070CB38">
+          <v:rect id="_x0000_i1091" style="width:0;height:1.5pt" o:hralign="center" o:hrstd="t" o:hr="t" fillcolor="#a0a0a0" stroked="f"/>
+        </w:pict>
+      </w:r>
+    </w:p>
+    <w:p>
+      <w:pPr>
+        <w:rPr>
+          <w:b/>
+          <w:bCs/>
+        </w:rPr>
+      </w:pPr>
+      <w:r>
+        <w:rPr>
+          <w:b/>
+          <w:bCs/>
+        </w:rPr>
+        <w:t xml:space="preserve">6. Configure the </w:t>
+      </w:r>
+      <w:proofErr w:type="spellStart"/>
+      <w:r>
+        <w:rPr>
+          <w:b/>
+          <w:bCs/>
+        </w:rPr>
+        <w:t>CodeCommit</w:t>
+      </w:r>
+      <w:proofErr w:type="spellEnd"/>
+      <w:r>
+        <w:rPr>
+          <w:b/>
+          <w:bCs/>
+        </w:rPr>
+        <w:t xml:space="preserve"> Remote with the SSH Key ID</w:t>
+      </w:r>
+    </w:p>
+    <w:p>
+      <w:r>
+        <w:t xml:space="preserve">The </w:t>
+      </w:r>
+      <w:proofErr w:type="spellStart"/>
+      <w:r>
+        <w:t>CodeCommit</w:t>
+      </w:r>
+      <w:proofErr w:type="spellEnd"/>
+      <w:r>
+        <w:t xml:space="preserve"> remote URL was updated to use the AWS </w:t>
+      </w:r>
+      <w:proofErr w:type="spellStart"/>
+      <w:r>
+        <w:t>CodeCommit</w:t>
+      </w:r>
+      <w:proofErr w:type="spellEnd"/>
+      <w:r>
+        <w:t xml:space="preserve"> SSH key ID as the SSH username:</w:t>
+      </w:r>
+      <w:r>
+        <w:br/>
+      </w:r>
+      <w:r>
+        <w:rPr>
+          <w:b/>
+          <w:bCs/>
+        </w:rPr>
+        <w:lastRenderedPageBreak/>
+        <w:t>git remote set-</w:t>
+      </w:r>
+      <w:proofErr w:type="spellStart"/>
+      <w:r>
+        <w:rPr>
+          <w:b/>
+          <w:bCs/>
+        </w:rPr>
+        <w:t>url</w:t>
+      </w:r>
+      <w:proofErr w:type="spellEnd"/>
+      <w:r>
+        <w:rPr>
+          <w:b/>
+          <w:bCs/>
+        </w:rPr>
+        <w:t xml:space="preserve"> </w:t>
+      </w:r>
+      <w:proofErr w:type="spellStart"/>
+      <w:r>
+        <w:rPr>
+          <w:b/>
+          <w:bCs/>
+        </w:rPr>
+        <w:t>codecommit</w:t>
+      </w:r>
+      <w:proofErr w:type="spellEnd"/>
+      <w:r>
+        <w:rPr>
+          <w:b/>
+          <w:bCs/>
+        </w:rPr>
+        <w:t xml:space="preserve"> ssh://[sshKeyID</w:t>
+      </w:r>
+      <w:r>
+        <w:rPr>
+          <w:b/>
+          <w:bCs/>
+        </w:rPr>
+        <w:t>]</w:t>
+      </w:r>
+      <w:r>
+        <w:rPr>
+          <w:b/>
+          <w:bCs/>
+        </w:rPr>
+        <w:t>@git-codecommit.us-east-1.amazonaws.com/v1/repos/Sandeep-cicd-task-repo</w:t>
+      </w:r>
+    </w:p>
+    <w:p>
+      <w:r>
+        <w:t>The configuration was verified using:</w:t>
+      </w:r>
+      <w:r>
+        <w:t xml:space="preserve"> </w:t>
+      </w:r>
+      <w:r>
+        <w:t>git remote -v</w:t>
+      </w:r>
+    </w:p>
+    <w:p>
+      <w:r>
+        <w:t>Expected result:</w:t>
+      </w:r>
+    </w:p>
+    <w:p>
+      <w:proofErr w:type="spellStart"/>
+      <w:proofErr w:type="gramStart"/>
+      <w:r>
+        <w:t>codecommit</w:t>
+      </w:r>
+      <w:proofErr w:type="spellEnd"/>
+      <w:r>
+        <w:t xml:space="preserve">  ssh</w:t>
+      </w:r>
+      <w:proofErr w:type="gramEnd"/>
+      <w:r>
+        <w:t>://</w:t>
+      </w:r>
+      <w:r>
+        <w:t>[sshKeyID</w:t>
+      </w:r>
+      <w:r>
+        <w:t>]</w:t>
+      </w:r>
+      <w:r>
+        <w:t>@git-codecommit.us-east-1.amazonaws.com/v1/repos/Sandeep-cicd-task-repo (fetch)</w:t>
+      </w:r>
+    </w:p>
+    <w:p>
+      <w:proofErr w:type="spellStart"/>
+      <w:proofErr w:type="gramStart"/>
+      <w:r>
+        <w:t>codecommit</w:t>
+      </w:r>
+      <w:proofErr w:type="spellEnd"/>
+      <w:r>
+        <w:t xml:space="preserve">  ssh</w:t>
+      </w:r>
+      <w:proofErr w:type="gramEnd"/>
+      <w:r>
+        <w:t>://</w:t>
+      </w:r>
+      <w:r>
+        <w:t>[sshKeyID]</w:t>
+      </w:r>
+      <w:r>
+        <w:t>@git-codecommit.us-east-1.amazonaws.com/v1/repos/Sandeep-cicd-task-repo (push)</w:t>
+      </w:r>
+    </w:p>
+    <w:p>
+      <w:r>
+        <w:t>origin      https://github.com/Sandeep-Jagan/Sandeep-CICD-Project.git (fetch)</w:t>
+      </w:r>
+    </w:p>
+    <w:p>
+      <w:r>
+        <w:t>origin      https://github.com/Sandeep-Jagan/Sandeep-CICD-Project.git (push)</w:t>
+      </w:r>
+    </w:p>
+    <w:p>
+      <w:r>
+        <w:pict w14:anchorId="623108F2">
+          <v:rect id="_x0000_i1092" style="width:0;height:1.5pt" o:hralign="center" o:hrstd="t" o:hr="t" fillcolor="#a0a0a0" stroked="f"/>
+        </w:pict>
+      </w:r>
+    </w:p>
+    <w:p/>
+    <w:p>
+      <w:pPr>
+        <w:rPr>
+          <w:b/>
+          <w:bCs/>
+        </w:rPr>
+      </w:pPr>
+      <w:r>
+        <w:rPr>
+          <w:b/>
+          <w:bCs/>
+        </w:rPr>
+        <w:t>7</w:t>
+      </w:r>
+      <w:r>
+        <w:rPr>
+          <w:b/>
+          <w:bCs/>
+        </w:rPr>
+        <w:t xml:space="preserve">. Push the Complete Project to </w:t>
+      </w:r>
+      <w:proofErr w:type="spellStart"/>
+      <w:r>
+        <w:rPr>
+          <w:b/>
+          <w:bCs/>
+        </w:rPr>
+        <w:t>CodeCommit</w:t>
+      </w:r>
+      <w:proofErr w:type="spellEnd"/>
+    </w:p>
+    <w:p>
+      <w:r>
+        <w:t xml:space="preserve">Once the </w:t>
+      </w:r>
+      <w:proofErr w:type="spellStart"/>
+      <w:r>
+        <w:t>CodeCommit</w:t>
+      </w:r>
+      <w:proofErr w:type="spellEnd"/>
+      <w:r>
+        <w:t xml:space="preserve"> history was synchronized and the unwanted item was removed, the complete project was pushed to the AWS </w:t>
+      </w:r>
+      <w:proofErr w:type="spellStart"/>
+      <w:r>
+        <w:t>CodeCommit</w:t>
+      </w:r>
+      <w:proofErr w:type="spellEnd"/>
+      <w:r>
+        <w:t xml:space="preserve"> repository:</w:t>
+      </w:r>
+    </w:p>
+    <w:p>
+      <w:r>
+        <w:t xml:space="preserve">git push </w:t>
+      </w:r>
+      <w:proofErr w:type="spellStart"/>
+      <w:r>
+        <w:t>codecommit</w:t>
+      </w:r>
+      <w:proofErr w:type="spellEnd"/>
+      <w:r>
+        <w:t xml:space="preserve"> main</w:t>
+      </w:r>
+    </w:p>
+    <w:p>
+      <w:r>
+        <w:t xml:space="preserve">The </w:t>
+      </w:r>
+      <w:proofErr w:type="spellStart"/>
+      <w:r>
+        <w:t>CodeCommit</w:t>
+      </w:r>
+      <w:proofErr w:type="spellEnd"/>
+      <w:r>
+        <w:t xml:space="preserve"> repository contains the project source and documentation, including:</w:t>
+      </w:r>
+    </w:p>
+    <w:p>
+      <w:r>
+        <w:t>Sandeep-CICD-Project/</w:t>
+      </w:r>
+    </w:p>
+    <w:p>
+      <w:pPr>
+        <w:pStyle w:val="ListParagraph"/>
+        <w:numPr>
+          <w:ilvl w:val="0"/>
+          <w:numId w:val="8"/>
+        </w:numPr>
+      </w:pPr>
+      <w:proofErr w:type="gramStart"/>
+      <w:r>
+        <w:t>.</w:t>
+      </w:r>
+      <w:proofErr w:type="spellStart"/>
+      <w:r>
+        <w:t>github</w:t>
+      </w:r>
+      <w:proofErr w:type="spellEnd"/>
+      <w:proofErr w:type="gramEnd"/>
+      <w:r>
+        <w:t>/</w:t>
+      </w:r>
+    </w:p>
+    <w:p>
+      <w:pPr>
+        <w:pStyle w:val="ListParagraph"/>
+        <w:numPr>
+          <w:ilvl w:val="0"/>
+          <w:numId w:val="8"/>
+        </w:numPr>
+      </w:pPr>
+      <w:r>
+        <w:t>workflows/</w:t>
+      </w:r>
+    </w:p>
+    <w:p>
+      <w:pPr>
+        <w:pStyle w:val="ListParagraph"/>
+        <w:numPr>
+          <w:ilvl w:val="0"/>
+          <w:numId w:val="8"/>
+        </w:numPr>
+      </w:pPr>
+      <w:proofErr w:type="spellStart"/>
+      <w:r>
+        <w:t>src</w:t>
+      </w:r>
+      <w:proofErr w:type="spellEnd"/>
+      <w:r>
+        <w:t>/</w:t>
+      </w:r>
+    </w:p>
+    <w:p>
+      <w:pPr>
+        <w:pStyle w:val="ListParagraph"/>
+        <w:numPr>
+          <w:ilvl w:val="1"/>
+          <w:numId w:val="8"/>
+        </w:numPr>
+      </w:pPr>
+      <w:r>
+        <w:t>index.html</w:t>
+      </w:r>
+    </w:p>
+    <w:p>
+      <w:pPr>
+        <w:pStyle w:val="ListParagraph"/>
+        <w:numPr>
+          <w:ilvl w:val="1"/>
+          <w:numId w:val="8"/>
+        </w:numPr>
+      </w:pPr>
+      <w:r>
+        <w:t>style.css</w:t>
+      </w:r>
+    </w:p>
+    <w:p>
+      <w:pPr>
+        <w:pStyle w:val="ListParagraph"/>
+        <w:numPr>
+          <w:ilvl w:val="1"/>
+          <w:numId w:val="8"/>
+        </w:numPr>
+      </w:pPr>
+      <w:r>
+        <w:t>script.js</w:t>
+      </w:r>
+    </w:p>
+    <w:p>
+      <w:pPr>
+        <w:pStyle w:val="ListParagraph"/>
+        <w:numPr>
+          <w:ilvl w:val="0"/>
+          <w:numId w:val="8"/>
+        </w:numPr>
+      </w:pPr>
+      <w:r>
+        <w:t>KT/</w:t>
+      </w:r>
+    </w:p>
+    <w:p>
+      <w:pPr>
+        <w:pStyle w:val="ListParagraph"/>
+        <w:numPr>
+          <w:ilvl w:val="1"/>
+          <w:numId w:val="8"/>
+        </w:numPr>
+      </w:pPr>
+      <w:r>
+        <w:t>GitHub-Actions-CICD-KT.md</w:t>
+      </w:r>
+    </w:p>
+    <w:p>
+      <w:pPr>
+        <w:pStyle w:val="ListParagraph"/>
+        <w:numPr>
+          <w:ilvl w:val="0"/>
+          <w:numId w:val="8"/>
+        </w:numPr>
+      </w:pPr>
+      <w:proofErr w:type="gramStart"/>
+      <w:r>
+        <w:t>.</w:t>
+      </w:r>
+      <w:proofErr w:type="spellStart"/>
+      <w:r>
+        <w:t>gitignore</w:t>
+      </w:r>
+      <w:proofErr w:type="spellEnd"/>
+      <w:proofErr w:type="gramEnd"/>
+    </w:p>
+    <w:p>
+      <w:pPr>
+        <w:pStyle w:val="ListParagraph"/>
+        <w:numPr>
+          <w:ilvl w:val="0"/>
+          <w:numId w:val="8"/>
+        </w:numPr>
+      </w:pPr>
+      <w:r>
+        <w:t>README.md</w:t>
+      </w:r>
+    </w:p>
+    <w:p>
+      <w:r>
+        <w:t xml:space="preserve">The GitHub repository remains configured as origin, while AWS </w:t>
+      </w:r>
+      <w:proofErr w:type="spellStart"/>
+      <w:r>
+        <w:t>CodeCommit</w:t>
+      </w:r>
+      <w:proofErr w:type="spellEnd"/>
+      <w:r>
+        <w:t xml:space="preserve"> is configured as </w:t>
+      </w:r>
+      <w:proofErr w:type="spellStart"/>
+      <w:r>
+        <w:t>codecommit</w:t>
+      </w:r>
+      <w:proofErr w:type="spellEnd"/>
+      <w:r>
+        <w:t>.</w:t>
+      </w:r>
+    </w:p>
+    <w:p>
+      <w:r>
+        <w:pict w14:anchorId="0F90EDE8">
+          <v:rect id="_x0000_i1111" style="width:0;height:1.5pt" o:hralign="center" o:hrstd="t" o:hr="t" fillcolor="#a0a0a0" stroked="f"/>
+        </w:pict>
+      </w:r>
+    </w:p>
+    <w:p>
+      <w:pPr>
+        <w:rPr>
+          <w:b/>
+          <w:bCs/>
+        </w:rPr>
+      </w:pPr>
+    </w:p>
+    <w:p>
+      <w:pPr>
+        <w:rPr>
+          <w:b/>
+          <w:bCs/>
+        </w:rPr>
+      </w:pPr>
+      <w:r>
+        <w:rPr>
+          <w:b/>
+          <w:bCs/>
+        </w:rPr>
+        <w:lastRenderedPageBreak/>
+        <w:t>8</w:t>
+      </w:r>
+      <w:r>
+        <w:rPr>
+          <w:b/>
+          <w:bCs/>
+        </w:rPr>
+        <w:t>. Final Repository Configuration</w:t>
+      </w:r>
+    </w:p>
+    <w:p>
+      <w:r>
+        <w:t>The final Git remote configuration is:</w:t>
+      </w:r>
+    </w:p>
+    <w:tbl>
+      <w:tblPr>
+        <w:tblW w:w="0" w:type="auto"/>
+        <w:tblCellSpacing w:w="15" w:type="dxa"/>
+        <w:tblBorders>
+          <w:top w:val="single" w:sz="4" w:space="0" w:color="auto"/>
+          <w:left w:val="single" w:sz="4" w:space="0" w:color="auto"/>
+          <w:bottom w:val="single" w:sz="4" w:space="0" w:color="auto"/>
+          <w:right w:val="single" w:sz="4" w:space="0" w:color="auto"/>
+          <w:insideH w:val="single" w:sz="4" w:space="0" w:color="auto"/>
+          <w:insideV w:val="single" w:sz="4" w:space="0" w:color="auto"/>
+        </w:tblBorders>
+        <w:tblCellMar>
+          <w:top w:w="15" w:type="dxa"/>
+          <w:left w:w="15" w:type="dxa"/>
+          <w:bottom w:w="15" w:type="dxa"/>
+          <w:right w:w="15" w:type="dxa"/>
+        </w:tblCellMar>
+        <w:tblLook w:val="04A0" w:firstRow="1" w:lastRow="0" w:firstColumn="1" w:lastColumn="0" w:noHBand="0" w:noVBand="1"/>
+      </w:tblPr>
+      <w:tblGrid>
+        <w:gridCol w:w="1705"/>
+        <w:gridCol w:w="3150"/>
+      </w:tblGrid>
+      <w:tr>
+        <w:trPr>
+          <w:tblCellSpacing w:w="15" w:type="dxa"/>
+        </w:trPr>
+        <w:tc>
+          <w:tcPr>
+            <w:tcW w:w="1660" w:type="dxa"/>
+            <w:vAlign w:val="center"/>
+            <w:hideMark/>
+          </w:tcPr>
+          <w:p>
+            <w:pPr>
+              <w:jc w:val="center"/>
+              <w:rPr>
+                <w:b/>
+                <w:bCs/>
+              </w:rPr>
+            </w:pPr>
+            <w:r>
+              <w:rPr>
+                <w:b/>
+                <w:bCs/>
+              </w:rPr>
+              <w:t>Remote</w:t>
+            </w:r>
+          </w:p>
+        </w:tc>
+        <w:tc>
+          <w:tcPr>
+            <w:tcW w:w="3105" w:type="dxa"/>
+            <w:vAlign w:val="center"/>
+            <w:hideMark/>
+          </w:tcPr>
+          <w:p>
+            <w:pPr>
+              <w:jc w:val="center"/>
+              <w:rPr>
+                <w:b/>
+                <w:bCs/>
+              </w:rPr>
+            </w:pPr>
+            <w:r>
+              <w:rPr>
+                <w:b/>
+                <w:bCs/>
+              </w:rPr>
+              <w:t>Purpose</w:t>
+            </w:r>
+          </w:p>
+        </w:tc>
+      </w:tr>
+      <w:tr>
+        <w:trPr>
+          <w:tblCellSpacing w:w="15" w:type="dxa"/>
+        </w:trPr>
+        <w:tc>
+          <w:tcPr>
+            <w:tcW w:w="1660" w:type="dxa"/>
+            <w:vAlign w:val="center"/>
+            <w:hideMark/>
+          </w:tcPr>
+          <w:p>
+            <w:pPr>
+              <w:jc w:val="center"/>
+            </w:pPr>
+            <w:r>
+              <w:t>origin</w:t>
+            </w:r>
+          </w:p>
+        </w:tc>
+        <w:tc>
+          <w:tcPr>
+            <w:tcW w:w="3105" w:type="dxa"/>
+            <w:vAlign w:val="center"/>
+            <w:hideMark/>
+          </w:tcPr>
+          <w:p>
+            <w:pPr>
+              <w:jc w:val="center"/>
+            </w:pPr>
+            <w:r>
+              <w:t>GitHub repository</w:t>
+            </w:r>
+          </w:p>
+        </w:tc>
+      </w:tr>
+      <w:tr>
+        <w:trPr>
+          <w:tblCellSpacing w:w="15" w:type="dxa"/>
+        </w:trPr>
+        <w:tc>
+          <w:tcPr>
+            <w:tcW w:w="1660" w:type="dxa"/>
+            <w:vAlign w:val="center"/>
+            <w:hideMark/>
+          </w:tcPr>
+          <w:p>
+            <w:pPr>
+              <w:jc w:val="center"/>
+            </w:pPr>
+            <w:proofErr w:type="spellStart"/>
+            <w:r>
+              <w:t>codecommit</w:t>
+            </w:r>
+            <w:proofErr w:type="spellEnd"/>
+          </w:p>
+        </w:tc>
+        <w:tc>
+          <w:tcPr>
+            <w:tcW w:w="3105" w:type="dxa"/>
+            <w:vAlign w:val="center"/>
+            <w:hideMark/>
+          </w:tcPr>
+          <w:p>
+            <w:pPr>
+              <w:jc w:val="center"/>
+            </w:pPr>
+            <w:r>
+              <w:t xml:space="preserve">AWS </w:t>
+            </w:r>
+            <w:proofErr w:type="spellStart"/>
+            <w:r>
+              <w:t>CodeCommit</w:t>
+            </w:r>
+            <w:proofErr w:type="spellEnd"/>
+            <w:r>
+              <w:t xml:space="preserve"> repository</w:t>
+            </w:r>
+          </w:p>
+        </w:tc>
+      </w:tr>
+    </w:tbl>
+    <w:p/>
+    <w:p>
+      <w:r>
+        <w:t>GitHub:</w:t>
+      </w:r>
+      <w:r>
+        <w:t xml:space="preserve"> </w:t>
+      </w:r>
+      <w:r>
+        <w:t>https://github.com/Sandeep-Jagan/Sandeep-CICD-Project.git</w:t>
+      </w:r>
+    </w:p>
+    <w:p>
+      <w:r>
+        <w:t xml:space="preserve">AWS </w:t>
+      </w:r>
+      <w:proofErr w:type="spellStart"/>
+      <w:r>
+        <w:t>CodeCommit</w:t>
+      </w:r>
+      <w:proofErr w:type="spellEnd"/>
+      <w:r>
+        <w:t>:</w:t>
+      </w:r>
+      <w:r>
+        <w:t xml:space="preserve"> s</w:t>
+      </w:r>
+      <w:r>
+        <w:t>sh://</w:t>
+      </w:r>
+      <w:r>
+        <w:t>[sshKey-</w:t>
+      </w:r>
+      <w:proofErr w:type="gramStart"/>
+      <w:r>
+        <w:t>ID]</w:t>
+      </w:r>
+      <w:r>
+        <w:t>@</w:t>
+      </w:r>
+      <w:proofErr w:type="gramEnd"/>
+      <w:r>
+        <w:t>git-codecommit.us-east-1.amazonaws.com/v1/repos/Sandeep-cicd-task-repo</w:t>
+      </w:r>
+    </w:p>
+    <w:p>
+      <w:r>
+        <w:pict w14:anchorId="46039780">
+          <v:rect id="_x0000_i1112" style="width:0;height:1.5pt" o:hralign="center" o:hrstd="t" o:hr="t" fillcolor="#a0a0a0" stroked="f"/>
+        </w:pict>
+      </w:r>
+    </w:p>
+    <w:p/>
     <w:sectPr>
+      <w:headerReference w:type="default" r:id="rId7"/>
+      <w:footerReference w:type="default" r:id="rId8"/>
       <w:pgSz w:w="11906" w:h="16838"/>
       <w:pgMar w:top="1440" w:right="1440" w:bottom="1440" w:left="1440" w:header="720" w:footer="720" w:gutter="0"/>
       <w:cols w:space="720"/>
@@ -3412,6 +4843,131 @@
     </w:sectPr>
   </w:body>
 </w:document>
+</file>
+
+<file path=word/endnotes.xml><?xml version="1.0" encoding="utf-8"?>
+<w:endnotes xmlns:wpc="http://schemas.microsoft.com/office/word/2010/wordprocessingCanvas" xmlns:cx="http://schemas.microsoft.com/office/drawing/2014/chartex" xmlns:cx1="http://schemas.microsoft.com/office/drawing/2015/9/8/chartex" xmlns:cx2="http://schemas.microsoft.com/office/drawing/2015/10/21/chartex" xmlns:cx3="http://schemas.microsoft.com/office/drawing/2016/5/9/chartex" xmlns:cx4="http://schemas.microsoft.com/office/drawing/2016/5/10/chartex" xmlns:cx5="http://schemas.microsoft.com/office/drawing/2016/5/11/chartex" xmlns:cx6="http://schemas.microsoft.com/office/drawing/2016/5/12/chartex" xmlns:cx7="http://schemas.microsoft.com/office/drawing/2016/5/13/chartex" xmlns:cx8="http://schemas.microsoft.com/office/drawing/2016/5/14/chartex" xmlns:mc="http://schemas.openxmlformats.org/markup-compatibility/2006" xmlns:aink="http://schemas.microsoft.com/office/drawing/2016/ink" xmlns:am3d="http://schemas.microsoft.com/office/drawing/2017/model3d" xmlns:o="urn:schemas-microsoft-com:office:office" xmlns:oel="http://schemas.microsoft.com/office/2019/extlst" xmlns:r="http://schemas.openxmlformats.org/officeDocument/2006/relationships" xmlns:m="http://schemas.openxmlformats.org/officeDocument/2006/math" xmlns:v="urn:schemas-microsoft-com:vml" xmlns:wp14="http://schemas.microsoft.com/office/word/2010/wordprocessingDrawing" xmlns:wp="http://schemas.openxmlformats.org/drawingml/2006/wordprocessingDrawing" xmlns:w10="urn:schemas-microsoft-com:office:word" xmlns:w="http://schemas.openxmlformats.org/wordprocessingml/2006/main" xmlns:w14="http://schemas.microsoft.com/office/word/2010/wordml" xmlns:w15="http://schemas.microsoft.com/office/word/2012/wordml" xmlns:w16cex="http://schemas.microsoft.com/office/word/2018/wordml/cex" xmlns:w16cid="http://schemas.microsoft.com/office/word/2016/wordml/cid" xmlns:w16="http://schemas.microsoft.com/office/word/2018/wordml" xmlns:w16du="http://schemas.microsoft.com/office/word/2023/wordml/word16du" xmlns:w16sdtdh="http://schemas.microsoft.com/office/word/2020/wordml/sdtdatahash" xmlns:w16sdtfl="http://schemas.microsoft.com/office/word/2024/wordml/sdtformatlock" xmlns:w16se="http://schemas.microsoft.com/office/word/2015/wordml/symex" xmlns:wpg="http://schemas.microsoft.com/office/word/2010/wordprocessingGroup" xmlns:wpi="http://schemas.microsoft.com/office/word/2010/wordprocessingInk" xmlns:wne="http://schemas.microsoft.com/office/word/2006/wordml" xmlns:wps="http://schemas.microsoft.com/office/word/2010/wordprocessingShape" mc:Ignorable="w14 w15 w16se w16cid w16 w16cex w16sdtdh w16sdtfl w16du wp14">
+  <w:endnote w:type="separator" w:id="-1">
+    <w:p>
+      <w:pPr>
+        <w:spacing w:after="0" w:line="240" w:lineRule="auto"/>
+      </w:pPr>
+      <w:r>
+        <w:separator/>
+      </w:r>
+    </w:p>
+  </w:endnote>
+  <w:endnote w:type="continuationSeparator" w:id="0">
+    <w:p>
+      <w:pPr>
+        <w:spacing w:after="0" w:line="240" w:lineRule="auto"/>
+      </w:pPr>
+      <w:r>
+        <w:continuationSeparator/>
+      </w:r>
+    </w:p>
+  </w:endnote>
+</w:endnotes>
+</file>
+
+<file path=word/footer1.xml><?xml version="1.0" encoding="utf-8"?>
+<w:ftr xmlns:wpc="http://schemas.microsoft.com/office/word/2010/wordprocessingCanvas" xmlns:cx="http://schemas.microsoft.com/office/drawing/2014/chartex" xmlns:cx1="http://schemas.microsoft.com/office/drawing/2015/9/8/chartex" xmlns:cx2="http://schemas.microsoft.com/office/drawing/2015/10/21/chartex" xmlns:cx3="http://schemas.microsoft.com/office/drawing/2016/5/9/chartex" xmlns:cx4="http://schemas.microsoft.com/office/drawing/2016/5/10/chartex" xmlns:cx5="http://schemas.microsoft.com/office/drawing/2016/5/11/chartex" xmlns:cx6="http://schemas.microsoft.com/office/drawing/2016/5/12/chartex" xmlns:cx7="http://schemas.microsoft.com/office/drawing/2016/5/13/chartex" xmlns:cx8="http://schemas.microsoft.com/office/drawing/2016/5/14/chartex" xmlns:mc="http://schemas.openxmlformats.org/markup-compatibility/2006" xmlns:aink="http://schemas.microsoft.com/office/drawing/2016/ink" xmlns:am3d="http://schemas.microsoft.com/office/drawing/2017/model3d" xmlns:o="urn:schemas-microsoft-com:office:office" xmlns:oel="http://schemas.microsoft.com/office/2019/extlst" xmlns:r="http://schemas.openxmlformats.org/officeDocument/2006/relationships" xmlns:m="http://schemas.openxmlformats.org/officeDocument/2006/math" xmlns:v="urn:schemas-microsoft-com:vml" xmlns:wp14="http://schemas.microsoft.com/office/word/2010/wordprocessingDrawing" xmlns:wp="http://schemas.openxmlformats.org/drawingml/2006/wordprocessingDrawing" xmlns:w10="urn:schemas-microsoft-com:office:word" xmlns:w="http://schemas.openxmlformats.org/wordprocessingml/2006/main" xmlns:w14="http://schemas.microsoft.com/office/word/2010/wordml" xmlns:w15="http://schemas.microsoft.com/office/word/2012/wordml" xmlns:w16cex="http://schemas.microsoft.com/office/word/2018/wordml/cex" xmlns:w16cid="http://schemas.microsoft.com/office/word/2016/wordml/cid" xmlns:w16="http://schemas.microsoft.com/office/word/2018/wordml" xmlns:w16du="http://schemas.microsoft.com/office/word/2023/wordml/word16du" xmlns:w16sdtdh="http://schemas.microsoft.com/office/word/2020/wordml/sdtdatahash" xmlns:w16sdtfl="http://schemas.microsoft.com/office/word/2024/wordml/sdtformatlock" xmlns:w16se="http://schemas.microsoft.com/office/word/2015/wordml/symex" xmlns:wpg="http://schemas.microsoft.com/office/word/2010/wordprocessingGroup" xmlns:wpi="http://schemas.microsoft.com/office/word/2010/wordprocessingInk" xmlns:wne="http://schemas.microsoft.com/office/word/2006/wordml" xmlns:wps="http://schemas.microsoft.com/office/word/2010/wordprocessingShape" mc:Ignorable="w14 w15 w16se w16cid w16 w16cex w16sdtdh w16sdtfl w16du wp14">
+  <w:sdt>
+    <w:sdtPr>
+      <w:id w:val="896400081"/>
+      <w:docPartObj>
+        <w:docPartGallery w:val="Page Numbers (Bottom of Page)"/>
+        <w:docPartUnique/>
+      </w:docPartObj>
+    </w:sdtPr>
+    <w:sdtContent>
+      <w:p>
+        <w:pPr>
+          <w:pStyle w:val="Footer"/>
+          <w:jc w:val="right"/>
+        </w:pPr>
+        <w:r>
+          <w:t xml:space="preserve">Page | </w:t>
+        </w:r>
+        <w:r>
+          <w:fldChar w:fldCharType="begin"/>
+        </w:r>
+        <w:r>
+          <w:instrText xml:space="preserve"> PAGE   \* MERGEFORMAT </w:instrText>
+        </w:r>
+        <w:r>
+          <w:fldChar w:fldCharType="separate"/>
+        </w:r>
+        <w:r>
+          <w:rPr>
+            <w:noProof/>
+          </w:rPr>
+          <w:t>2</w:t>
+        </w:r>
+        <w:r>
+          <w:rPr>
+            <w:noProof/>
+          </w:rPr>
+          <w:fldChar w:fldCharType="end"/>
+        </w:r>
+        <w:r>
+          <w:t xml:space="preserve"> </w:t>
+        </w:r>
+      </w:p>
+    </w:sdtContent>
+  </w:sdt>
+  <w:p>
+    <w:pPr>
+      <w:pStyle w:val="Footer"/>
+    </w:pPr>
+  </w:p>
+</w:ftr>
+</file>
+
+<file path=word/footnotes.xml><?xml version="1.0" encoding="utf-8"?>
+<w:footnotes xmlns:wpc="http://schemas.microsoft.com/office/word/2010/wordprocessingCanvas" xmlns:cx="http://schemas.microsoft.com/office/drawing/2014/chartex" xmlns:cx1="http://schemas.microsoft.com/office/drawing/2015/9/8/chartex" xmlns:cx2="http://schemas.microsoft.com/office/drawing/2015/10/21/chartex" xmlns:cx3="http://schemas.microsoft.com/office/drawing/2016/5/9/chartex" xmlns:cx4="http://schemas.microsoft.com/office/drawing/2016/5/10/chartex" xmlns:cx5="http://schemas.microsoft.com/office/drawing/2016/5/11/chartex" xmlns:cx6="http://schemas.microsoft.com/office/drawing/2016/5/12/chartex" xmlns:cx7="http://schemas.microsoft.com/office/drawing/2016/5/13/chartex" xmlns:cx8="http://schemas.microsoft.com/office/drawing/2016/5/14/chartex" xmlns:mc="http://schemas.openxmlformats.org/markup-compatibility/2006" xmlns:aink="http://schemas.microsoft.com/office/drawing/2016/ink" xmlns:am3d="http://schemas.microsoft.com/office/drawing/2017/model3d" xmlns:o="urn:schemas-microsoft-com:office:office" xmlns:oel="http://schemas.microsoft.com/office/2019/extlst" xmlns:r="http://schemas.openxmlformats.org/officeDocument/2006/relationships" xmlns:m="http://schemas.openxmlformats.org/officeDocument/2006/math" xmlns:v="urn:schemas-microsoft-com:vml" xmlns:wp14="http://schemas.microsoft.com/office/word/2010/wordprocessingDrawing" xmlns:wp="http://schemas.openxmlformats.org/drawingml/2006/wordprocessingDrawing" xmlns:w10="urn:schemas-microsoft-com:office:word" xmlns:w="http://schemas.openxmlformats.org/wordprocessingml/2006/main" xmlns:w14="http://schemas.microsoft.com/office/word/2010/wordml" xmlns:w15="http://schemas.microsoft.com/office/word/2012/wordml" xmlns:w16cex="http://schemas.microsoft.com/office/word/2018/wordml/cex" xmlns:w16cid="http://schemas.microsoft.com/office/word/2016/wordml/cid" xmlns:w16="http://schemas.microsoft.com/office/word/2018/wordml" xmlns:w16du="http://schemas.microsoft.com/office/word/2023/wordml/word16du" xmlns:w16sdtdh="http://schemas.microsoft.com/office/word/2020/wordml/sdtdatahash" xmlns:w16sdtfl="http://schemas.microsoft.com/office/word/2024/wordml/sdtformatlock" xmlns:w16se="http://schemas.microsoft.com/office/word/2015/wordml/symex" xmlns:wpg="http://schemas.microsoft.com/office/word/2010/wordprocessingGroup" xmlns:wpi="http://schemas.microsoft.com/office/word/2010/wordprocessingInk" xmlns:wne="http://schemas.microsoft.com/office/word/2006/wordml" xmlns:wps="http://schemas.microsoft.com/office/word/2010/wordprocessingShape" mc:Ignorable="w14 w15 w16se w16cid w16 w16cex w16sdtdh w16sdtfl w16du wp14">
+  <w:footnote w:type="separator" w:id="-1">
+    <w:p>
+      <w:pPr>
+        <w:spacing w:after="0" w:line="240" w:lineRule="auto"/>
+      </w:pPr>
+      <w:r>
+        <w:separator/>
+      </w:r>
+    </w:p>
+  </w:footnote>
+  <w:footnote w:type="continuationSeparator" w:id="0">
+    <w:p>
+      <w:pPr>
+        <w:spacing w:after="0" w:line="240" w:lineRule="auto"/>
+      </w:pPr>
+      <w:r>
+        <w:continuationSeparator/>
+      </w:r>
+    </w:p>
+  </w:footnote>
+</w:footnotes>
+</file>
+
+<file path=word/header1.xml><?xml version="1.0" encoding="utf-8"?>
+<w:hdr xmlns:wpc="http://schemas.microsoft.com/office/word/2010/wordprocessingCanvas" xmlns:cx="http://schemas.microsoft.com/office/drawing/2014/chartex" xmlns:cx1="http://schemas.microsoft.com/office/drawing/2015/9/8/chartex" xmlns:cx2="http://schemas.microsoft.com/office/drawing/2015/10/21/chartex" xmlns:cx3="http://schemas.microsoft.com/office/drawing/2016/5/9/chartex" xmlns:cx4="http://schemas.microsoft.com/office/drawing/2016/5/10/chartex" xmlns:cx5="http://schemas.microsoft.com/office/drawing/2016/5/11/chartex" xmlns:cx6="http://schemas.microsoft.com/office/drawing/2016/5/12/chartex" xmlns:cx7="http://schemas.microsoft.com/office/drawing/2016/5/13/chartex" xmlns:cx8="http://schemas.microsoft.com/office/drawing/2016/5/14/chartex" xmlns:mc="http://schemas.openxmlformats.org/markup-compatibility/2006" xmlns:aink="http://schemas.microsoft.com/office/drawing/2016/ink" xmlns:am3d="http://schemas.microsoft.com/office/drawing/2017/model3d" xmlns:o="urn:schemas-microsoft-com:office:office" xmlns:oel="http://schemas.microsoft.com/office/2019/extlst" xmlns:r="http://schemas.openxmlformats.org/officeDocument/2006/relationships" xmlns:m="http://schemas.openxmlformats.org/officeDocument/2006/math" xmlns:v="urn:schemas-microsoft-com:vml" xmlns:wp14="http://schemas.microsoft.com/office/word/2010/wordprocessingDrawing" xmlns:wp="http://schemas.openxmlformats.org/drawingml/2006/wordprocessingDrawing" xmlns:w10="urn:schemas-microsoft-com:office:word" xmlns:w="http://schemas.openxmlformats.org/wordprocessingml/2006/main" xmlns:w14="http://schemas.microsoft.com/office/word/2010/wordml" xmlns:w15="http://schemas.microsoft.com/office/word/2012/wordml" xmlns:w16cex="http://schemas.microsoft.com/office/word/2018/wordml/cex" xmlns:w16cid="http://schemas.microsoft.com/office/word/2016/wordml/cid" xmlns:w16="http://schemas.microsoft.com/office/word/2018/wordml" xmlns:w16du="http://schemas.microsoft.com/office/word/2023/wordml/word16du" xmlns:w16sdtdh="http://schemas.microsoft.com/office/word/2020/wordml/sdtdatahash" xmlns:w16sdtfl="http://schemas.microsoft.com/office/word/2024/wordml/sdtformatlock" xmlns:w16se="http://schemas.microsoft.com/office/word/2015/wordml/symex" xmlns:wpg="http://schemas.microsoft.com/office/word/2010/wordprocessingGroup" xmlns:wpi="http://schemas.microsoft.com/office/word/2010/wordprocessingInk" xmlns:wne="http://schemas.microsoft.com/office/word/2006/wordml" xmlns:wps="http://schemas.microsoft.com/office/word/2010/wordprocessingShape" mc:Ignorable="w14 w15 w16se w16cid w16 w16cex w16sdtdh w16sdtfl w16du wp14">
+  <w:p>
+    <w:pPr>
+      <w:jc w:val="right"/>
+      <w:rPr>
+        <w:b/>
+        <w:bCs/>
+      </w:rPr>
+    </w:pPr>
+    <w:r>
+      <w:rPr>
+        <w:b/>
+        <w:bCs/>
+      </w:rPr>
+      <w:t>GitHub Actions CI/CD Project</w:t>
+    </w:r>
+  </w:p>
+</w:hdr>
 </file>
 
 <file path=word/numbering.xml><?xml version="1.0" encoding="utf-8"?>
@@ -6133,6 +7689,50 @@
       </w:rPr>
     </w:tblStylePr>
   </w:style>
+  <w:style w:type="paragraph" w:styleId="Header">
+    <w:name w:val="header"/>
+    <w:basedOn w:val="Normal"/>
+    <w:link w:val="HeaderChar"/>
+    <w:uiPriority w:val="99"/>
+    <w:unhideWhenUsed/>
+    <w:rsid w:val="00BD6801"/>
+    <w:pPr>
+      <w:tabs>
+        <w:tab w:val="center" w:pos="4513"/>
+        <w:tab w:val="right" w:pos="9026"/>
+      </w:tabs>
+      <w:spacing w:after="0" w:line="240" w:lineRule="auto"/>
+    </w:pPr>
+  </w:style>
+  <w:style w:type="character" w:customStyle="1" w:styleId="HeaderChar">
+    <w:name w:val="Header Char"/>
+    <w:basedOn w:val="DefaultParagraphFont"/>
+    <w:link w:val="Header"/>
+    <w:uiPriority w:val="99"/>
+    <w:rsid w:val="00BD6801"/>
+  </w:style>
+  <w:style w:type="paragraph" w:styleId="Footer">
+    <w:name w:val="footer"/>
+    <w:basedOn w:val="Normal"/>
+    <w:link w:val="FooterChar"/>
+    <w:uiPriority w:val="99"/>
+    <w:unhideWhenUsed/>
+    <w:rsid w:val="00BD6801"/>
+    <w:pPr>
+      <w:tabs>
+        <w:tab w:val="center" w:pos="4513"/>
+        <w:tab w:val="right" w:pos="9026"/>
+      </w:tabs>
+      <w:spacing w:after="0" w:line="240" w:lineRule="auto"/>
+    </w:pPr>
+  </w:style>
+  <w:style w:type="character" w:customStyle="1" w:styleId="FooterChar">
+    <w:name w:val="Footer Char"/>
+    <w:basedOn w:val="DefaultParagraphFont"/>
+    <w:link w:val="Footer"/>
+    <w:uiPriority w:val="99"/>
+    <w:rsid w:val="00BD6801"/>
+  </w:style>
 </w:styles>
 </file>
 

--- a/KT/GitHub Actions CI-CD KT Document.docx
+++ b/KT/GitHub Actions CI-CD KT Document.docx
@@ -532,6 +532,7 @@
         <w:rPr>
           <w:b/>
           <w:bCs/>
+          <w:noProof/>
         </w:rPr>
         <w:drawing>
           <wp:inline distT="0" distB="0" distL="0" distR="0" wp14:anchorId="4B1DCEE8" wp14:editId="5B094BF8">
@@ -579,7 +580,7 @@
           <w:i/>
           <w:iCs/>
         </w:rPr>
-        <w:t>Figure 1: GitHub repository showing the project name, main branch, and project files.</w:t>
+        <w:t>Figure 1: GitHub repository</w:t>
       </w:r>
     </w:p>
     <w:p>
@@ -944,108 +945,6 @@
           <w:bCs/>
         </w:rPr>
         <w:lastRenderedPageBreak/>
-        <w:t>3.2 Excluded from the Current Implementation</w:t>
-      </w:r>
-    </w:p>
-    <w:p>
-      <w:r>
-        <w:t>The current implementation does not necessarily include:</w:t>
-      </w:r>
-    </w:p>
-    <w:p>
-      <w:pPr>
-        <w:numPr>
-          <w:ilvl w:val="0"/>
-          <w:numId w:val="13"/>
-        </w:numPr>
-      </w:pPr>
-      <w:r>
-        <w:t>A backend application or database.</w:t>
-      </w:r>
-    </w:p>
-    <w:p>
-      <w:pPr>
-        <w:numPr>
-          <w:ilvl w:val="0"/>
-          <w:numId w:val="13"/>
-        </w:numPr>
-      </w:pPr>
-      <w:r>
-        <w:t>Infrastructure provisioning through Terraform or CloudFormation.</w:t>
-      </w:r>
-    </w:p>
-    <w:p>
-      <w:pPr>
-        <w:numPr>
-          <w:ilvl w:val="0"/>
-          <w:numId w:val="13"/>
-        </w:numPr>
-      </w:pPr>
-      <w:r>
-        <w:t>Multiple deployment environments.</w:t>
-      </w:r>
-    </w:p>
-    <w:p>
-      <w:pPr>
-        <w:numPr>
-          <w:ilvl w:val="0"/>
-          <w:numId w:val="13"/>
-        </w:numPr>
-      </w:pPr>
-      <w:r>
-        <w:t>Automated rollback.</w:t>
-      </w:r>
-    </w:p>
-    <w:p>
-      <w:pPr>
-        <w:numPr>
-          <w:ilvl w:val="0"/>
-          <w:numId w:val="13"/>
-        </w:numPr>
-      </w:pPr>
-      <w:r>
-        <w:t>Browser-based end-to-end testing.</w:t>
-      </w:r>
-    </w:p>
-    <w:p>
-      <w:pPr>
-        <w:numPr>
-          <w:ilvl w:val="0"/>
-          <w:numId w:val="13"/>
-        </w:numPr>
-      </w:pPr>
-      <w:r>
-        <w:t>CloudFront and custom-domain configuration.</w:t>
-      </w:r>
-    </w:p>
-    <w:p>
-      <w:pPr>
-        <w:numPr>
-          <w:ilvl w:val="0"/>
-          <w:numId w:val="13"/>
-        </w:numPr>
-      </w:pPr>
-      <w:r>
-        <w:t>A formal production approval process.</w:t>
-      </w:r>
-    </w:p>
-    <w:p>
-      <w:r>
-        <w:t>These can be added as future enhancements.</w:t>
-      </w:r>
-    </w:p>
-    <w:p>
-      <w:pPr>
-        <w:rPr>
-          <w:b/>
-          <w:bCs/>
-        </w:rPr>
-      </w:pPr>
-      <w:r>
-        <w:rPr>
-          <w:b/>
-          <w:bCs/>
-        </w:rPr>
         <w:t>4. Technologies Used</w:t>
       </w:r>
     </w:p>
@@ -1675,61 +1574,77 @@
           <w:b/>
           <w:bCs/>
         </w:rPr>
+        <w:t>5. Project Architecture</w:t>
+      </w:r>
+    </w:p>
+    <w:p>
+      <w:pPr>
+        <w:rPr>
+          <w:b/>
+          <w:bCs/>
+        </w:rPr>
+      </w:pPr>
+      <w:r>
+        <w:rPr>
+          <w:b/>
+          <w:bCs/>
+        </w:rPr>
+        <w:t>5.1 Architecture Overview</w:t>
+      </w:r>
+    </w:p>
+    <w:p>
+      <w:pPr>
+        <w:jc w:val="both"/>
+      </w:pPr>
+      <w:r>
+        <w:t>The project follows a source-to-deployment workflow in which GitHub stores the application and GitHub Actions automates the deployment.</w:t>
+      </w:r>
+    </w:p>
+    <w:p>
+      <w:pPr>
+        <w:jc w:val="both"/>
+      </w:pPr>
+      <w:r>
+        <w:t>The workflow starts when a configured repository event occurs, such as a push to the main branch.</w:t>
+      </w:r>
+    </w:p>
+    <w:p>
+      <w:pPr>
+        <w:jc w:val="both"/>
+      </w:pPr>
+      <w:r>
+        <w:t>GitHub Actions validates the source files, runs the tests, prepares the deployment directory, and requests temporary AWS credentials through OIDC role assumption. After authentication succeeds, the workflow deploys the generated files to the configured S3 bucket.</w:t>
+      </w:r>
+    </w:p>
+    <w:p>
+      <w:pPr>
+        <w:rPr>
+          <w:b/>
+          <w:bCs/>
+        </w:rPr>
+      </w:pPr>
+    </w:p>
+    <w:p>
+      <w:pPr>
+        <w:rPr>
+          <w:b/>
+          <w:bCs/>
+        </w:rPr>
+      </w:pPr>
+    </w:p>
+    <w:p>
+      <w:pPr>
+        <w:rPr>
+          <w:b/>
+          <w:bCs/>
+        </w:rPr>
+      </w:pPr>
+      <w:r>
+        <w:rPr>
+          <w:b/>
+          <w:bCs/>
+        </w:rPr>
         <w:lastRenderedPageBreak/>
-        <w:t>5. Project Architecture</w:t>
-      </w:r>
-    </w:p>
-    <w:p>
-      <w:pPr>
-        <w:rPr>
-          <w:b/>
-          <w:bCs/>
-        </w:rPr>
-      </w:pPr>
-      <w:r>
-        <w:rPr>
-          <w:b/>
-          <w:bCs/>
-        </w:rPr>
-        <w:t>5.1 Architecture Overview</w:t>
-      </w:r>
-    </w:p>
-    <w:p>
-      <w:pPr>
-        <w:jc w:val="both"/>
-      </w:pPr>
-      <w:r>
-        <w:t>The project follows a source-to-deployment workflow in which GitHub stores the application and GitHub Actions automates the deployment.</w:t>
-      </w:r>
-    </w:p>
-    <w:p>
-      <w:pPr>
-        <w:jc w:val="both"/>
-      </w:pPr>
-      <w:r>
-        <w:t>The workflow starts when a configured repository event occurs, such as a push to the main branch.</w:t>
-      </w:r>
-    </w:p>
-    <w:p>
-      <w:pPr>
-        <w:jc w:val="both"/>
-      </w:pPr>
-      <w:r>
-        <w:t>GitHub Actions validates the source files, runs the tests, prepares the deployment directory, and requests temporary AWS credentials through OIDC role assumption. After authentication succeeds, the workflow deploys the generated files to the configured S3 bucket.</w:t>
-      </w:r>
-    </w:p>
-    <w:p>
-      <w:pPr>
-        <w:rPr>
-          <w:b/>
-          <w:bCs/>
-        </w:rPr>
-      </w:pPr>
-      <w:r>
-        <w:rPr>
-          <w:b/>
-          <w:bCs/>
-        </w:rPr>
         <w:t>5.2 Architecture Flow</w:t>
       </w:r>
     </w:p>
@@ -1969,49 +1884,50 @@
           <w:b/>
           <w:bCs/>
         </w:rPr>
+        <w:t xml:space="preserve">AWS </w:t>
+      </w:r>
+      <w:proofErr w:type="spellStart"/>
+      <w:r>
+        <w:rPr>
+          <w:b/>
+          <w:bCs/>
+        </w:rPr>
+        <w:t>CodeCommit</w:t>
+      </w:r>
+      <w:proofErr w:type="spellEnd"/>
+      <w:r>
+        <w:rPr>
+          <w:b/>
+          <w:bCs/>
+        </w:rPr>
+        <w:t xml:space="preserve"> </w:t>
+      </w:r>
+      <w:r>
+        <w:t xml:space="preserve">is maintained as a separate repository for the project files. GitHub and </w:t>
+      </w:r>
+      <w:proofErr w:type="spellStart"/>
+      <w:r>
+        <w:t>CodeCommit</w:t>
+      </w:r>
+      <w:proofErr w:type="spellEnd"/>
+      <w:r>
+        <w:t xml:space="preserve"> do not automatically synchronize unless an explicit synchronization mechanism is configured.</w:t>
+      </w:r>
+    </w:p>
+    <w:p>
+      <w:pPr>
+        <w:rPr>
+          <w:b/>
+          <w:bCs/>
+        </w:rPr>
+      </w:pPr>
+      <w:r>
+        <w:rPr>
+          <w:b/>
+          <w:bCs/>
+          <w:noProof/>
+        </w:rPr>
         <w:lastRenderedPageBreak/>
-        <w:t xml:space="preserve">AWS </w:t>
-      </w:r>
-      <w:proofErr w:type="spellStart"/>
-      <w:r>
-        <w:rPr>
-          <w:b/>
-          <w:bCs/>
-        </w:rPr>
-        <w:t>CodeCommit</w:t>
-      </w:r>
-      <w:proofErr w:type="spellEnd"/>
-      <w:r>
-        <w:rPr>
-          <w:b/>
-          <w:bCs/>
-        </w:rPr>
-        <w:t xml:space="preserve"> </w:t>
-      </w:r>
-      <w:r>
-        <w:t xml:space="preserve">is maintained as a separate repository for the project files. GitHub and </w:t>
-      </w:r>
-      <w:proofErr w:type="spellStart"/>
-      <w:r>
-        <w:t>CodeCommit</w:t>
-      </w:r>
-      <w:proofErr w:type="spellEnd"/>
-      <w:r>
-        <w:t xml:space="preserve"> do not automatically synchronize unless an explicit synchronization mechanism is configured.</w:t>
-      </w:r>
-    </w:p>
-    <w:p>
-      <w:pPr>
-        <w:rPr>
-          <w:b/>
-          <w:bCs/>
-        </w:rPr>
-      </w:pPr>
-      <w:r>
-        <w:rPr>
-          <w:b/>
-          <w:bCs/>
-        </w:rPr>
         <w:drawing>
           <wp:inline distT="0" distB="0" distL="0" distR="0" wp14:anchorId="466F5AF9" wp14:editId="7813FB35">
             <wp:extent cx="5682615" cy="7048500"/>
@@ -2094,58 +2010,58 @@
           <w:b/>
           <w:bCs/>
         </w:rPr>
+        <w:t>5.3 Component Responsibilities</w:t>
+      </w:r>
+    </w:p>
+    <w:p>
+      <w:pPr>
+        <w:rPr>
+          <w:b/>
+          <w:bCs/>
+        </w:rPr>
+      </w:pPr>
+      <w:r>
+        <w:rPr>
+          <w:b/>
+          <w:bCs/>
+        </w:rPr>
+        <w:t xml:space="preserve">GitHub: Stores </w:t>
+      </w:r>
+      <w:r>
+        <w:t>application source code, workflow files, tests, and documentation.</w:t>
+      </w:r>
+    </w:p>
+    <w:p>
+      <w:pPr>
+        <w:rPr>
+          <w:b/>
+          <w:bCs/>
+        </w:rPr>
+      </w:pPr>
+      <w:r>
+        <w:rPr>
+          <w:b/>
+          <w:bCs/>
+        </w:rPr>
+        <w:t xml:space="preserve">GitHub Actions: </w:t>
+      </w:r>
+      <w:r>
+        <w:t>Executes the CI/CD pipeline.</w:t>
+      </w:r>
+    </w:p>
+    <w:p>
+      <w:pPr>
+        <w:rPr>
+          <w:b/>
+          <w:bCs/>
+        </w:rPr>
+      </w:pPr>
+      <w:r>
+        <w:rPr>
+          <w:b/>
+          <w:bCs/>
+        </w:rPr>
         <w:lastRenderedPageBreak/>
-        <w:t>5.3 Component Responsibilities</w:t>
-      </w:r>
-    </w:p>
-    <w:p>
-      <w:pPr>
-        <w:rPr>
-          <w:b/>
-          <w:bCs/>
-        </w:rPr>
-      </w:pPr>
-      <w:r>
-        <w:rPr>
-          <w:b/>
-          <w:bCs/>
-        </w:rPr>
-        <w:t xml:space="preserve">GitHub: Stores </w:t>
-      </w:r>
-      <w:r>
-        <w:t>application source code, workflow files, tests, and documentation.</w:t>
-      </w:r>
-    </w:p>
-    <w:p>
-      <w:pPr>
-        <w:rPr>
-          <w:b/>
-          <w:bCs/>
-        </w:rPr>
-      </w:pPr>
-      <w:r>
-        <w:rPr>
-          <w:b/>
-          <w:bCs/>
-        </w:rPr>
-        <w:t xml:space="preserve">GitHub Actions: </w:t>
-      </w:r>
-      <w:r>
-        <w:t>Executes the CI/CD pipeline.</w:t>
-      </w:r>
-    </w:p>
-    <w:p>
-      <w:pPr>
-        <w:rPr>
-          <w:b/>
-          <w:bCs/>
-        </w:rPr>
-      </w:pPr>
-      <w:r>
-        <w:rPr>
-          <w:b/>
-          <w:bCs/>
-        </w:rPr>
         <w:t xml:space="preserve">GitHub OIDC: </w:t>
       </w:r>
       <w:r>
@@ -2734,7 +2650,6 @@
                 <w:b/>
                 <w:bCs/>
               </w:rPr>
-              <w:lastRenderedPageBreak/>
               <w:t>src</w:t>
             </w:r>
             <w:proofErr w:type="spellEnd"/>
@@ -2858,6 +2773,7 @@
                 <w:b/>
                 <w:bCs/>
               </w:rPr>
+              <w:lastRenderedPageBreak/>
               <w:t>.</w:t>
             </w:r>
             <w:proofErr w:type="spellStart"/>
@@ -3194,11 +3110,12 @@
         <w:rPr>
           <w:b/>
           <w:bCs/>
+          <w:noProof/>
         </w:rPr>
         <w:lastRenderedPageBreak/>
         <w:drawing>
-          <wp:inline distT="0" distB="0" distL="0" distR="0" wp14:anchorId="4C8E0054" wp14:editId="5BBEE042">
-            <wp:extent cx="5731510" cy="2980690"/>
+          <wp:inline distT="0" distB="0" distL="0" distR="0" wp14:anchorId="4C8E0054" wp14:editId="0585924F">
+            <wp:extent cx="5731510" cy="2952750"/>
             <wp:effectExtent l="0" t="0" r="2540" b="0"/>
             <wp:docPr id="1270227471" name="Picture 1"/>
             <wp:cNvGraphicFramePr>
@@ -3220,7 +3137,7 @@
                   <pic:spPr>
                     <a:xfrm>
                       <a:off x="0" y="0"/>
-                      <a:ext cx="5731510" cy="2980690"/>
+                      <a:ext cx="5731510" cy="2952750"/>
                     </a:xfrm>
                     <a:prstGeom prst="rect">
                       <a:avLst/>
@@ -4101,6 +4018,7 @@
         <w:rPr>
           <w:b/>
           <w:bCs/>
+          <w:noProof/>
         </w:rPr>
         <w:drawing>
           <wp:inline distT="0" distB="0" distL="0" distR="0" wp14:anchorId="1C1FDA03" wp14:editId="18032220">
@@ -4158,6 +4076,7 @@
         <w:rPr>
           <w:b/>
           <w:bCs/>
+          <w:noProof/>
         </w:rPr>
         <w:lastRenderedPageBreak/>
         <w:drawing>
@@ -4227,10 +4146,7 @@
         <w:t>The workflow uses repository variables for environment-specific configuration.</w:t>
       </w:r>
       <w:r>
-        <w:t xml:space="preserve"> </w:t>
-      </w:r>
-      <w:r>
-        <w:t>These variables contain configuration values, not AWS access keys.</w:t>
+        <w:t xml:space="preserve"> These variables contain configuration values, not AWS access keys.</w:t>
       </w:r>
     </w:p>
     <w:tbl>
@@ -4589,6 +4505,7 @@
         <w:rPr>
           <w:b/>
           <w:bCs/>
+          <w:noProof/>
         </w:rPr>
         <w:drawing>
           <wp:inline distT="0" distB="0" distL="0" distR="0" wp14:anchorId="174F43D6" wp14:editId="6B5AA853">
@@ -5156,11 +5073,12 @@
         <w:rPr>
           <w:b/>
           <w:bCs/>
+          <w:noProof/>
         </w:rPr>
         <w:drawing>
-          <wp:inline distT="0" distB="0" distL="0" distR="0" wp14:anchorId="06AF2C03" wp14:editId="19FCCD01">
-            <wp:extent cx="5731510" cy="3114675"/>
-            <wp:effectExtent l="0" t="0" r="2540" b="9525"/>
+          <wp:inline distT="0" distB="0" distL="0" distR="0" wp14:anchorId="06AF2C03" wp14:editId="792AB1B6">
+            <wp:extent cx="5731510" cy="3371850"/>
+            <wp:effectExtent l="0" t="0" r="2540" b="0"/>
             <wp:docPr id="427325388" name="Picture 1"/>
             <wp:cNvGraphicFramePr>
               <a:graphicFrameLocks xmlns:a="http://schemas.openxmlformats.org/drawingml/2006/main" noChangeAspect="1"/>
@@ -5181,7 +5099,7 @@
                   <pic:spPr>
                     <a:xfrm>
                       <a:off x="0" y="0"/>
-                      <a:ext cx="5731510" cy="3114675"/>
+                      <a:ext cx="5731510" cy="3371850"/>
                     </a:xfrm>
                     <a:prstGeom prst="rect">
                       <a:avLst/>
@@ -5237,7 +5155,6 @@
           <w:b/>
           <w:bCs/>
         </w:rPr>
-        <w:lastRenderedPageBreak/>
         <w:t>11. AWS IAM Permissions Policy</w:t>
       </w:r>
     </w:p>
@@ -5288,6 +5205,7 @@
         <w:rPr>
           <w:b/>
           <w:bCs/>
+          <w:noProof/>
         </w:rPr>
         <w:drawing>
           <wp:inline distT="0" distB="0" distL="0" distR="0" wp14:anchorId="6000EDD0" wp14:editId="4BA749BC">
@@ -5387,142 +5305,241 @@
         <w:t xml:space="preserve">OpenID Connect (OIDC) </w:t>
       </w:r>
       <w:r>
-        <w:t>is an identity protocol that allows GitHub Actions to present a signed identity token to AWS.</w:t>
+        <w:t xml:space="preserve">is an </w:t>
+      </w:r>
+      <w:r>
+        <w:t>identity protocol that allows GitHub Actions to present a signed identity token to AWS. AWS validates the token and checks whether the identity satisfies the trust conditions configured on the IAM role. When the request is accepted, AWS Security Token Service (STS) provides temporary credentials for the assumed role.</w:t>
       </w:r>
       <w:r>
         <w:t xml:space="preserve"> </w:t>
       </w:r>
       <w:r>
-        <w:t>AWS validates the token and checks whether the identity satisfies the trust conditions configured on the IAM role.</w:t>
-      </w:r>
-      <w:r>
-        <w:t xml:space="preserve"> </w:t>
-      </w:r>
-      <w:r>
-        <w:t>When the request is accepted, AWS STS provides temporary credentials for the assumed role.</w:t>
-      </w:r>
-      <w:r>
-        <w:t xml:space="preserve"> </w:t>
-      </w:r>
-      <w:r>
-        <w:t>This approach avoids storing long-lived AWS access keys in GitHub for the deployment workflow.</w:t>
-      </w:r>
-    </w:p>
-    <w:p>
-      <w:pPr>
-        <w:rPr>
-          <w:b/>
-          <w:bCs/>
-        </w:rPr>
-      </w:pPr>
-      <w:r>
-        <w:rPr>
-          <w:b/>
-          <w:bCs/>
-        </w:rPr>
-        <w:t>12.2 OIDC Provider Details</w:t>
-      </w:r>
-    </w:p>
-    <w:p>
-      <w:pPr>
-        <w:pStyle w:val="ListParagraph"/>
+        <w:t>This approach avoids storing long-lived AWS access keys in GitHub for the deployment workflow and improves the security of the CI/CD pipeline.</w:t>
+      </w:r>
+    </w:p>
+    <w:p>
+      <w:pPr>
+        <w:rPr>
+          <w:b/>
+          <w:bCs/>
+        </w:rPr>
+      </w:pPr>
+    </w:p>
+    <w:p>
+      <w:pPr>
+        <w:rPr>
+          <w:b/>
+          <w:bCs/>
+        </w:rPr>
+      </w:pPr>
+    </w:p>
+    <w:p>
+      <w:pPr>
+        <w:rPr>
+          <w:b/>
+          <w:bCs/>
+        </w:rPr>
+      </w:pPr>
+      <w:r>
+        <w:rPr>
+          <w:b/>
+          <w:bCs/>
+        </w:rPr>
+        <w:lastRenderedPageBreak/>
+        <w:t>12.</w:t>
+      </w:r>
+      <w:r>
+        <w:rPr>
+          <w:b/>
+          <w:bCs/>
+        </w:rPr>
+        <w:t>2</w:t>
+      </w:r>
+      <w:r>
+        <w:rPr>
+          <w:b/>
+          <w:bCs/>
+        </w:rPr>
+        <w:t xml:space="preserve"> Steps to Create the GitHub OIDC Identity Provider in AWS</w:t>
+      </w:r>
+    </w:p>
+    <w:p>
+      <w:pPr>
+        <w:jc w:val="both"/>
+      </w:pPr>
+      <w:r>
+        <w:t>The GitHub OIDC identity provider must be configured in the AWS account before GitHub Actions can authenticate with AWS through OpenID Connect. If the provider already exists, verify its configuration and reuse it instead of creating a duplicate.</w:t>
+      </w:r>
+    </w:p>
+    <w:p>
+      <w:pPr>
+        <w:jc w:val="both"/>
+        <w:rPr>
+          <w:b/>
+          <w:bCs/>
+        </w:rPr>
+      </w:pPr>
+      <w:r>
+        <w:rPr>
+          <w:b/>
+          <w:bCs/>
+        </w:rPr>
+        <w:t>Configuration steps</w:t>
+      </w:r>
+      <w:r>
+        <w:rPr>
+          <w:b/>
+          <w:bCs/>
+        </w:rPr>
+        <w:t xml:space="preserve">: </w:t>
+      </w:r>
+    </w:p>
+    <w:p>
+      <w:pPr>
         <w:numPr>
           <w:ilvl w:val="0"/>
-          <w:numId w:val="29"/>
+          <w:numId w:val="36"/>
         </w:numPr>
-        <w:rPr>
-          <w:b/>
-          <w:bCs/>
-        </w:rPr>
-      </w:pPr>
-      <w:r>
-        <w:rPr>
-          <w:b/>
-          <w:bCs/>
-        </w:rPr>
-        <w:t>The configured AWS OIDC provider ARN is:</w:t>
-      </w:r>
-      <w:r>
-        <w:rPr>
-          <w:b/>
-          <w:bCs/>
-        </w:rPr>
-        <w:t xml:space="preserve"> </w:t>
-      </w:r>
-      <w:proofErr w:type="gramStart"/>
-      <w:r>
-        <w:t>arn:aws</w:t>
-      </w:r>
-      <w:proofErr w:type="gramEnd"/>
-      <w:r>
-        <w:t>:</w:t>
-      </w:r>
-      <w:proofErr w:type="gramStart"/>
-      <w:r>
-        <w:t>iam::767260371307:oidc-provider/token.actions.githubusercontent.com</w:t>
-      </w:r>
-      <w:proofErr w:type="gramEnd"/>
-    </w:p>
-    <w:p>
-      <w:pPr>
-        <w:pStyle w:val="ListParagraph"/>
+        <w:jc w:val="both"/>
+      </w:pPr>
+      <w:r>
+        <w:t xml:space="preserve">Open the </w:t>
+      </w:r>
+      <w:r>
+        <w:rPr>
+          <w:b/>
+          <w:bCs/>
+        </w:rPr>
+        <w:t>IAM</w:t>
+      </w:r>
+      <w:r>
+        <w:t xml:space="preserve"> service.</w:t>
+      </w:r>
+    </w:p>
+    <w:p>
+      <w:pPr>
         <w:numPr>
           <w:ilvl w:val="0"/>
-          <w:numId w:val="29"/>
+          <w:numId w:val="36"/>
         </w:numPr>
-        <w:rPr>
-          <w:b/>
-          <w:bCs/>
-        </w:rPr>
-      </w:pPr>
-      <w:r>
-        <w:rPr>
-          <w:b/>
-          <w:bCs/>
-        </w:rPr>
-        <w:t>Provider URL:</w:t>
-      </w:r>
-      <w:r>
-        <w:rPr>
-          <w:b/>
-          <w:bCs/>
-        </w:rPr>
-        <w:t xml:space="preserve"> </w:t>
-      </w:r>
-      <w:r>
-        <w:t>https://token.actions.githubusercontent.com</w:t>
-      </w:r>
-    </w:p>
-    <w:p>
-      <w:pPr>
-        <w:pStyle w:val="ListParagraph"/>
+        <w:jc w:val="both"/>
+      </w:pPr>
+      <w:r>
+        <w:t xml:space="preserve">In the left navigation pane, select </w:t>
+      </w:r>
+      <w:r>
+        <w:rPr>
+          <w:b/>
+          <w:bCs/>
+        </w:rPr>
+        <w:t>Identity providers</w:t>
+      </w:r>
+    </w:p>
+    <w:p>
+      <w:pPr>
         <w:numPr>
           <w:ilvl w:val="0"/>
-          <w:numId w:val="29"/>
+          <w:numId w:val="36"/>
         </w:numPr>
-        <w:rPr>
-          <w:b/>
-          <w:bCs/>
-        </w:rPr>
-      </w:pPr>
-      <w:r>
-        <w:rPr>
-          <w:b/>
-          <w:bCs/>
-        </w:rPr>
-        <w:t>Expected audience:</w:t>
+        <w:jc w:val="both"/>
+      </w:pPr>
+      <w:r>
+        <w:t>Select</w:t>
       </w:r>
       <w:r>
         <w:t xml:space="preserve"> </w:t>
       </w:r>
       <w:r>
+        <w:rPr>
+          <w:b/>
+          <w:bCs/>
+        </w:rPr>
+        <w:t>Add provider</w:t>
+      </w:r>
+    </w:p>
+    <w:p>
+      <w:pPr>
+        <w:numPr>
+          <w:ilvl w:val="0"/>
+          <w:numId w:val="36"/>
+        </w:numPr>
+        <w:jc w:val="both"/>
+      </w:pPr>
+      <w:r>
+        <w:t xml:space="preserve">For Provider type, select </w:t>
+      </w:r>
+      <w:r>
+        <w:rPr>
+          <w:b/>
+          <w:bCs/>
+        </w:rPr>
+        <w:t>OpenID Connect</w:t>
+      </w:r>
+      <w:r>
+        <w:t>.</w:t>
+      </w:r>
+    </w:p>
+    <w:p>
+      <w:pPr>
+        <w:numPr>
+          <w:ilvl w:val="0"/>
+          <w:numId w:val="36"/>
+        </w:numPr>
+        <w:jc w:val="both"/>
+      </w:pPr>
+      <w:r>
+        <w:t>For Provider URL, enter:</w:t>
+      </w:r>
+      <w:r>
+        <w:t xml:space="preserve"> </w:t>
+      </w:r>
+      <w:r>
+        <w:rPr>
+          <w:b/>
+          <w:bCs/>
+        </w:rPr>
+        <w:t>https://token.actions.githubusercontent.com</w:t>
+      </w:r>
+    </w:p>
+    <w:p>
+      <w:pPr>
+        <w:numPr>
+          <w:ilvl w:val="0"/>
+          <w:numId w:val="36"/>
+        </w:numPr>
+        <w:jc w:val="both"/>
+      </w:pPr>
+      <w:r>
+        <w:t>For Audience, enter:</w:t>
+      </w:r>
+      <w:r>
+        <w:t xml:space="preserve"> </w:t>
+      </w:r>
+      <w:r>
+        <w:rPr>
+          <w:b/>
+          <w:bCs/>
+        </w:rPr>
         <w:t>sts.amazonaws.com</w:t>
       </w:r>
     </w:p>
     <w:p>
-      <w:r>
-        <w:lastRenderedPageBreak/>
-        <w:t>The audience identifies the intended recipient of the token in the AWS role-assumption flow.</w:t>
+      <w:pPr>
+        <w:numPr>
+          <w:ilvl w:val="0"/>
+          <w:numId w:val="36"/>
+        </w:numPr>
+        <w:jc w:val="both"/>
+      </w:pPr>
+      <w:r>
+        <w:t xml:space="preserve">Review the values and select </w:t>
+      </w:r>
+      <w:r>
+        <w:rPr>
+          <w:b/>
+          <w:bCs/>
+        </w:rPr>
+        <w:t>Add provider</w:t>
       </w:r>
     </w:p>
     <w:p>
@@ -5690,6 +5707,7 @@
         </w:numPr>
       </w:pPr>
       <w:r>
+        <w:lastRenderedPageBreak/>
         <w:t xml:space="preserve">Uses the AWS STS </w:t>
       </w:r>
       <w:proofErr w:type="spellStart"/>
@@ -5740,8 +5758,8 @@
         <w:rPr>
           <w:b/>
           <w:bCs/>
-        </w:rPr>
-        <w:lastRenderedPageBreak/>
+          <w:noProof/>
+        </w:rPr>
         <w:drawing>
           <wp:inline distT="0" distB="0" distL="0" distR="0" wp14:anchorId="4F585CE7" wp14:editId="69F2415F">
             <wp:extent cx="5731510" cy="3615690"/>
@@ -5798,12 +5816,18 @@
           <w:b/>
           <w:bCs/>
         </w:rPr>
-        <w:t>12.6 OIDC Diagnostic Verification</w:t>
-      </w:r>
-    </w:p>
-    <w:p>
-      <w:r>
-        <w:t>During troubleshooting, the workflow inspected the token's issuer, audience, and subject without printing the token itself.</w:t>
+        <w:t>12.6 OIDC Verification</w:t>
+      </w:r>
+    </w:p>
+    <w:p>
+      <w:r>
+        <w:t xml:space="preserve">During </w:t>
+      </w:r>
+      <w:r>
+        <w:t>verification</w:t>
+      </w:r>
+      <w:r>
+        <w:t>, the workflow inspected the token's issuer, audience, and subject without printing the token itself.</w:t>
       </w:r>
     </w:p>
     <w:p>
@@ -5899,23 +5923,6 @@
       </w:r>
     </w:p>
     <w:p>
-      <w:r>
-        <w:t>This helped identify the identity claims presented by the workflow.</w:t>
-      </w:r>
-      <w:r>
-        <w:t xml:space="preserve"> </w:t>
-      </w:r>
-      <w:r>
-        <w:t>The diagnostic step was temporary. It should be removed from the final workflow if it is no longer needed.</w:t>
-      </w:r>
-      <w:r>
-        <w:t xml:space="preserve"> </w:t>
-      </w:r>
-      <w:r>
-        <w:t>Never print the full OIDC token or store it in the repository.</w:t>
-      </w:r>
-    </w:p>
-    <w:p>
       <w:pPr>
         <w:jc w:val="center"/>
         <w:rPr>
@@ -5927,6 +5934,7 @@
         <w:rPr>
           <w:b/>
           <w:bCs/>
+          <w:noProof/>
         </w:rPr>
         <w:lastRenderedPageBreak/>
         <w:drawing>
@@ -6545,6 +6553,9 @@
         </w:rPr>
       </w:pPr>
       <w:r>
+        <w:rPr>
+          <w:noProof/>
+        </w:rPr>
         <w:drawing>
           <wp:inline distT="0" distB="0" distL="0" distR="0" wp14:anchorId="5289BBE6" wp14:editId="2311977F">
             <wp:extent cx="5731510" cy="1468755"/>
@@ -6597,6 +6608,7 @@
         <w:rPr>
           <w:b/>
           <w:bCs/>
+          <w:noProof/>
         </w:rPr>
         <w:drawing>
           <wp:inline distT="0" distB="0" distL="0" distR="0" wp14:anchorId="7ABA5E99" wp14:editId="7F18DDBF">
@@ -6671,349 +6683,65 @@
           <w:bCs/>
         </w:rPr>
         <w:lastRenderedPageBreak/>
-        <w:t xml:space="preserve">14. AWS </w:t>
-      </w:r>
-      <w:proofErr w:type="spellStart"/>
-      <w:r>
-        <w:rPr>
-          <w:b/>
-          <w:bCs/>
-        </w:rPr>
-        <w:t>CodeCommit</w:t>
-      </w:r>
-      <w:proofErr w:type="spellEnd"/>
-      <w:r>
-        <w:rPr>
-          <w:b/>
-          <w:bCs/>
-        </w:rPr>
-        <w:t xml:space="preserve"> Configuration</w:t>
-      </w:r>
-    </w:p>
-    <w:p>
-      <w:pPr>
-        <w:rPr>
-          <w:b/>
-          <w:bCs/>
-        </w:rPr>
-      </w:pPr>
-      <w:r>
-        <w:rPr>
-          <w:b/>
-          <w:bCs/>
-        </w:rPr>
-        <w:t>14.1 Repository Details</w:t>
-      </w:r>
-    </w:p>
-    <w:tbl>
-      <w:tblPr>
-        <w:tblStyle w:val="TableGrid"/>
-        <w:tblW w:w="0" w:type="auto"/>
-        <w:tblLook w:val="04A0" w:firstRow="1" w:lastRow="0" w:firstColumn="1" w:lastColumn="0" w:noHBand="0" w:noVBand="1"/>
-      </w:tblPr>
-      <w:tblGrid>
-        <w:gridCol w:w="2155"/>
-        <w:gridCol w:w="6861"/>
-      </w:tblGrid>
-      <w:tr>
-        <w:tc>
-          <w:tcPr>
-            <w:tcW w:w="2155" w:type="dxa"/>
-            <w:hideMark/>
-          </w:tcPr>
-          <w:p>
-            <w:pPr>
-              <w:spacing w:after="160" w:line="278" w:lineRule="auto"/>
-              <w:rPr>
-                <w:b/>
-                <w:bCs/>
-              </w:rPr>
-            </w:pPr>
-            <w:r>
-              <w:rPr>
-                <w:b/>
-                <w:bCs/>
-              </w:rPr>
-              <w:t>Property</w:t>
-            </w:r>
-          </w:p>
-        </w:tc>
-        <w:tc>
-          <w:tcPr>
-            <w:tcW w:w="6861" w:type="dxa"/>
-            <w:hideMark/>
-          </w:tcPr>
-          <w:p>
-            <w:pPr>
-              <w:spacing w:after="160" w:line="278" w:lineRule="auto"/>
-              <w:rPr>
-                <w:b/>
-                <w:bCs/>
-              </w:rPr>
-            </w:pPr>
-            <w:r>
-              <w:rPr>
-                <w:b/>
-                <w:bCs/>
-              </w:rPr>
-              <w:t>Value</w:t>
-            </w:r>
-          </w:p>
-        </w:tc>
-      </w:tr>
-      <w:tr>
-        <w:tc>
-          <w:tcPr>
-            <w:tcW w:w="2155" w:type="dxa"/>
-            <w:hideMark/>
-          </w:tcPr>
-          <w:p>
-            <w:pPr>
-              <w:spacing w:after="160" w:line="278" w:lineRule="auto"/>
-              <w:rPr>
-                <w:b/>
-                <w:bCs/>
-              </w:rPr>
-            </w:pPr>
-            <w:r>
-              <w:rPr>
-                <w:b/>
-                <w:bCs/>
-              </w:rPr>
-              <w:t>Repository Name</w:t>
-            </w:r>
-          </w:p>
-        </w:tc>
-        <w:tc>
-          <w:tcPr>
-            <w:tcW w:w="6861" w:type="dxa"/>
-            <w:hideMark/>
-          </w:tcPr>
-          <w:p>
-            <w:pPr>
-              <w:spacing w:after="160" w:line="278" w:lineRule="auto"/>
-            </w:pPr>
-            <w:r>
-              <w:t>Sandeep-</w:t>
-            </w:r>
-            <w:proofErr w:type="spellStart"/>
-            <w:r>
-              <w:t>cicd</w:t>
-            </w:r>
-            <w:proofErr w:type="spellEnd"/>
-            <w:r>
-              <w:t>-task-repo</w:t>
-            </w:r>
-          </w:p>
-        </w:tc>
-      </w:tr>
-      <w:tr>
-        <w:tc>
-          <w:tcPr>
-            <w:tcW w:w="2155" w:type="dxa"/>
-            <w:hideMark/>
-          </w:tcPr>
-          <w:p>
-            <w:pPr>
-              <w:spacing w:after="160" w:line="278" w:lineRule="auto"/>
-              <w:rPr>
-                <w:b/>
-                <w:bCs/>
-              </w:rPr>
-            </w:pPr>
-            <w:r>
-              <w:rPr>
-                <w:b/>
-                <w:bCs/>
-              </w:rPr>
-              <w:t>Region</w:t>
-            </w:r>
-          </w:p>
-        </w:tc>
-        <w:tc>
-          <w:tcPr>
-            <w:tcW w:w="6861" w:type="dxa"/>
-            <w:hideMark/>
-          </w:tcPr>
-          <w:p>
-            <w:pPr>
-              <w:spacing w:after="160" w:line="278" w:lineRule="auto"/>
-            </w:pPr>
-            <w:r>
-              <w:t>us-east-1</w:t>
-            </w:r>
-          </w:p>
-        </w:tc>
-      </w:tr>
-      <w:tr>
-        <w:tc>
-          <w:tcPr>
-            <w:tcW w:w="2155" w:type="dxa"/>
-            <w:hideMark/>
-          </w:tcPr>
-          <w:p>
-            <w:pPr>
-              <w:spacing w:after="160" w:line="278" w:lineRule="auto"/>
-              <w:rPr>
-                <w:b/>
-                <w:bCs/>
-              </w:rPr>
-            </w:pPr>
-            <w:r>
-              <w:rPr>
-                <w:b/>
-                <w:bCs/>
-              </w:rPr>
-              <w:t>Default Branch</w:t>
-            </w:r>
-          </w:p>
-        </w:tc>
-        <w:tc>
-          <w:tcPr>
-            <w:tcW w:w="6861" w:type="dxa"/>
-            <w:hideMark/>
-          </w:tcPr>
-          <w:p>
-            <w:pPr>
-              <w:spacing w:after="160" w:line="278" w:lineRule="auto"/>
-            </w:pPr>
-            <w:r>
-              <w:t>main</w:t>
-            </w:r>
-          </w:p>
-        </w:tc>
-      </w:tr>
-      <w:tr>
-        <w:tc>
-          <w:tcPr>
-            <w:tcW w:w="2155" w:type="dxa"/>
-            <w:hideMark/>
-          </w:tcPr>
-          <w:p>
-            <w:pPr>
-              <w:spacing w:after="160" w:line="278" w:lineRule="auto"/>
-              <w:rPr>
-                <w:b/>
-                <w:bCs/>
-              </w:rPr>
-            </w:pPr>
-            <w:r>
-              <w:rPr>
-                <w:b/>
-                <w:bCs/>
-              </w:rPr>
-              <w:t>Repository ARN</w:t>
-            </w:r>
-          </w:p>
-        </w:tc>
-        <w:tc>
-          <w:tcPr>
-            <w:tcW w:w="6861" w:type="dxa"/>
-            <w:hideMark/>
-          </w:tcPr>
-          <w:p>
-            <w:pPr>
-              <w:spacing w:after="160" w:line="278" w:lineRule="auto"/>
-            </w:pPr>
-            <w:proofErr w:type="gramStart"/>
-            <w:r>
-              <w:t>arn:aws</w:t>
-            </w:r>
-            <w:proofErr w:type="gramEnd"/>
-            <w:r>
-              <w:t>:codecommit:us-east-</w:t>
-            </w:r>
-            <w:proofErr w:type="gramStart"/>
-            <w:r>
-              <w:t>1:767260371307:Sandeep</w:t>
-            </w:r>
-            <w:proofErr w:type="gramEnd"/>
-            <w:r>
-              <w:t>-cicd-task-repo</w:t>
-            </w:r>
-          </w:p>
-        </w:tc>
-      </w:tr>
-      <w:tr>
-        <w:tc>
-          <w:tcPr>
-            <w:tcW w:w="2155" w:type="dxa"/>
-            <w:hideMark/>
-          </w:tcPr>
-          <w:p>
-            <w:pPr>
-              <w:spacing w:after="160" w:line="278" w:lineRule="auto"/>
-              <w:rPr>
-                <w:b/>
-                <w:bCs/>
-              </w:rPr>
-            </w:pPr>
-            <w:r>
-              <w:rPr>
-                <w:b/>
-                <w:bCs/>
-              </w:rPr>
-              <w:t>Repository ID</w:t>
-            </w:r>
-          </w:p>
-        </w:tc>
-        <w:tc>
-          <w:tcPr>
-            <w:tcW w:w="6861" w:type="dxa"/>
-            <w:hideMark/>
-          </w:tcPr>
-          <w:p>
-            <w:pPr>
-              <w:spacing w:after="160" w:line="278" w:lineRule="auto"/>
-            </w:pPr>
-            <w:r>
-              <w:t>9d54a2a7-352a-4a7d-90ce-45395e75e8a3</w:t>
-            </w:r>
-          </w:p>
-        </w:tc>
-      </w:tr>
-    </w:tbl>
-    <w:p>
-      <w:pPr>
-        <w:rPr>
-          <w:b/>
-          <w:bCs/>
-        </w:rPr>
-      </w:pPr>
-    </w:p>
-    <w:p>
-      <w:pPr>
-        <w:rPr>
-          <w:b/>
-          <w:bCs/>
-        </w:rPr>
-      </w:pPr>
-      <w:r>
-        <w:rPr>
-          <w:b/>
-          <w:bCs/>
-        </w:rPr>
-        <w:t>14.2 Purpose and Repository Roles</w:t>
-      </w:r>
-    </w:p>
-    <w:p>
-      <w:r>
-        <w:t>The project uses two separate Git repositories with different responsibilities.</w:t>
-      </w:r>
-    </w:p>
-    <w:p>
-      <w:pPr>
-        <w:rPr>
-          <w:b/>
-          <w:bCs/>
-        </w:rPr>
-      </w:pPr>
-      <w:r>
-        <w:rPr>
-          <w:b/>
-          <w:bCs/>
-        </w:rPr>
-        <w:t>GitHub — Primary Repository</w:t>
+        <w:t>1</w:t>
+      </w:r>
+      <w:r>
+        <w:rPr>
+          <w:b/>
+          <w:bCs/>
+        </w:rPr>
+        <w:t>4</w:t>
+      </w:r>
+      <w:r>
+        <w:rPr>
+          <w:b/>
+          <w:bCs/>
+        </w:rPr>
+        <w:t>. Testing and Validation</w:t>
+      </w:r>
+    </w:p>
+    <w:p>
+      <w:pPr>
+        <w:rPr>
+          <w:b/>
+          <w:bCs/>
+        </w:rPr>
+      </w:pPr>
+      <w:r>
+        <w:rPr>
+          <w:b/>
+          <w:bCs/>
+        </w:rPr>
+        <w:t>15.1 Automated Tests</w:t>
+      </w:r>
+    </w:p>
+    <w:p>
+      <w:pPr>
+        <w:rPr>
+          <w:b/>
+          <w:bCs/>
+        </w:rPr>
+      </w:pPr>
+      <w:r>
+        <w:rPr>
+          <w:b/>
+          <w:bCs/>
+        </w:rPr>
+        <w:t>The workflow executes:</w:t>
+      </w:r>
+      <w:r>
+        <w:rPr>
+          <w:b/>
+          <w:bCs/>
+        </w:rPr>
+        <w:t xml:space="preserve"> </w:t>
+      </w:r>
+      <w:r>
+        <w:rPr>
+          <w:b/>
+          <w:bCs/>
+        </w:rPr>
+        <w:t>bash tests/test.sh</w:t>
       </w:r>
     </w:p>
     <w:p>
@@ -7021,812 +6749,6 @@
         <w:jc w:val="both"/>
       </w:pPr>
       <w:r>
-        <w:t>The GitHub repository, Sandeep-Jagan/Sandeep-CICD-Project, is the primary source repository used by GitHub Actions. The CI/CD workflow reads the application source code and workflow configuration from GitHub, runs validation and tests, builds the application, authenticates to AWS using OIDC, and deploys the files to Amazon S3.</w:t>
-      </w:r>
-    </w:p>
-    <w:p>
-      <w:pPr>
-        <w:rPr>
-          <w:b/>
-          <w:bCs/>
-        </w:rPr>
-      </w:pPr>
-      <w:r>
-        <w:rPr>
-          <w:b/>
-          <w:bCs/>
-        </w:rPr>
-        <w:t xml:space="preserve">AWS </w:t>
-      </w:r>
-      <w:proofErr w:type="spellStart"/>
-      <w:r>
-        <w:rPr>
-          <w:b/>
-          <w:bCs/>
-        </w:rPr>
-        <w:t>CodeCommit</w:t>
-      </w:r>
-      <w:proofErr w:type="spellEnd"/>
-      <w:r>
-        <w:rPr>
-          <w:b/>
-          <w:bCs/>
-        </w:rPr>
-        <w:t xml:space="preserve"> — </w:t>
-      </w:r>
-      <w:r>
-        <w:rPr>
-          <w:b/>
-          <w:bCs/>
-        </w:rPr>
-        <w:t>AWS</w:t>
-      </w:r>
-      <w:r>
-        <w:rPr>
-          <w:b/>
-          <w:bCs/>
-        </w:rPr>
-        <w:t xml:space="preserve"> Repository</w:t>
-      </w:r>
-    </w:p>
-    <w:p>
-      <w:r>
-        <w:t xml:space="preserve">The AWS </w:t>
-      </w:r>
-      <w:proofErr w:type="spellStart"/>
-      <w:r>
-        <w:t>CodeCommit</w:t>
-      </w:r>
-      <w:proofErr w:type="spellEnd"/>
-      <w:r>
-        <w:t xml:space="preserve"> repository, Sandeep-</w:t>
-      </w:r>
-      <w:proofErr w:type="spellStart"/>
-      <w:r>
-        <w:t>cicd</w:t>
-      </w:r>
-      <w:proofErr w:type="spellEnd"/>
-      <w:r>
-        <w:t>-task-repo, provides an additional location for maintaining the project files in AWS.</w:t>
-      </w:r>
-    </w:p>
-    <w:p>
-      <w:r>
-        <w:t>The intended contents include:</w:t>
-      </w:r>
-    </w:p>
-    <w:p>
-      <w:pPr>
-        <w:numPr>
-          <w:ilvl w:val="0"/>
-          <w:numId w:val="32"/>
-        </w:numPr>
-      </w:pPr>
-      <w:r>
-        <w:t>Application source files.</w:t>
-      </w:r>
-    </w:p>
-    <w:p>
-      <w:pPr>
-        <w:numPr>
-          <w:ilvl w:val="0"/>
-          <w:numId w:val="32"/>
-        </w:numPr>
-      </w:pPr>
-      <w:r>
-        <w:t>GitHub Actions workflow configuration.</w:t>
-      </w:r>
-    </w:p>
-    <w:p>
-      <w:pPr>
-        <w:numPr>
-          <w:ilvl w:val="0"/>
-          <w:numId w:val="32"/>
-        </w:numPr>
-      </w:pPr>
-      <w:r>
-        <w:t>Automated test script.</w:t>
-      </w:r>
-    </w:p>
-    <w:p>
-      <w:pPr>
-        <w:numPr>
-          <w:ilvl w:val="0"/>
-          <w:numId w:val="32"/>
-        </w:numPr>
-      </w:pPr>
-      <w:r>
-        <w:t>README documentation.</w:t>
-      </w:r>
-    </w:p>
-    <w:p>
-      <w:pPr>
-        <w:numPr>
-          <w:ilvl w:val="0"/>
-          <w:numId w:val="32"/>
-        </w:numPr>
-      </w:pPr>
-      <w:proofErr w:type="gramStart"/>
-      <w:r>
-        <w:t>.</w:t>
-      </w:r>
-      <w:proofErr w:type="spellStart"/>
-      <w:r>
-        <w:t>gitignore</w:t>
-      </w:r>
-      <w:proofErr w:type="spellEnd"/>
-      <w:proofErr w:type="gramEnd"/>
-      <w:r>
-        <w:t>.</w:t>
-      </w:r>
-    </w:p>
-    <w:p>
-      <w:pPr>
-        <w:numPr>
-          <w:ilvl w:val="0"/>
-          <w:numId w:val="32"/>
-        </w:numPr>
-      </w:pPr>
-      <w:r>
-        <w:t>Knowledge transfer (KT) documentation.</w:t>
-      </w:r>
-    </w:p>
-    <w:p>
-      <w:r>
-        <w:rPr>
-          <w:b/>
-          <w:bCs/>
-        </w:rPr>
-        <w:t xml:space="preserve">Important: </w:t>
-      </w:r>
-      <w:r>
-        <w:t xml:space="preserve">GitHub is the source used by the current GitHub Actions pipeline. </w:t>
-      </w:r>
-      <w:proofErr w:type="spellStart"/>
-      <w:r>
-        <w:t>CodeCommit</w:t>
-      </w:r>
-      <w:proofErr w:type="spellEnd"/>
-      <w:r>
-        <w:t xml:space="preserve"> is a separate repository and does not automatically receive GitHub commits. Changes must be </w:t>
-      </w:r>
-      <w:r>
-        <w:lastRenderedPageBreak/>
-        <w:t xml:space="preserve">pushed to </w:t>
-      </w:r>
-      <w:proofErr w:type="spellStart"/>
-      <w:r>
-        <w:t>CodeCommit</w:t>
-      </w:r>
-      <w:proofErr w:type="spellEnd"/>
-      <w:r>
-        <w:t xml:space="preserve"> independently unless repository synchronization has been configured.</w:t>
-      </w:r>
-    </w:p>
-    <w:p>
-      <w:pPr>
-        <w:rPr>
-          <w:b/>
-          <w:bCs/>
-        </w:rPr>
-      </w:pPr>
-      <w:r>
-        <w:rPr>
-          <w:b/>
-          <w:bCs/>
-        </w:rPr>
-        <w:t>14.3 SSH Authentication</w:t>
-      </w:r>
-    </w:p>
-    <w:p>
-      <w:r>
-        <w:t xml:space="preserve">SSH authentication was documented as the method used to connect to AWS </w:t>
-      </w:r>
-      <w:proofErr w:type="spellStart"/>
-      <w:r>
-        <w:t>CodeCommit</w:t>
-      </w:r>
-      <w:proofErr w:type="spellEnd"/>
-      <w:r>
-        <w:t>.</w:t>
-      </w:r>
-    </w:p>
-    <w:p>
-      <w:r>
-        <w:t>The documented local private-key path is:</w:t>
-      </w:r>
-      <w:r>
-        <w:t xml:space="preserve"> </w:t>
-      </w:r>
-      <w:r>
-        <w:t>C:/Users/Sandeep.Jagan/.ssh/id_rsa</w:t>
-      </w:r>
-    </w:p>
-    <w:p>
-      <w:pPr>
-        <w:jc w:val="both"/>
-      </w:pPr>
-      <w:r>
-        <w:t>The corresponding public SSH key must be registered with the appropriate IAM user's SSH public key configuration.</w:t>
-      </w:r>
-      <w:r>
-        <w:t xml:space="preserve"> </w:t>
-      </w:r>
-      <w:r>
-        <w:t xml:space="preserve">The private key must remain on the authorized local computer. It must never be committed to GitHub or </w:t>
-      </w:r>
-      <w:proofErr w:type="spellStart"/>
-      <w:r>
-        <w:t>CodeCommit</w:t>
-      </w:r>
-      <w:proofErr w:type="spellEnd"/>
-      <w:r>
-        <w:t>, uploaded to the repository, or included in the KT document.</w:t>
-      </w:r>
-    </w:p>
-    <w:p>
-      <w:pPr>
-        <w:rPr>
-          <w:b/>
-          <w:bCs/>
-        </w:rPr>
-      </w:pPr>
-      <w:r>
-        <w:rPr>
-          <w:b/>
-          <w:bCs/>
-        </w:rPr>
-        <w:t xml:space="preserve">14.4 </w:t>
-      </w:r>
-      <w:proofErr w:type="spellStart"/>
-      <w:r>
-        <w:rPr>
-          <w:b/>
-          <w:bCs/>
-        </w:rPr>
-        <w:t>CodeCommit</w:t>
-      </w:r>
-      <w:proofErr w:type="spellEnd"/>
-      <w:r>
-        <w:rPr>
-          <w:b/>
-          <w:bCs/>
-        </w:rPr>
-        <w:t xml:space="preserve"> Remote Configuration</w:t>
-      </w:r>
-    </w:p>
-    <w:p>
-      <w:r>
-        <w:t>The documented SSH remote URL format is:</w:t>
-      </w:r>
-    </w:p>
-    <w:p>
-      <w:r>
-        <w:t>ssh://&lt;SSH_KEY_ID&gt;@git-codecommit.us-east-1.amazonaws.com/v1/repos/Sandeep-cicd-task-repo</w:t>
-      </w:r>
-    </w:p>
-    <w:p>
-      <w:r>
-        <w:t>Here, &lt;SSH_KEY_ID&gt; is a placeholder for the SSH key ID associated with the IAM user. Replace it with the actual key ID when configuring the remote.</w:t>
-      </w:r>
-    </w:p>
-    <w:p>
-      <w:r>
-        <w:t>To check the configured Git remotes, run:</w:t>
-      </w:r>
-      <w:r>
-        <w:t xml:space="preserve"> </w:t>
-      </w:r>
-      <w:r>
-        <w:t>git remote -v</w:t>
-      </w:r>
-    </w:p>
-    <w:p>
-      <w:r>
-        <w:t xml:space="preserve">If the </w:t>
-      </w:r>
-      <w:proofErr w:type="spellStart"/>
-      <w:r>
-        <w:t>CodeCommit</w:t>
-      </w:r>
-      <w:proofErr w:type="spellEnd"/>
-      <w:r>
-        <w:t xml:space="preserve"> remote is named </w:t>
-      </w:r>
-      <w:proofErr w:type="spellStart"/>
-      <w:r>
-        <w:t>codecommit</w:t>
-      </w:r>
-      <w:proofErr w:type="spellEnd"/>
-      <w:r>
-        <w:t xml:space="preserve">, push the current main branch </w:t>
-      </w:r>
-      <w:proofErr w:type="spellStart"/>
-      <w:r>
-        <w:t>using:</w:t>
-      </w:r>
-      <w:proofErr w:type="spellEnd"/>
-    </w:p>
-    <w:p>
-      <w:proofErr w:type="spellStart"/>
-      <w:r>
-        <w:t>git</w:t>
-      </w:r>
-      <w:proofErr w:type="spellEnd"/>
-      <w:r>
-        <w:t xml:space="preserve"> push </w:t>
-      </w:r>
-      <w:proofErr w:type="spellStart"/>
-      <w:r>
-        <w:t>codecommit</w:t>
-      </w:r>
-      <w:proofErr w:type="spellEnd"/>
-      <w:r>
-        <w:t xml:space="preserve"> main</w:t>
-      </w:r>
-    </w:p>
-    <w:p>
-      <w:pPr>
-        <w:jc w:val="both"/>
-        <w:rPr>
-          <w:b/>
-          <w:bCs/>
-        </w:rPr>
-      </w:pPr>
-      <w:r>
-        <w:t xml:space="preserve">This command pushes the current local main branch to </w:t>
-      </w:r>
-      <w:proofErr w:type="spellStart"/>
-      <w:r>
-        <w:t>CodeCommit</w:t>
-      </w:r>
-      <w:proofErr w:type="spellEnd"/>
-      <w:r>
-        <w:t>. It does not change the GitHub remote or automatically configure synchronization between the two repositories.</w:t>
-      </w:r>
-      <w:r>
-        <w:t xml:space="preserve"> </w:t>
-      </w:r>
-      <w:r>
-        <w:t>Before pushing, verify the remote URL, repository name, branch, and SSH authentication.</w:t>
-      </w:r>
-    </w:p>
-    <w:p>
-      <w:pPr>
-        <w:rPr>
-          <w:b/>
-          <w:bCs/>
-        </w:rPr>
-      </w:pPr>
-      <w:r>
-        <w:rPr>
-          <w:b/>
-          <w:bCs/>
-        </w:rPr>
-        <w:t xml:space="preserve">14.5 </w:t>
-      </w:r>
-      <w:proofErr w:type="spellStart"/>
-      <w:r>
-        <w:rPr>
-          <w:b/>
-          <w:bCs/>
-        </w:rPr>
-        <w:t>CodeCommit</w:t>
-      </w:r>
-      <w:proofErr w:type="spellEnd"/>
-      <w:r>
-        <w:rPr>
-          <w:b/>
-          <w:bCs/>
-        </w:rPr>
-        <w:t xml:space="preserve"> Verification</w:t>
-      </w:r>
-    </w:p>
-    <w:p>
-      <w:r>
-        <w:t xml:space="preserve">Open the AWS Management Console and navigate to AWS </w:t>
-      </w:r>
-      <w:proofErr w:type="spellStart"/>
-      <w:r>
-        <w:t>CodeCommit</w:t>
-      </w:r>
-      <w:proofErr w:type="spellEnd"/>
-      <w:r>
-        <w:t xml:space="preserve"> → Repositories → Sandeep-</w:t>
-      </w:r>
-      <w:proofErr w:type="spellStart"/>
-      <w:r>
-        <w:t>cicd</w:t>
-      </w:r>
-      <w:proofErr w:type="spellEnd"/>
-      <w:r>
-        <w:t>-task-repo.</w:t>
-      </w:r>
-    </w:p>
-    <w:p>
-      <w:r>
-        <w:t>Select the main branch and verify that it contains the latest required project files:</w:t>
-      </w:r>
-    </w:p>
-    <w:p>
-      <w:pPr>
-        <w:numPr>
-          <w:ilvl w:val="0"/>
-          <w:numId w:val="33"/>
-        </w:numPr>
-      </w:pPr>
-      <w:r>
-        <w:t>.</w:t>
-      </w:r>
-      <w:proofErr w:type="spellStart"/>
-      <w:r>
-        <w:t>github</w:t>
-      </w:r>
-      <w:proofErr w:type="spellEnd"/>
-      <w:r>
-        <w:t>/workflows/</w:t>
-      </w:r>
-      <w:proofErr w:type="spellStart"/>
-      <w:r>
-        <w:t>deploy.yml</w:t>
-      </w:r>
-      <w:proofErr w:type="spellEnd"/>
-    </w:p>
-    <w:p>
-      <w:pPr>
-        <w:numPr>
-          <w:ilvl w:val="0"/>
-          <w:numId w:val="33"/>
-        </w:numPr>
-      </w:pPr>
-      <w:proofErr w:type="spellStart"/>
-      <w:r>
-        <w:t>src</w:t>
-      </w:r>
-      <w:proofErr w:type="spellEnd"/>
-      <w:r>
-        <w:t>/index.html</w:t>
-      </w:r>
-    </w:p>
-    <w:p>
-      <w:pPr>
-        <w:numPr>
-          <w:ilvl w:val="0"/>
-          <w:numId w:val="33"/>
-        </w:numPr>
-      </w:pPr>
-      <w:proofErr w:type="spellStart"/>
-      <w:r>
-        <w:t>src</w:t>
-      </w:r>
-      <w:proofErr w:type="spellEnd"/>
-      <w:r>
-        <w:t>/style.css</w:t>
-      </w:r>
-    </w:p>
-    <w:p>
-      <w:pPr>
-        <w:numPr>
-          <w:ilvl w:val="0"/>
-          <w:numId w:val="33"/>
-        </w:numPr>
-      </w:pPr>
-      <w:proofErr w:type="spellStart"/>
-      <w:r>
-        <w:t>src</w:t>
-      </w:r>
-      <w:proofErr w:type="spellEnd"/>
-      <w:r>
-        <w:t>/script.js</w:t>
-      </w:r>
-    </w:p>
-    <w:p>
-      <w:pPr>
-        <w:numPr>
-          <w:ilvl w:val="0"/>
-          <w:numId w:val="33"/>
-        </w:numPr>
-      </w:pPr>
-      <w:r>
-        <w:t>tests/test.sh</w:t>
-      </w:r>
-    </w:p>
-    <w:p>
-      <w:pPr>
-        <w:numPr>
-          <w:ilvl w:val="0"/>
-          <w:numId w:val="33"/>
-        </w:numPr>
-      </w:pPr>
-      <w:r>
-        <w:t>KT/GitHub-Actions-CICD-KT.md</w:t>
-      </w:r>
-    </w:p>
-    <w:p>
-      <w:pPr>
-        <w:numPr>
-          <w:ilvl w:val="0"/>
-          <w:numId w:val="33"/>
-        </w:numPr>
-      </w:pPr>
-      <w:proofErr w:type="gramStart"/>
-      <w:r>
-        <w:lastRenderedPageBreak/>
-        <w:t>.</w:t>
-      </w:r>
-      <w:proofErr w:type="spellStart"/>
-      <w:r>
-        <w:t>gitignore</w:t>
-      </w:r>
-      <w:proofErr w:type="spellEnd"/>
-      <w:proofErr w:type="gramEnd"/>
-    </w:p>
-    <w:p>
-      <w:pPr>
-        <w:numPr>
-          <w:ilvl w:val="0"/>
-          <w:numId w:val="33"/>
-        </w:numPr>
-      </w:pPr>
-      <w:r>
-        <w:t>README.md</w:t>
-      </w:r>
-    </w:p>
-    <w:p>
-      <w:r>
-        <w:t xml:space="preserve">Confirm that the latest expected commit is present. The existence of the repository alone does not prove that the latest GitHub changes have been pushed to </w:t>
-      </w:r>
-      <w:proofErr w:type="spellStart"/>
-      <w:r>
-        <w:t>CodeCommit</w:t>
-      </w:r>
-      <w:proofErr w:type="spellEnd"/>
-      <w:r>
-        <w:t>.</w:t>
-      </w:r>
-    </w:p>
-    <w:p>
-      <w:pPr>
-        <w:jc w:val="center"/>
-        <w:rPr>
-          <w:b/>
-          <w:bCs/>
-        </w:rPr>
-      </w:pPr>
-      <w:r>
-        <w:rPr>
-          <w:b/>
-          <w:bCs/>
-        </w:rPr>
-        <w:drawing>
-          <wp:inline distT="0" distB="0" distL="0" distR="0" wp14:anchorId="161C4F7A" wp14:editId="57DDEEDC">
-            <wp:extent cx="5731510" cy="3318510"/>
-            <wp:effectExtent l="0" t="0" r="2540" b="0"/>
-            <wp:docPr id="2133753782" name="Picture 1"/>
-            <wp:cNvGraphicFramePr>
-              <a:graphicFrameLocks xmlns:a="http://schemas.openxmlformats.org/drawingml/2006/main" noChangeAspect="1"/>
-            </wp:cNvGraphicFramePr>
-            <a:graphic xmlns:a="http://schemas.openxmlformats.org/drawingml/2006/main">
-              <a:graphicData uri="http://schemas.openxmlformats.org/drawingml/2006/picture">
-                <pic:pic xmlns:pic="http://schemas.openxmlformats.org/drawingml/2006/picture">
-                  <pic:nvPicPr>
-                    <pic:cNvPr id="2133753782" name=""/>
-                    <pic:cNvPicPr/>
-                  </pic:nvPicPr>
-                  <pic:blipFill>
-                    <a:blip r:embed="rId18"/>
-                    <a:stretch>
-                      <a:fillRect/>
-                    </a:stretch>
-                  </pic:blipFill>
-                  <pic:spPr>
-                    <a:xfrm>
-                      <a:off x="0" y="0"/>
-                      <a:ext cx="5731510" cy="3318510"/>
-                    </a:xfrm>
-                    <a:prstGeom prst="rect">
-                      <a:avLst/>
-                    </a:prstGeom>
-                  </pic:spPr>
-                </pic:pic>
-              </a:graphicData>
-            </a:graphic>
-          </wp:inline>
-        </w:drawing>
-      </w:r>
-      <w:r>
-        <w:rPr>
-          <w:i/>
-          <w:iCs/>
-        </w:rPr>
-        <w:t xml:space="preserve">Figure 14: AWS </w:t>
-      </w:r>
-      <w:proofErr w:type="spellStart"/>
-      <w:r>
-        <w:rPr>
-          <w:i/>
-          <w:iCs/>
-        </w:rPr>
-        <w:t>CodeCommit</w:t>
-      </w:r>
-      <w:proofErr w:type="spellEnd"/>
-      <w:r>
-        <w:rPr>
-          <w:i/>
-          <w:iCs/>
-        </w:rPr>
-        <w:t xml:space="preserve"> repository overview.</w:t>
-      </w:r>
-    </w:p>
-    <w:p>
-      <w:pPr>
-        <w:rPr>
-          <w:b/>
-          <w:bCs/>
-        </w:rPr>
-      </w:pPr>
-      <w:r>
-        <w:rPr>
-          <w:b/>
-          <w:bCs/>
-        </w:rPr>
-        <w:t xml:space="preserve">14.6 Relationship Between GitHub and </w:t>
-      </w:r>
-      <w:proofErr w:type="spellStart"/>
-      <w:r>
-        <w:rPr>
-          <w:b/>
-          <w:bCs/>
-        </w:rPr>
-        <w:t>CodeCommit</w:t>
-      </w:r>
-      <w:proofErr w:type="spellEnd"/>
-    </w:p>
-    <w:p>
-      <w:r>
-        <w:t>The repository flow is:</w:t>
-      </w:r>
-      <w:r>
-        <w:t xml:space="preserve"> Local</w:t>
-      </w:r>
-      <w:r>
-        <w:t xml:space="preserve"> → GitHub (origin) → GitHub Actions → AWS S3</w:t>
-      </w:r>
-    </w:p>
-    <w:p>
-      <w:r>
-        <w:t>Separately, when required, the developer pushes the project to:</w:t>
-      </w:r>
-    </w:p>
-    <w:p>
-      <w:r>
-        <w:t>My</w:t>
-      </w:r>
-      <w:r>
-        <w:t xml:space="preserve">'s local Git repository → AWS </w:t>
-      </w:r>
-      <w:proofErr w:type="spellStart"/>
-      <w:r>
-        <w:t>CodeCommit</w:t>
-      </w:r>
-      <w:proofErr w:type="spellEnd"/>
-      <w:r>
-        <w:t xml:space="preserve"> (</w:t>
-      </w:r>
-      <w:proofErr w:type="spellStart"/>
-      <w:r>
-        <w:t>codecommit</w:t>
-      </w:r>
-      <w:proofErr w:type="spellEnd"/>
-      <w:r>
-        <w:t>)</w:t>
-      </w:r>
-    </w:p>
-    <w:p>
-      <w:pPr>
-        <w:jc w:val="both"/>
-      </w:pPr>
-      <w:r>
-        <w:t xml:space="preserve">In this configuration, GitHub remains the primary repository for CI/CD, while </w:t>
-      </w:r>
-      <w:proofErr w:type="spellStart"/>
-      <w:r>
-        <w:t>CodeCommit</w:t>
-      </w:r>
-      <w:proofErr w:type="spellEnd"/>
-      <w:r>
-        <w:t xml:space="preserve"> is maintained as an additional repository. The two repositories should be checked independently to confirm that both contain the intended project version.</w:t>
-      </w:r>
-    </w:p>
-    <w:p>
-      <w:pPr>
-        <w:rPr>
-          <w:b/>
-          <w:bCs/>
-        </w:rPr>
-      </w:pPr>
-    </w:p>
-    <w:p>
-      <w:pPr>
-        <w:rPr>
-          <w:b/>
-          <w:bCs/>
-        </w:rPr>
-      </w:pPr>
-    </w:p>
-    <w:p>
-      <w:pPr>
-        <w:rPr>
-          <w:b/>
-          <w:bCs/>
-        </w:rPr>
-      </w:pPr>
-    </w:p>
-    <w:p>
-      <w:pPr>
-        <w:rPr>
-          <w:b/>
-          <w:bCs/>
-        </w:rPr>
-      </w:pPr>
-      <w:r>
-        <w:rPr>
-          <w:b/>
-          <w:bCs/>
-        </w:rPr>
-        <w:t>15. Testing and Validation</w:t>
-      </w:r>
-    </w:p>
-    <w:p>
-      <w:pPr>
-        <w:rPr>
-          <w:b/>
-          <w:bCs/>
-        </w:rPr>
-      </w:pPr>
-      <w:r>
-        <w:rPr>
-          <w:b/>
-          <w:bCs/>
-        </w:rPr>
-        <w:t>15.1 Automated Tests</w:t>
-      </w:r>
-    </w:p>
-    <w:p>
-      <w:pPr>
-        <w:rPr>
-          <w:b/>
-          <w:bCs/>
-        </w:rPr>
-      </w:pPr>
-      <w:r>
-        <w:rPr>
-          <w:b/>
-          <w:bCs/>
-        </w:rPr>
-        <w:t>The workflow executes:</w:t>
-      </w:r>
-      <w:r>
-        <w:rPr>
-          <w:b/>
-          <w:bCs/>
-        </w:rPr>
-        <w:t xml:space="preserve"> </w:t>
-      </w:r>
-      <w:r>
-        <w:rPr>
-          <w:b/>
-          <w:bCs/>
-        </w:rPr>
-        <w:t>bash tests/test.sh</w:t>
-      </w:r>
-    </w:p>
-    <w:p>
-      <w:pPr>
-        <w:jc w:val="both"/>
-      </w:pPr>
-      <w:r>
-        <w:lastRenderedPageBreak/>
         <w:t>The test script performs the checks implemented in the project. The exact test coverage should be described according to the contents of the committed script.</w:t>
       </w:r>
       <w:r>
@@ -8336,6 +7258,7 @@
         <w:rPr>
           <w:b/>
           <w:bCs/>
+          <w:noProof/>
         </w:rPr>
         <w:lastRenderedPageBreak/>
         <w:drawing>
@@ -9014,8 +7937,8 @@
     </w:p>
     <w:p/>
     <w:sectPr>
-      <w:headerReference w:type="default" r:id="rId19"/>
-      <w:footerReference w:type="default" r:id="rId20"/>
+      <w:headerReference w:type="default" r:id="rId18"/>
+      <w:footerReference w:type="default" r:id="rId19"/>
       <w:pgSz w:w="11906" w:h="16838"/>
       <w:pgMar w:top="1440" w:right="1440" w:bottom="1440" w:left="1440" w:header="720" w:footer="720" w:gutter="0"/>
       <w:cols w:space="720"/>
@@ -10165,6 +9088,119 @@
     </w:lvl>
   </w:abstractNum>
   <w:abstractNum w:abstractNumId="8" w15:restartNumberingAfterBreak="0">
+    <w:nsid w:val="16DB15EA"/>
+    <w:multiLevelType w:val="multilevel"/>
+    <w:tmpl w:val="AB625858"/>
+    <w:lvl w:ilvl="0">
+      <w:start w:val="1"/>
+      <w:numFmt w:val="decimal"/>
+      <w:lvlText w:val="%1."/>
+      <w:lvlJc w:val="left"/>
+      <w:pPr>
+        <w:tabs>
+          <w:tab w:val="num" w:pos="720"/>
+        </w:tabs>
+        <w:ind w:left="720" w:hanging="360"/>
+      </w:pPr>
+    </w:lvl>
+    <w:lvl w:ilvl="1" w:tentative="1">
+      <w:start w:val="1"/>
+      <w:numFmt w:val="decimal"/>
+      <w:lvlText w:val="%2."/>
+      <w:lvlJc w:val="left"/>
+      <w:pPr>
+        <w:tabs>
+          <w:tab w:val="num" w:pos="1440"/>
+        </w:tabs>
+        <w:ind w:left="1440" w:hanging="360"/>
+      </w:pPr>
+    </w:lvl>
+    <w:lvl w:ilvl="2" w:tentative="1">
+      <w:start w:val="1"/>
+      <w:numFmt w:val="decimal"/>
+      <w:lvlText w:val="%3."/>
+      <w:lvlJc w:val="left"/>
+      <w:pPr>
+        <w:tabs>
+          <w:tab w:val="num" w:pos="2160"/>
+        </w:tabs>
+        <w:ind w:left="2160" w:hanging="360"/>
+      </w:pPr>
+    </w:lvl>
+    <w:lvl w:ilvl="3" w:tentative="1">
+      <w:start w:val="1"/>
+      <w:numFmt w:val="decimal"/>
+      <w:lvlText w:val="%4."/>
+      <w:lvlJc w:val="left"/>
+      <w:pPr>
+        <w:tabs>
+          <w:tab w:val="num" w:pos="2880"/>
+        </w:tabs>
+        <w:ind w:left="2880" w:hanging="360"/>
+      </w:pPr>
+    </w:lvl>
+    <w:lvl w:ilvl="4" w:tentative="1">
+      <w:start w:val="1"/>
+      <w:numFmt w:val="decimal"/>
+      <w:lvlText w:val="%5."/>
+      <w:lvlJc w:val="left"/>
+      <w:pPr>
+        <w:tabs>
+          <w:tab w:val="num" w:pos="3600"/>
+        </w:tabs>
+        <w:ind w:left="3600" w:hanging="360"/>
+      </w:pPr>
+    </w:lvl>
+    <w:lvl w:ilvl="5" w:tentative="1">
+      <w:start w:val="1"/>
+      <w:numFmt w:val="decimal"/>
+      <w:lvlText w:val="%6."/>
+      <w:lvlJc w:val="left"/>
+      <w:pPr>
+        <w:tabs>
+          <w:tab w:val="num" w:pos="4320"/>
+        </w:tabs>
+        <w:ind w:left="4320" w:hanging="360"/>
+      </w:pPr>
+    </w:lvl>
+    <w:lvl w:ilvl="6" w:tentative="1">
+      <w:start w:val="1"/>
+      <w:numFmt w:val="decimal"/>
+      <w:lvlText w:val="%7."/>
+      <w:lvlJc w:val="left"/>
+      <w:pPr>
+        <w:tabs>
+          <w:tab w:val="num" w:pos="5040"/>
+        </w:tabs>
+        <w:ind w:left="5040" w:hanging="360"/>
+      </w:pPr>
+    </w:lvl>
+    <w:lvl w:ilvl="7" w:tentative="1">
+      <w:start w:val="1"/>
+      <w:numFmt w:val="decimal"/>
+      <w:lvlText w:val="%8."/>
+      <w:lvlJc w:val="left"/>
+      <w:pPr>
+        <w:tabs>
+          <w:tab w:val="num" w:pos="5760"/>
+        </w:tabs>
+        <w:ind w:left="5760" w:hanging="360"/>
+      </w:pPr>
+    </w:lvl>
+    <w:lvl w:ilvl="8" w:tentative="1">
+      <w:start w:val="1"/>
+      <w:numFmt w:val="decimal"/>
+      <w:lvlText w:val="%9."/>
+      <w:lvlJc w:val="left"/>
+      <w:pPr>
+        <w:tabs>
+          <w:tab w:val="num" w:pos="6480"/>
+        </w:tabs>
+        <w:ind w:left="6480" w:hanging="360"/>
+      </w:pPr>
+    </w:lvl>
+  </w:abstractNum>
+  <w:abstractNum w:abstractNumId="9" w15:restartNumberingAfterBreak="0">
     <w:nsid w:val="19EF15C8"/>
     <w:multiLevelType w:val="multilevel"/>
     <w:tmpl w:val="7E8E7282"/>
@@ -10313,7 +9349,7 @@
       </w:rPr>
     </w:lvl>
   </w:abstractNum>
-  <w:abstractNum w:abstractNumId="9" w15:restartNumberingAfterBreak="0">
+  <w:abstractNum w:abstractNumId="10" w15:restartNumberingAfterBreak="0">
     <w:nsid w:val="1D504921"/>
     <w:multiLevelType w:val="multilevel"/>
     <w:tmpl w:val="8B6E9FAC"/>
@@ -10462,7 +9498,7 @@
       </w:rPr>
     </w:lvl>
   </w:abstractNum>
-  <w:abstractNum w:abstractNumId="10" w15:restartNumberingAfterBreak="0">
+  <w:abstractNum w:abstractNumId="11" w15:restartNumberingAfterBreak="0">
     <w:nsid w:val="229B3BDC"/>
     <w:multiLevelType w:val="multilevel"/>
     <w:tmpl w:val="3738E406"/>
@@ -10575,7 +9611,7 @@
       </w:pPr>
     </w:lvl>
   </w:abstractNum>
-  <w:abstractNum w:abstractNumId="11" w15:restartNumberingAfterBreak="0">
+  <w:abstractNum w:abstractNumId="12" w15:restartNumberingAfterBreak="0">
     <w:nsid w:val="24951EFB"/>
     <w:multiLevelType w:val="multilevel"/>
     <w:tmpl w:val="63F665D0"/>
@@ -10688,7 +9724,7 @@
       </w:pPr>
     </w:lvl>
   </w:abstractNum>
-  <w:abstractNum w:abstractNumId="12" w15:restartNumberingAfterBreak="0">
+  <w:abstractNum w:abstractNumId="13" w15:restartNumberingAfterBreak="0">
     <w:nsid w:val="24AC0AAF"/>
     <w:multiLevelType w:val="multilevel"/>
     <w:tmpl w:val="10BC6DEC"/>
@@ -10801,7 +9837,7 @@
       </w:pPr>
     </w:lvl>
   </w:abstractNum>
-  <w:abstractNum w:abstractNumId="13" w15:restartNumberingAfterBreak="0">
+  <w:abstractNum w:abstractNumId="14" w15:restartNumberingAfterBreak="0">
     <w:nsid w:val="25FF5D49"/>
     <w:multiLevelType w:val="multilevel"/>
     <w:tmpl w:val="252A1A50"/>
@@ -10950,7 +9986,7 @@
       </w:rPr>
     </w:lvl>
   </w:abstractNum>
-  <w:abstractNum w:abstractNumId="14" w15:restartNumberingAfterBreak="0">
+  <w:abstractNum w:abstractNumId="15" w15:restartNumberingAfterBreak="0">
     <w:nsid w:val="30630A37"/>
     <w:multiLevelType w:val="multilevel"/>
     <w:tmpl w:val="16982628"/>
@@ -11063,7 +10099,7 @@
       </w:pPr>
     </w:lvl>
   </w:abstractNum>
-  <w:abstractNum w:abstractNumId="15" w15:restartNumberingAfterBreak="0">
+  <w:abstractNum w:abstractNumId="16" w15:restartNumberingAfterBreak="0">
     <w:nsid w:val="318863A3"/>
     <w:multiLevelType w:val="hybridMultilevel"/>
     <w:tmpl w:val="85962E04"/>
@@ -11149,7 +10185,7 @@
       </w:pPr>
     </w:lvl>
   </w:abstractNum>
-  <w:abstractNum w:abstractNumId="16" w15:restartNumberingAfterBreak="0">
+  <w:abstractNum w:abstractNumId="17" w15:restartNumberingAfterBreak="0">
     <w:nsid w:val="35F65D91"/>
     <w:multiLevelType w:val="hybridMultilevel"/>
     <w:tmpl w:val="C1B24E92"/>
@@ -11262,7 +10298,7 @@
       </w:rPr>
     </w:lvl>
   </w:abstractNum>
-  <w:abstractNum w:abstractNumId="17" w15:restartNumberingAfterBreak="0">
+  <w:abstractNum w:abstractNumId="18" w15:restartNumberingAfterBreak="0">
     <w:nsid w:val="363D76C5"/>
     <w:multiLevelType w:val="multilevel"/>
     <w:tmpl w:val="8760D922"/>
@@ -11375,7 +10411,7 @@
       </w:pPr>
     </w:lvl>
   </w:abstractNum>
-  <w:abstractNum w:abstractNumId="18" w15:restartNumberingAfterBreak="0">
+  <w:abstractNum w:abstractNumId="19" w15:restartNumberingAfterBreak="0">
     <w:nsid w:val="3B352DC1"/>
     <w:multiLevelType w:val="multilevel"/>
     <w:tmpl w:val="0FAC7722"/>
@@ -11488,7 +10524,7 @@
       </w:pPr>
     </w:lvl>
   </w:abstractNum>
-  <w:abstractNum w:abstractNumId="19" w15:restartNumberingAfterBreak="0">
+  <w:abstractNum w:abstractNumId="20" w15:restartNumberingAfterBreak="0">
     <w:nsid w:val="3BC3693E"/>
     <w:multiLevelType w:val="hybridMultilevel"/>
     <w:tmpl w:val="889A0AEC"/>
@@ -11601,7 +10637,7 @@
       </w:rPr>
     </w:lvl>
   </w:abstractNum>
-  <w:abstractNum w:abstractNumId="20" w15:restartNumberingAfterBreak="0">
+  <w:abstractNum w:abstractNumId="21" w15:restartNumberingAfterBreak="0">
     <w:nsid w:val="4306788C"/>
     <w:multiLevelType w:val="multilevel"/>
     <w:tmpl w:val="CC241176"/>
@@ -11750,7 +10786,7 @@
       </w:rPr>
     </w:lvl>
   </w:abstractNum>
-  <w:abstractNum w:abstractNumId="21" w15:restartNumberingAfterBreak="0">
+  <w:abstractNum w:abstractNumId="22" w15:restartNumberingAfterBreak="0">
     <w:nsid w:val="43211436"/>
     <w:multiLevelType w:val="multilevel"/>
     <w:tmpl w:val="0768946A"/>
@@ -11899,7 +10935,7 @@
       </w:rPr>
     </w:lvl>
   </w:abstractNum>
-  <w:abstractNum w:abstractNumId="22" w15:restartNumberingAfterBreak="0">
+  <w:abstractNum w:abstractNumId="23" w15:restartNumberingAfterBreak="0">
     <w:nsid w:val="46B71D2F"/>
     <w:multiLevelType w:val="multilevel"/>
     <w:tmpl w:val="B7968D60"/>
@@ -12048,7 +11084,7 @@
       </w:rPr>
     </w:lvl>
   </w:abstractNum>
-  <w:abstractNum w:abstractNumId="23" w15:restartNumberingAfterBreak="0">
+  <w:abstractNum w:abstractNumId="24" w15:restartNumberingAfterBreak="0">
     <w:nsid w:val="4A026818"/>
     <w:multiLevelType w:val="hybridMultilevel"/>
     <w:tmpl w:val="75747F52"/>
@@ -12161,7 +11197,7 @@
       </w:rPr>
     </w:lvl>
   </w:abstractNum>
-  <w:abstractNum w:abstractNumId="24" w15:restartNumberingAfterBreak="0">
+  <w:abstractNum w:abstractNumId="25" w15:restartNumberingAfterBreak="0">
     <w:nsid w:val="4CA47E76"/>
     <w:multiLevelType w:val="multilevel"/>
     <w:tmpl w:val="735C1CFC"/>
@@ -12310,7 +11346,7 @@
       </w:rPr>
     </w:lvl>
   </w:abstractNum>
-  <w:abstractNum w:abstractNumId="25" w15:restartNumberingAfterBreak="0">
+  <w:abstractNum w:abstractNumId="26" w15:restartNumberingAfterBreak="0">
     <w:nsid w:val="51207172"/>
     <w:multiLevelType w:val="multilevel"/>
     <w:tmpl w:val="EC062F3A"/>
@@ -12459,7 +11495,7 @@
       </w:rPr>
     </w:lvl>
   </w:abstractNum>
-  <w:abstractNum w:abstractNumId="26" w15:restartNumberingAfterBreak="0">
+  <w:abstractNum w:abstractNumId="27" w15:restartNumberingAfterBreak="0">
     <w:nsid w:val="5AD60684"/>
     <w:multiLevelType w:val="multilevel"/>
     <w:tmpl w:val="52D294A6"/>
@@ -12608,7 +11644,7 @@
       </w:rPr>
     </w:lvl>
   </w:abstractNum>
-  <w:abstractNum w:abstractNumId="27" w15:restartNumberingAfterBreak="0">
+  <w:abstractNum w:abstractNumId="28" w15:restartNumberingAfterBreak="0">
     <w:nsid w:val="5C957771"/>
     <w:multiLevelType w:val="hybridMultilevel"/>
     <w:tmpl w:val="E0409E94"/>
@@ -12721,7 +11757,7 @@
       </w:rPr>
     </w:lvl>
   </w:abstractNum>
-  <w:abstractNum w:abstractNumId="28" w15:restartNumberingAfterBreak="0">
+  <w:abstractNum w:abstractNumId="29" w15:restartNumberingAfterBreak="0">
     <w:nsid w:val="5E040554"/>
     <w:multiLevelType w:val="multilevel"/>
     <w:tmpl w:val="29AAE182"/>
@@ -12834,7 +11870,156 @@
       </w:pPr>
     </w:lvl>
   </w:abstractNum>
-  <w:abstractNum w:abstractNumId="29" w15:restartNumberingAfterBreak="0">
+  <w:abstractNum w:abstractNumId="30" w15:restartNumberingAfterBreak="0">
+    <w:nsid w:val="63795845"/>
+    <w:multiLevelType w:val="multilevel"/>
+    <w:tmpl w:val="424E17D8"/>
+    <w:lvl w:ilvl="0">
+      <w:start w:val="1"/>
+      <w:numFmt w:val="bullet"/>
+      <w:lvlText w:val=""/>
+      <w:lvlJc w:val="left"/>
+      <w:pPr>
+        <w:tabs>
+          <w:tab w:val="num" w:pos="720"/>
+        </w:tabs>
+        <w:ind w:left="720" w:hanging="360"/>
+      </w:pPr>
+      <w:rPr>
+        <w:rFonts w:ascii="Symbol" w:hAnsi="Symbol" w:hint="default"/>
+        <w:sz w:val="20"/>
+      </w:rPr>
+    </w:lvl>
+    <w:lvl w:ilvl="1" w:tentative="1">
+      <w:start w:val="1"/>
+      <w:numFmt w:val="bullet"/>
+      <w:lvlText w:val="o"/>
+      <w:lvlJc w:val="left"/>
+      <w:pPr>
+        <w:tabs>
+          <w:tab w:val="num" w:pos="1440"/>
+        </w:tabs>
+        <w:ind w:left="1440" w:hanging="360"/>
+      </w:pPr>
+      <w:rPr>
+        <w:rFonts w:ascii="Courier New" w:hAnsi="Courier New" w:hint="default"/>
+        <w:sz w:val="20"/>
+      </w:rPr>
+    </w:lvl>
+    <w:lvl w:ilvl="2" w:tentative="1">
+      <w:start w:val="1"/>
+      <w:numFmt w:val="bullet"/>
+      <w:lvlText w:val=""/>
+      <w:lvlJc w:val="left"/>
+      <w:pPr>
+        <w:tabs>
+          <w:tab w:val="num" w:pos="2160"/>
+        </w:tabs>
+        <w:ind w:left="2160" w:hanging="360"/>
+      </w:pPr>
+      <w:rPr>
+        <w:rFonts w:ascii="Wingdings" w:hAnsi="Wingdings" w:hint="default"/>
+        <w:sz w:val="20"/>
+      </w:rPr>
+    </w:lvl>
+    <w:lvl w:ilvl="3" w:tentative="1">
+      <w:start w:val="1"/>
+      <w:numFmt w:val="bullet"/>
+      <w:lvlText w:val=""/>
+      <w:lvlJc w:val="left"/>
+      <w:pPr>
+        <w:tabs>
+          <w:tab w:val="num" w:pos="2880"/>
+        </w:tabs>
+        <w:ind w:left="2880" w:hanging="360"/>
+      </w:pPr>
+      <w:rPr>
+        <w:rFonts w:ascii="Wingdings" w:hAnsi="Wingdings" w:hint="default"/>
+        <w:sz w:val="20"/>
+      </w:rPr>
+    </w:lvl>
+    <w:lvl w:ilvl="4" w:tentative="1">
+      <w:start w:val="1"/>
+      <w:numFmt w:val="bullet"/>
+      <w:lvlText w:val=""/>
+      <w:lvlJc w:val="left"/>
+      <w:pPr>
+        <w:tabs>
+          <w:tab w:val="num" w:pos="3600"/>
+        </w:tabs>
+        <w:ind w:left="3600" w:hanging="360"/>
+      </w:pPr>
+      <w:rPr>
+        <w:rFonts w:ascii="Wingdings" w:hAnsi="Wingdings" w:hint="default"/>
+        <w:sz w:val="20"/>
+      </w:rPr>
+    </w:lvl>
+    <w:lvl w:ilvl="5" w:tentative="1">
+      <w:start w:val="1"/>
+      <w:numFmt w:val="bullet"/>
+      <w:lvlText w:val=""/>
+      <w:lvlJc w:val="left"/>
+      <w:pPr>
+        <w:tabs>
+          <w:tab w:val="num" w:pos="4320"/>
+        </w:tabs>
+        <w:ind w:left="4320" w:hanging="360"/>
+      </w:pPr>
+      <w:rPr>
+        <w:rFonts w:ascii="Wingdings" w:hAnsi="Wingdings" w:hint="default"/>
+        <w:sz w:val="20"/>
+      </w:rPr>
+    </w:lvl>
+    <w:lvl w:ilvl="6" w:tentative="1">
+      <w:start w:val="1"/>
+      <w:numFmt w:val="bullet"/>
+      <w:lvlText w:val=""/>
+      <w:lvlJc w:val="left"/>
+      <w:pPr>
+        <w:tabs>
+          <w:tab w:val="num" w:pos="5040"/>
+        </w:tabs>
+        <w:ind w:left="5040" w:hanging="360"/>
+      </w:pPr>
+      <w:rPr>
+        <w:rFonts w:ascii="Wingdings" w:hAnsi="Wingdings" w:hint="default"/>
+        <w:sz w:val="20"/>
+      </w:rPr>
+    </w:lvl>
+    <w:lvl w:ilvl="7" w:tentative="1">
+      <w:start w:val="1"/>
+      <w:numFmt w:val="bullet"/>
+      <w:lvlText w:val=""/>
+      <w:lvlJc w:val="left"/>
+      <w:pPr>
+        <w:tabs>
+          <w:tab w:val="num" w:pos="5760"/>
+        </w:tabs>
+        <w:ind w:left="5760" w:hanging="360"/>
+      </w:pPr>
+      <w:rPr>
+        <w:rFonts w:ascii="Wingdings" w:hAnsi="Wingdings" w:hint="default"/>
+        <w:sz w:val="20"/>
+      </w:rPr>
+    </w:lvl>
+    <w:lvl w:ilvl="8" w:tentative="1">
+      <w:start w:val="1"/>
+      <w:numFmt w:val="bullet"/>
+      <w:lvlText w:val=""/>
+      <w:lvlJc w:val="left"/>
+      <w:pPr>
+        <w:tabs>
+          <w:tab w:val="num" w:pos="6480"/>
+        </w:tabs>
+        <w:ind w:left="6480" w:hanging="360"/>
+      </w:pPr>
+      <w:rPr>
+        <w:rFonts w:ascii="Wingdings" w:hAnsi="Wingdings" w:hint="default"/>
+        <w:sz w:val="20"/>
+      </w:rPr>
+    </w:lvl>
+  </w:abstractNum>
+  <w:abstractNum w:abstractNumId="31" w15:restartNumberingAfterBreak="0">
     <w:nsid w:val="75157A66"/>
     <w:multiLevelType w:val="hybridMultilevel"/>
     <w:tmpl w:val="BA5273FC"/>
@@ -12947,7 +12132,7 @@
       </w:rPr>
     </w:lvl>
   </w:abstractNum>
-  <w:abstractNum w:abstractNumId="30" w15:restartNumberingAfterBreak="0">
+  <w:abstractNum w:abstractNumId="32" w15:restartNumberingAfterBreak="0">
     <w:nsid w:val="76DD3C17"/>
     <w:multiLevelType w:val="hybridMultilevel"/>
     <w:tmpl w:val="96CC868E"/>
@@ -13060,7 +12245,7 @@
       </w:rPr>
     </w:lvl>
   </w:abstractNum>
-  <w:abstractNum w:abstractNumId="31" w15:restartNumberingAfterBreak="0">
+  <w:abstractNum w:abstractNumId="33" w15:restartNumberingAfterBreak="0">
     <w:nsid w:val="77485EAE"/>
     <w:multiLevelType w:val="multilevel"/>
     <w:tmpl w:val="0C5810AA"/>
@@ -13209,7 +12394,7 @@
       </w:rPr>
     </w:lvl>
   </w:abstractNum>
-  <w:abstractNum w:abstractNumId="32" w15:restartNumberingAfterBreak="0">
+  <w:abstractNum w:abstractNumId="34" w15:restartNumberingAfterBreak="0">
     <w:nsid w:val="79A90DEC"/>
     <w:multiLevelType w:val="hybridMultilevel"/>
     <w:tmpl w:val="446067C6"/>
@@ -13322,7 +12507,7 @@
       </w:rPr>
     </w:lvl>
   </w:abstractNum>
-  <w:abstractNum w:abstractNumId="33" w15:restartNumberingAfterBreak="0">
+  <w:abstractNum w:abstractNumId="35" w15:restartNumberingAfterBreak="0">
     <w:nsid w:val="7FFE0FF1"/>
     <w:multiLevelType w:val="hybridMultilevel"/>
     <w:tmpl w:val="86E4839C"/>
@@ -13436,25 +12621,25 @@
     </w:lvl>
   </w:abstractNum>
   <w:num w:numId="1" w16cid:durableId="690567477">
-    <w:abstractNumId w:val="25"/>
+    <w:abstractNumId w:val="26"/>
   </w:num>
   <w:num w:numId="2" w16cid:durableId="422608508">
     <w:abstractNumId w:val="0"/>
   </w:num>
   <w:num w:numId="3" w16cid:durableId="2027975334">
-    <w:abstractNumId w:val="18"/>
+    <w:abstractNumId w:val="19"/>
   </w:num>
   <w:num w:numId="4" w16cid:durableId="641925488">
-    <w:abstractNumId w:val="8"/>
+    <w:abstractNumId w:val="9"/>
   </w:num>
   <w:num w:numId="5" w16cid:durableId="1494711827">
-    <w:abstractNumId w:val="28"/>
+    <w:abstractNumId w:val="29"/>
   </w:num>
   <w:num w:numId="6" w16cid:durableId="1589076204">
-    <w:abstractNumId w:val="31"/>
+    <w:abstractNumId w:val="33"/>
   </w:num>
   <w:num w:numId="7" w16cid:durableId="1218737178">
-    <w:abstractNumId w:val="23"/>
+    <w:abstractNumId w:val="24"/>
   </w:num>
   <w:num w:numId="8" w16cid:durableId="1000278666">
     <w:abstractNumId w:val="4"/>
@@ -13463,79 +12648,85 @@
     <w:abstractNumId w:val="7"/>
   </w:num>
   <w:num w:numId="10" w16cid:durableId="1527213227">
-    <w:abstractNumId w:val="32"/>
+    <w:abstractNumId w:val="34"/>
   </w:num>
   <w:num w:numId="11" w16cid:durableId="897672991">
-    <w:abstractNumId w:val="11"/>
+    <w:abstractNumId w:val="12"/>
   </w:num>
   <w:num w:numId="12" w16cid:durableId="832065879">
-    <w:abstractNumId w:val="24"/>
+    <w:abstractNumId w:val="25"/>
   </w:num>
   <w:num w:numId="13" w16cid:durableId="319192125">
-    <w:abstractNumId w:val="21"/>
+    <w:abstractNumId w:val="22"/>
   </w:num>
   <w:num w:numId="14" w16cid:durableId="2126806212">
-    <w:abstractNumId w:val="9"/>
+    <w:abstractNumId w:val="10"/>
   </w:num>
   <w:num w:numId="15" w16cid:durableId="652564617">
-    <w:abstractNumId w:val="14"/>
+    <w:abstractNumId w:val="15"/>
   </w:num>
   <w:num w:numId="16" w16cid:durableId="1179196876">
     <w:abstractNumId w:val="6"/>
   </w:num>
   <w:num w:numId="17" w16cid:durableId="856113040">
-    <w:abstractNumId w:val="17"/>
+    <w:abstractNumId w:val="18"/>
   </w:num>
   <w:num w:numId="18" w16cid:durableId="599677665">
-    <w:abstractNumId w:val="22"/>
+    <w:abstractNumId w:val="23"/>
   </w:num>
   <w:num w:numId="19" w16cid:durableId="973367587">
-    <w:abstractNumId w:val="12"/>
+    <w:abstractNumId w:val="13"/>
   </w:num>
   <w:num w:numId="20" w16cid:durableId="841772531">
-    <w:abstractNumId w:val="10"/>
+    <w:abstractNumId w:val="11"/>
   </w:num>
   <w:num w:numId="21" w16cid:durableId="1196507662">
     <w:abstractNumId w:val="3"/>
   </w:num>
   <w:num w:numId="22" w16cid:durableId="381834367">
-    <w:abstractNumId w:val="26"/>
+    <w:abstractNumId w:val="27"/>
   </w:num>
   <w:num w:numId="23" w16cid:durableId="679890543">
-    <w:abstractNumId w:val="20"/>
+    <w:abstractNumId w:val="21"/>
   </w:num>
   <w:num w:numId="24" w16cid:durableId="2007586687">
-    <w:abstractNumId w:val="27"/>
+    <w:abstractNumId w:val="28"/>
   </w:num>
   <w:num w:numId="25" w16cid:durableId="2128039808">
-    <w:abstractNumId w:val="15"/>
+    <w:abstractNumId w:val="16"/>
   </w:num>
   <w:num w:numId="26" w16cid:durableId="1507744443">
-    <w:abstractNumId w:val="30"/>
+    <w:abstractNumId w:val="32"/>
   </w:num>
   <w:num w:numId="27" w16cid:durableId="2050491046">
-    <w:abstractNumId w:val="19"/>
+    <w:abstractNumId w:val="20"/>
   </w:num>
   <w:num w:numId="28" w16cid:durableId="481048415">
     <w:abstractNumId w:val="5"/>
   </w:num>
   <w:num w:numId="29" w16cid:durableId="5792257">
-    <w:abstractNumId w:val="33"/>
+    <w:abstractNumId w:val="35"/>
   </w:num>
   <w:num w:numId="30" w16cid:durableId="1604922033">
-    <w:abstractNumId w:val="29"/>
+    <w:abstractNumId w:val="31"/>
   </w:num>
   <w:num w:numId="31" w16cid:durableId="909774499">
-    <w:abstractNumId w:val="16"/>
+    <w:abstractNumId w:val="17"/>
   </w:num>
   <w:num w:numId="32" w16cid:durableId="1490635600">
-    <w:abstractNumId w:val="13"/>
+    <w:abstractNumId w:val="14"/>
   </w:num>
   <w:num w:numId="33" w16cid:durableId="1688364980">
     <w:abstractNumId w:val="2"/>
   </w:num>
   <w:num w:numId="34" w16cid:durableId="1905337135">
     <w:abstractNumId w:val="1"/>
+  </w:num>
+  <w:num w:numId="35" w16cid:durableId="147525369">
+    <w:abstractNumId w:val="30"/>
+  </w:num>
+  <w:num w:numId="36" w16cid:durableId="1533418936">
+    <w:abstractNumId w:val="8"/>
   </w:num>
 </w:numbering>
 </file>

--- a/KT/GitHub Actions CI-CD KT Document.docx
+++ b/KT/GitHub Actions CI-CD KT Document.docx
@@ -5116,7 +5116,7 @@
           <w:i/>
           <w:iCs/>
         </w:rPr>
-        <w:t>Figure 8: AWS IAM role summary showing the deployment role and its ARN.</w:t>
+        <w:t xml:space="preserve">Figure 8: AWS IAM role summary </w:t>
       </w:r>
     </w:p>
     <w:p>
@@ -5544,206 +5544,525 @@
     </w:p>
     <w:p>
       <w:pPr>
-        <w:rPr>
-          <w:b/>
-          <w:bCs/>
-        </w:rPr>
-      </w:pPr>
-      <w:r>
-        <w:rPr>
-          <w:b/>
-          <w:bCs/>
-        </w:rPr>
-        <w:t>12.3 OIDC Authentication Flow</w:t>
-      </w:r>
-    </w:p>
-    <w:p>
-      <w:pPr>
+        <w:jc w:val="both"/>
+      </w:pPr>
+      <w:r>
+        <w:drawing>
+          <wp:inline distT="0" distB="0" distL="0" distR="0" wp14:anchorId="1BE52005" wp14:editId="69B02CB6">
+            <wp:extent cx="5731510" cy="2797810"/>
+            <wp:effectExtent l="0" t="0" r="2540" b="2540"/>
+            <wp:docPr id="2006106196" name="Picture 1"/>
+            <wp:cNvGraphicFramePr>
+              <a:graphicFrameLocks xmlns:a="http://schemas.openxmlformats.org/drawingml/2006/main" noChangeAspect="1"/>
+            </wp:cNvGraphicFramePr>
+            <a:graphic xmlns:a="http://schemas.openxmlformats.org/drawingml/2006/main">
+              <a:graphicData uri="http://schemas.openxmlformats.org/drawingml/2006/picture">
+                <pic:pic xmlns:pic="http://schemas.openxmlformats.org/drawingml/2006/picture">
+                  <pic:nvPicPr>
+                    <pic:cNvPr id="2006106196" name=""/>
+                    <pic:cNvPicPr/>
+                  </pic:nvPicPr>
+                  <pic:blipFill>
+                    <a:blip r:embed="rId15"/>
+                    <a:stretch>
+                      <a:fillRect/>
+                    </a:stretch>
+                  </pic:blipFill>
+                  <pic:spPr>
+                    <a:xfrm>
+                      <a:off x="0" y="0"/>
+                      <a:ext cx="5731510" cy="2797810"/>
+                    </a:xfrm>
+                    <a:prstGeom prst="rect">
+                      <a:avLst/>
+                    </a:prstGeom>
+                  </pic:spPr>
+                </pic:pic>
+              </a:graphicData>
+            </a:graphic>
+          </wp:inline>
+        </w:drawing>
+      </w:r>
+    </w:p>
+    <w:p>
+      <w:pPr>
+        <w:jc w:val="center"/>
+      </w:pPr>
+      <w:r>
+        <w:rPr>
+          <w:i/>
+          <w:iCs/>
+        </w:rPr>
+        <w:t xml:space="preserve">Figure 9: </w:t>
+      </w:r>
+      <w:r>
+        <w:rPr>
+          <w:i/>
+          <w:iCs/>
+        </w:rPr>
+        <w:t>GitHub OIDC Identity Provider</w:t>
+      </w:r>
+      <w:r>
+        <w:rPr>
+          <w:i/>
+          <w:iCs/>
+        </w:rPr>
+        <w:t xml:space="preserve"> Summary</w:t>
+      </w:r>
+    </w:p>
+    <w:p>
+      <w:pPr>
+        <w:jc w:val="both"/>
+      </w:pPr>
+      <w:r>
+        <w:t xml:space="preserve">Once the provider is created, the </w:t>
+      </w:r>
+      <w:r>
+        <w:t xml:space="preserve">GitHub OIDC provider ARN </w:t>
+      </w:r>
+      <w:r>
+        <w:t xml:space="preserve">is used </w:t>
+      </w:r>
+      <w:r>
+        <w:t>as the federated principal</w:t>
+      </w:r>
+      <w:r>
+        <w:t xml:space="preserve"> for </w:t>
+      </w:r>
+      <w:r>
+        <w:t>trust policy</w:t>
+      </w:r>
+      <w:r>
+        <w:t xml:space="preserve"> configuration.</w:t>
+      </w:r>
+    </w:p>
+    <w:p>
+      <w:pPr>
+        <w:rPr>
+          <w:b/>
+          <w:bCs/>
+        </w:rPr>
+      </w:pPr>
+      <w:r>
+        <w:rPr>
+          <w:b/>
+          <w:bCs/>
+        </w:rPr>
+        <w:t xml:space="preserve">12.4 Trust Policy </w:t>
+      </w:r>
+    </w:p>
+    <w:p>
+      <w:pPr>
+        <w:jc w:val="both"/>
+      </w:pPr>
+      <w:r>
+        <w:t>The IAM role trust policy determines which identity can assume the role. It does not define the S3 permissions granted after assumption; those permissions are controlled by the role's permissions policy.</w:t>
+      </w:r>
+      <w:r>
+        <w:t xml:space="preserve"> </w:t>
+      </w:r>
+      <w:r>
+        <w:t>The trust policy should be restricted to the intended repository and branch as supported by the actual GitHub OIDC claims and AWS configuration.</w:t>
+      </w:r>
+    </w:p>
+    <w:p>
+      <w:pPr>
+        <w:pStyle w:val="NormalWeb"/>
+        <w:rPr>
+          <w:rFonts w:asciiTheme="minorHAnsi" w:hAnsiTheme="minorHAnsi" w:cstheme="minorHAnsi"/>
+        </w:rPr>
+      </w:pPr>
+      <w:r>
+        <w:rPr>
+          <w:rFonts w:asciiTheme="minorHAnsi" w:hAnsiTheme="minorHAnsi" w:cstheme="minorHAnsi"/>
+        </w:rPr>
+        <w:lastRenderedPageBreak/>
+        <w:t>The IAM role used for deployment is:</w:t>
+      </w:r>
+    </w:p>
+    <w:p>
+      <w:pPr>
+        <w:pStyle w:val="NormalWeb"/>
         <w:numPr>
           <w:ilvl w:val="0"/>
-          <w:numId w:val="17"/>
+          <w:numId w:val="37"/>
         </w:numPr>
-      </w:pPr>
-      <w:r>
-        <w:t>A workflow run starts in GitHub Actions.</w:t>
-      </w:r>
-    </w:p>
-    <w:p>
-      <w:pPr>
+        <w:rPr>
+          <w:rFonts w:asciiTheme="minorHAnsi" w:hAnsiTheme="minorHAnsi" w:cstheme="minorHAnsi"/>
+        </w:rPr>
+      </w:pPr>
+      <w:r>
+        <w:rPr>
+          <w:rStyle w:val="Strong"/>
+          <w:rFonts w:asciiTheme="minorHAnsi" w:hAnsiTheme="minorHAnsi" w:cstheme="minorHAnsi"/>
+        </w:rPr>
+        <w:t>Role name:</w:t>
+      </w:r>
+      <w:r>
+        <w:rPr>
+          <w:rFonts w:asciiTheme="minorHAnsi" w:hAnsiTheme="minorHAnsi" w:cstheme="minorHAnsi"/>
+        </w:rPr>
+        <w:t xml:space="preserve"> </w:t>
+      </w:r>
+      <w:r>
+        <w:rPr>
+          <w:rStyle w:val="HTMLCode"/>
+          <w:rFonts w:asciiTheme="minorHAnsi" w:hAnsiTheme="minorHAnsi" w:cstheme="minorHAnsi"/>
+          <w:sz w:val="24"/>
+          <w:szCs w:val="24"/>
+        </w:rPr>
+        <w:t>GitHubActions-Sandeep-S3-Deploy</w:t>
+      </w:r>
+    </w:p>
+    <w:p>
+      <w:pPr>
+        <w:pStyle w:val="NormalWeb"/>
         <w:numPr>
           <w:ilvl w:val="0"/>
-          <w:numId w:val="17"/>
+          <w:numId w:val="37"/>
         </w:numPr>
-      </w:pPr>
-      <w:r>
-        <w:t>The workflow has id-token: write permission.</w:t>
-      </w:r>
-    </w:p>
-    <w:p>
-      <w:pPr>
+        <w:rPr>
+          <w:rFonts w:asciiTheme="minorHAnsi" w:hAnsiTheme="minorHAnsi" w:cstheme="minorHAnsi"/>
+        </w:rPr>
+      </w:pPr>
+      <w:r>
+        <w:rPr>
+          <w:rStyle w:val="Strong"/>
+          <w:rFonts w:asciiTheme="minorHAnsi" w:hAnsiTheme="minorHAnsi" w:cstheme="minorHAnsi"/>
+        </w:rPr>
+        <w:t>Role ARN:</w:t>
+      </w:r>
+      <w:r>
+        <w:rPr>
+          <w:rFonts w:asciiTheme="minorHAnsi" w:hAnsiTheme="minorHAnsi" w:cstheme="minorHAnsi"/>
+        </w:rPr>
+        <w:t xml:space="preserve"> </w:t>
+      </w:r>
+      <w:proofErr w:type="spellStart"/>
+      <w:proofErr w:type="gramStart"/>
+      <w:r>
+        <w:rPr>
+          <w:rStyle w:val="HTMLCode"/>
+          <w:rFonts w:asciiTheme="minorHAnsi" w:hAnsiTheme="minorHAnsi" w:cstheme="minorHAnsi"/>
+          <w:sz w:val="24"/>
+          <w:szCs w:val="24"/>
+        </w:rPr>
+        <w:t>arn:aws</w:t>
+      </w:r>
+      <w:proofErr w:type="gramEnd"/>
+      <w:r>
+        <w:rPr>
+          <w:rStyle w:val="HTMLCode"/>
+          <w:rFonts w:asciiTheme="minorHAnsi" w:hAnsiTheme="minorHAnsi" w:cstheme="minorHAnsi"/>
+          <w:sz w:val="24"/>
+          <w:szCs w:val="24"/>
+        </w:rPr>
+        <w:t>:</w:t>
+      </w:r>
+      <w:proofErr w:type="gramStart"/>
+      <w:r>
+        <w:rPr>
+          <w:rStyle w:val="HTMLCode"/>
+          <w:rFonts w:asciiTheme="minorHAnsi" w:hAnsiTheme="minorHAnsi" w:cstheme="minorHAnsi"/>
+          <w:sz w:val="24"/>
+          <w:szCs w:val="24"/>
+        </w:rPr>
+        <w:t>iam</w:t>
+      </w:r>
+      <w:proofErr w:type="spellEnd"/>
+      <w:r>
+        <w:rPr>
+          <w:rStyle w:val="HTMLCode"/>
+          <w:rFonts w:asciiTheme="minorHAnsi" w:hAnsiTheme="minorHAnsi" w:cstheme="minorHAnsi"/>
+          <w:sz w:val="24"/>
+          <w:szCs w:val="24"/>
+        </w:rPr>
+        <w:t>::767260371307:role</w:t>
+      </w:r>
+      <w:proofErr w:type="gramEnd"/>
+      <w:r>
+        <w:rPr>
+          <w:rStyle w:val="HTMLCode"/>
+          <w:rFonts w:asciiTheme="minorHAnsi" w:hAnsiTheme="minorHAnsi" w:cstheme="minorHAnsi"/>
+          <w:sz w:val="24"/>
+          <w:szCs w:val="24"/>
+        </w:rPr>
+        <w:t>/GitHubActions-Sandeep-S3-Deploy</w:t>
+      </w:r>
+    </w:p>
+    <w:p>
+      <w:pPr>
+        <w:pStyle w:val="NormalWeb"/>
+        <w:rPr>
+          <w:rFonts w:asciiTheme="minorHAnsi" w:hAnsiTheme="minorHAnsi" w:cstheme="minorHAnsi"/>
+        </w:rPr>
+      </w:pPr>
+      <w:r>
+        <w:rPr>
+          <w:rStyle w:val="Strong"/>
+          <w:rFonts w:asciiTheme="minorHAnsi" w:hAnsiTheme="minorHAnsi" w:cstheme="minorHAnsi"/>
+        </w:rPr>
+        <w:t>Steps to configure the trust policy</w:t>
+      </w:r>
+    </w:p>
+    <w:p>
+      <w:pPr>
+        <w:pStyle w:val="NormalWeb"/>
         <w:numPr>
           <w:ilvl w:val="0"/>
-          <w:numId w:val="17"/>
+          <w:numId w:val="38"/>
         </w:numPr>
-      </w:pPr>
-      <w:r>
-        <w:t>GitHub issues an OIDC token for the workflow.</w:t>
-      </w:r>
-    </w:p>
-    <w:p>
-      <w:pPr>
+        <w:spacing w:line="276" w:lineRule="auto"/>
+        <w:rPr>
+          <w:rFonts w:asciiTheme="minorHAnsi" w:hAnsiTheme="minorHAnsi" w:cstheme="minorHAnsi"/>
+        </w:rPr>
+      </w:pPr>
+      <w:r>
+        <w:rPr>
+          <w:rFonts w:asciiTheme="minorHAnsi" w:hAnsiTheme="minorHAnsi" w:cstheme="minorHAnsi"/>
+        </w:rPr>
+        <w:t xml:space="preserve">Open </w:t>
+      </w:r>
+      <w:r>
+        <w:rPr>
+          <w:rStyle w:val="Strong"/>
+          <w:rFonts w:asciiTheme="minorHAnsi" w:hAnsiTheme="minorHAnsi" w:cstheme="minorHAnsi"/>
+        </w:rPr>
+        <w:t>AWS IAM → Roles</w:t>
+      </w:r>
+      <w:r>
+        <w:rPr>
+          <w:rFonts w:asciiTheme="minorHAnsi" w:hAnsiTheme="minorHAnsi" w:cstheme="minorHAnsi"/>
+        </w:rPr>
+        <w:t>.</w:t>
+      </w:r>
+    </w:p>
+    <w:p>
+      <w:pPr>
+        <w:pStyle w:val="NormalWeb"/>
         <w:numPr>
           <w:ilvl w:val="0"/>
-          <w:numId w:val="17"/>
+          <w:numId w:val="38"/>
         </w:numPr>
-      </w:pPr>
-      <w:r>
-        <w:t>The AWS credentials action sends a role-assumption request to AWS STS.</w:t>
-      </w:r>
-    </w:p>
-    <w:p>
-      <w:pPr>
+        <w:spacing w:line="276" w:lineRule="auto"/>
+        <w:rPr>
+          <w:rFonts w:asciiTheme="minorHAnsi" w:hAnsiTheme="minorHAnsi" w:cstheme="minorHAnsi"/>
+        </w:rPr>
+      </w:pPr>
+      <w:r>
+        <w:rPr>
+          <w:rFonts w:asciiTheme="minorHAnsi" w:hAnsiTheme="minorHAnsi" w:cstheme="minorHAnsi"/>
+        </w:rPr>
+        <w:t xml:space="preserve">Select </w:t>
+      </w:r>
+      <w:r>
+        <w:rPr>
+          <w:rStyle w:val="HTMLCode"/>
+          <w:rFonts w:asciiTheme="minorHAnsi" w:hAnsiTheme="minorHAnsi" w:cstheme="minorHAnsi"/>
+          <w:sz w:val="24"/>
+          <w:szCs w:val="24"/>
+        </w:rPr>
+        <w:t>GitHubActions-Sandeep-S3-Deploy</w:t>
+      </w:r>
+      <w:r>
+        <w:rPr>
+          <w:rFonts w:asciiTheme="minorHAnsi" w:hAnsiTheme="minorHAnsi" w:cstheme="minorHAnsi"/>
+        </w:rPr>
+        <w:t>.</w:t>
+      </w:r>
+    </w:p>
+    <w:p>
+      <w:pPr>
+        <w:pStyle w:val="NormalWeb"/>
         <w:numPr>
           <w:ilvl w:val="0"/>
-          <w:numId w:val="17"/>
+          <w:numId w:val="38"/>
         </w:numPr>
-      </w:pPr>
-      <w:r>
-        <w:t>AWS validates the token and evaluates the role trust policy.</w:t>
-      </w:r>
-    </w:p>
-    <w:p>
-      <w:pPr>
+        <w:spacing w:line="276" w:lineRule="auto"/>
+        <w:rPr>
+          <w:rFonts w:asciiTheme="minorHAnsi" w:hAnsiTheme="minorHAnsi" w:cstheme="minorHAnsi"/>
+        </w:rPr>
+      </w:pPr>
+      <w:r>
+        <w:rPr>
+          <w:rFonts w:asciiTheme="minorHAnsi" w:hAnsiTheme="minorHAnsi" w:cstheme="minorHAnsi"/>
+        </w:rPr>
+        <w:t xml:space="preserve">Open the </w:t>
+      </w:r>
+      <w:r>
+        <w:rPr>
+          <w:rStyle w:val="Strong"/>
+          <w:rFonts w:asciiTheme="minorHAnsi" w:hAnsiTheme="minorHAnsi" w:cstheme="minorHAnsi"/>
+        </w:rPr>
+        <w:t>Trust relationships</w:t>
+      </w:r>
+      <w:r>
+        <w:rPr>
+          <w:rFonts w:asciiTheme="minorHAnsi" w:hAnsiTheme="minorHAnsi" w:cstheme="minorHAnsi"/>
+        </w:rPr>
+        <w:t xml:space="preserve"> tab.</w:t>
+      </w:r>
+    </w:p>
+    <w:p>
+      <w:pPr>
+        <w:pStyle w:val="NormalWeb"/>
         <w:numPr>
           <w:ilvl w:val="0"/>
-          <w:numId w:val="17"/>
+          <w:numId w:val="38"/>
         </w:numPr>
-      </w:pPr>
-      <w:r>
-        <w:t>AWS STS returns temporary credentials if the request is authorized.</w:t>
-      </w:r>
-    </w:p>
-    <w:p>
-      <w:pPr>
+        <w:spacing w:line="276" w:lineRule="auto"/>
+        <w:rPr>
+          <w:rFonts w:asciiTheme="minorHAnsi" w:hAnsiTheme="minorHAnsi" w:cstheme="minorHAnsi"/>
+        </w:rPr>
+      </w:pPr>
+      <w:r>
+        <w:rPr>
+          <w:rFonts w:asciiTheme="minorHAnsi" w:hAnsiTheme="minorHAnsi" w:cstheme="minorHAnsi"/>
+        </w:rPr>
+        <w:t xml:space="preserve">Select </w:t>
+      </w:r>
+      <w:r>
+        <w:rPr>
+          <w:rStyle w:val="Strong"/>
+          <w:rFonts w:asciiTheme="minorHAnsi" w:hAnsiTheme="minorHAnsi" w:cstheme="minorHAnsi"/>
+        </w:rPr>
+        <w:t>Edit trust policy</w:t>
+      </w:r>
+      <w:r>
+        <w:rPr>
+          <w:rFonts w:asciiTheme="minorHAnsi" w:hAnsiTheme="minorHAnsi" w:cstheme="minorHAnsi"/>
+        </w:rPr>
+        <w:t>.</w:t>
+      </w:r>
+    </w:p>
+    <w:p>
+      <w:pPr>
+        <w:pStyle w:val="NormalWeb"/>
         <w:numPr>
           <w:ilvl w:val="0"/>
-          <w:numId w:val="17"/>
+          <w:numId w:val="38"/>
         </w:numPr>
-      </w:pPr>
-      <w:r>
-        <w:t>The AWS CLI uses the temporary credentials to verify the identity and deploy the files.</w:t>
-      </w:r>
-    </w:p>
-    <w:p>
-      <w:pPr>
-        <w:rPr>
-          <w:b/>
-          <w:bCs/>
-        </w:rPr>
-      </w:pPr>
-      <w:r>
-        <w:rPr>
-          <w:b/>
-          <w:bCs/>
-        </w:rPr>
-        <w:t>12.4 Trust Policy Purpose</w:t>
-      </w:r>
-    </w:p>
-    <w:p>
-      <w:pPr>
-        <w:jc w:val="both"/>
-      </w:pPr>
-      <w:r>
-        <w:t>The IAM role trust policy determines which identity can assume the role. It does not define the S3 permissions granted after assumption; those permissions are controlled by the role's permissions policy.</w:t>
-      </w:r>
-      <w:r>
-        <w:t xml:space="preserve"> </w:t>
-      </w:r>
-      <w:r>
-        <w:t>The trust policy should be restricted to the intended repository and branch as supported by the actual GitHub OIDC claims and AWS configuration.</w:t>
-      </w:r>
-    </w:p>
-    <w:p>
-      <w:pPr>
-        <w:rPr>
-          <w:b/>
-          <w:bCs/>
-        </w:rPr>
-      </w:pPr>
-      <w:r>
-        <w:rPr>
-          <w:b/>
-          <w:bCs/>
-        </w:rPr>
-        <w:t>12.5 Trust Policy JSON</w:t>
-      </w:r>
-    </w:p>
-    <w:p>
-      <w:r>
-        <w:t>Insert the exact working trust policy from AWS IAM in this section.</w:t>
-      </w:r>
-    </w:p>
-    <w:p>
-      <w:r>
-        <w:t>A trust policy normally contains a statement that:</w:t>
-      </w:r>
-    </w:p>
-    <w:p>
-      <w:pPr>
+        <w:spacing w:line="276" w:lineRule="auto"/>
+        <w:rPr>
+          <w:rFonts w:asciiTheme="minorHAnsi" w:hAnsiTheme="minorHAnsi" w:cstheme="minorHAnsi"/>
+        </w:rPr>
+      </w:pPr>
+      <w:r>
+        <w:rPr>
+          <w:rFonts w:asciiTheme="minorHAnsi" w:hAnsiTheme="minorHAnsi" w:cstheme="minorHAnsi"/>
+        </w:rPr>
+        <w:t xml:space="preserve">Configure the </w:t>
+      </w:r>
+      <w:r>
+        <w:rPr>
+          <w:rFonts w:asciiTheme="minorHAnsi" w:hAnsiTheme="minorHAnsi" w:cstheme="minorHAnsi"/>
+          <w:b/>
+          <w:bCs/>
+        </w:rPr>
+        <w:t>GitHub OIDC provider ARN</w:t>
+      </w:r>
+      <w:r>
+        <w:rPr>
+          <w:rFonts w:asciiTheme="minorHAnsi" w:hAnsiTheme="minorHAnsi" w:cstheme="minorHAnsi"/>
+        </w:rPr>
+        <w:t xml:space="preserve"> as the federated principal.</w:t>
+      </w:r>
+    </w:p>
+    <w:p>
+      <w:pPr>
+        <w:pStyle w:val="NormalWeb"/>
         <w:numPr>
           <w:ilvl w:val="0"/>
-          <w:numId w:val="18"/>
+          <w:numId w:val="38"/>
         </w:numPr>
-      </w:pPr>
-      <w:r>
-        <w:t>Allows the federated principal associated with the GitHub OIDC provider.</w:t>
-      </w:r>
-    </w:p>
-    <w:p>
-      <w:pPr>
+        <w:spacing w:line="276" w:lineRule="auto"/>
+        <w:rPr>
+          <w:rFonts w:asciiTheme="minorHAnsi" w:hAnsiTheme="minorHAnsi" w:cstheme="minorHAnsi"/>
+        </w:rPr>
+      </w:pPr>
+      <w:r>
+        <w:rPr>
+          <w:rFonts w:asciiTheme="minorHAnsi" w:hAnsiTheme="minorHAnsi" w:cstheme="minorHAnsi"/>
+        </w:rPr>
+        <w:t xml:space="preserve">Set the action to </w:t>
+      </w:r>
+      <w:proofErr w:type="spellStart"/>
+      <w:proofErr w:type="gramStart"/>
+      <w:r>
+        <w:rPr>
+          <w:rStyle w:val="HTMLCode"/>
+          <w:rFonts w:asciiTheme="minorHAnsi" w:hAnsiTheme="minorHAnsi" w:cstheme="minorHAnsi"/>
+          <w:b/>
+          <w:bCs/>
+          <w:sz w:val="24"/>
+          <w:szCs w:val="24"/>
+        </w:rPr>
+        <w:t>sts:AssumeRoleWithWebIdentity</w:t>
+      </w:r>
+      <w:proofErr w:type="spellEnd"/>
+      <w:proofErr w:type="gramEnd"/>
+      <w:r>
+        <w:rPr>
+          <w:rFonts w:asciiTheme="minorHAnsi" w:hAnsiTheme="minorHAnsi" w:cstheme="minorHAnsi"/>
+          <w:b/>
+          <w:bCs/>
+        </w:rPr>
+        <w:t>.</w:t>
+      </w:r>
+    </w:p>
+    <w:p>
+      <w:pPr>
+        <w:pStyle w:val="NormalWeb"/>
         <w:numPr>
           <w:ilvl w:val="0"/>
-          <w:numId w:val="18"/>
+          <w:numId w:val="38"/>
         </w:numPr>
-      </w:pPr>
-      <w:r>
-        <w:lastRenderedPageBreak/>
-        <w:t xml:space="preserve">Uses the AWS STS </w:t>
-      </w:r>
-      <w:proofErr w:type="spellStart"/>
-      <w:r>
-        <w:t>AssumeRoleWithWebIdentity</w:t>
-      </w:r>
-      <w:proofErr w:type="spellEnd"/>
-      <w:r>
-        <w:t xml:space="preserve"> action.</w:t>
-      </w:r>
-    </w:p>
-    <w:p>
-      <w:pPr>
+        <w:spacing w:line="276" w:lineRule="auto"/>
+        <w:rPr>
+          <w:rFonts w:asciiTheme="minorHAnsi" w:hAnsiTheme="minorHAnsi" w:cstheme="minorHAnsi"/>
+        </w:rPr>
+      </w:pPr>
+      <w:r>
+        <w:rPr>
+          <w:rFonts w:asciiTheme="minorHAnsi" w:hAnsiTheme="minorHAnsi" w:cstheme="minorHAnsi"/>
+        </w:rPr>
+        <w:t xml:space="preserve">Add conditions restricting the token audience to </w:t>
+      </w:r>
+      <w:r>
+        <w:rPr>
+          <w:rStyle w:val="HTMLCode"/>
+          <w:rFonts w:asciiTheme="minorHAnsi" w:hAnsiTheme="minorHAnsi" w:cstheme="minorHAnsi"/>
+          <w:b/>
+          <w:bCs/>
+          <w:sz w:val="24"/>
+          <w:szCs w:val="24"/>
+        </w:rPr>
+        <w:t>sts.amazonaws.com</w:t>
+      </w:r>
+      <w:r>
+        <w:rPr>
+          <w:rFonts w:asciiTheme="minorHAnsi" w:hAnsiTheme="minorHAnsi" w:cstheme="minorHAnsi"/>
+        </w:rPr>
+        <w:t xml:space="preserve"> and the subject to the intended GitHub repository and branch.</w:t>
+      </w:r>
+    </w:p>
+    <w:p>
+      <w:pPr>
+        <w:pStyle w:val="NormalWeb"/>
         <w:numPr>
           <w:ilvl w:val="0"/>
-          <w:numId w:val="18"/>
+          <w:numId w:val="38"/>
         </w:numPr>
-      </w:pPr>
-      <w:r>
-        <w:t>Restricts the audience to sts.amazonaws.com.</w:t>
-      </w:r>
-    </w:p>
-    <w:p>
-      <w:pPr>
-        <w:numPr>
-          <w:ilvl w:val="0"/>
-          <w:numId w:val="18"/>
-        </w:numPr>
-      </w:pPr>
-      <w:r>
-        <w:t>Restricts the subject or equivalent supported claims to the intended GitHub workflow identity.</w:t>
-      </w:r>
-    </w:p>
-    <w:p>
-      <w:r>
-        <w:t>The precise Condition block must match the working configuration in the AWS console.</w:t>
+        <w:spacing w:line="276" w:lineRule="auto"/>
+        <w:rPr>
+          <w:rFonts w:asciiTheme="minorHAnsi" w:hAnsiTheme="minorHAnsi" w:cstheme="minorHAnsi"/>
+        </w:rPr>
+      </w:pPr>
+      <w:r>
+        <w:rPr>
+          <w:rFonts w:asciiTheme="minorHAnsi" w:hAnsiTheme="minorHAnsi" w:cstheme="minorHAnsi"/>
+        </w:rPr>
+        <w:t>Save the policy and verify that the repository and branch restrictions match the actual GitHub OIDC claims.</w:t>
       </w:r>
     </w:p>
     <w:p>
@@ -5776,7 +6095,7 @@
                     <pic:cNvPicPr/>
                   </pic:nvPicPr>
                   <pic:blipFill>
-                    <a:blip r:embed="rId15"/>
+                    <a:blip r:embed="rId16"/>
                     <a:stretch>
                       <a:fillRect/>
                     </a:stretch>
@@ -5806,120 +6125,415 @@
     </w:p>
     <w:p>
       <w:pPr>
-        <w:rPr>
-          <w:b/>
-          <w:bCs/>
-        </w:rPr>
-      </w:pPr>
-      <w:r>
-        <w:rPr>
-          <w:b/>
-          <w:bCs/>
-        </w:rPr>
-        <w:t>12.6 OIDC Verification</w:t>
-      </w:r>
-    </w:p>
-    <w:p>
-      <w:r>
-        <w:t xml:space="preserve">During </w:t>
-      </w:r>
-      <w:r>
-        <w:t>verification</w:t>
-      </w:r>
-      <w:r>
-        <w:t>, the workflow inspected the token's issuer, audience, and subject without printing the token itself.</w:t>
-      </w:r>
-    </w:p>
-    <w:p>
-      <w:pPr>
-        <w:rPr>
-          <w:b/>
-          <w:bCs/>
-        </w:rPr>
-      </w:pPr>
-      <w:r>
-        <w:rPr>
-          <w:b/>
-          <w:bCs/>
-        </w:rPr>
-        <w:t>The output showed:</w:t>
-      </w:r>
-    </w:p>
-    <w:p>
-      <w:pPr>
-        <w:rPr>
-          <w:b/>
-          <w:bCs/>
-        </w:rPr>
-      </w:pPr>
-      <w:r>
-        <w:rPr>
-          <w:b/>
-          <w:bCs/>
-        </w:rPr>
-        <w:t>Issuer:   https://token.actions.githubusercontent.com</w:t>
-      </w:r>
-    </w:p>
-    <w:p>
-      <w:pPr>
-        <w:rPr>
-          <w:b/>
-          <w:bCs/>
-        </w:rPr>
-      </w:pPr>
-      <w:r>
-        <w:rPr>
-          <w:b/>
-          <w:bCs/>
-        </w:rPr>
-        <w:t>Audience: sts.amazonaws.com</w:t>
-      </w:r>
-    </w:p>
-    <w:p>
-      <w:pPr>
-        <w:rPr>
-          <w:b/>
-          <w:bCs/>
-        </w:rPr>
-      </w:pPr>
-      <w:r>
-        <w:rPr>
-          <w:b/>
-          <w:bCs/>
-        </w:rPr>
-        <w:t xml:space="preserve">Subject:  </w:t>
-      </w:r>
+        <w:jc w:val="both"/>
+        <w:rPr>
+          <w:rFonts w:eastAsia="Times New Roman" w:cstheme="minorHAnsi"/>
+          <w:kern w:val="0"/>
+          <w:lang w:eastAsia="en-AE"/>
+          <w14:ligatures w14:val="none"/>
+        </w:rPr>
+      </w:pPr>
+      <w:r>
+        <w:rPr>
+          <w:rFonts w:eastAsia="Times New Roman" w:cstheme="minorHAnsi"/>
+          <w:kern w:val="0"/>
+          <w:lang w:eastAsia="en-AE"/>
+          <w14:ligatures w14:val="none"/>
+        </w:rPr>
+        <w:t xml:space="preserve">The </w:t>
+      </w:r>
+      <w:r>
+        <w:rPr>
+          <w:rFonts w:eastAsia="Times New Roman" w:cstheme="minorHAnsi"/>
+          <w:b/>
+          <w:bCs/>
+          <w:kern w:val="0"/>
+          <w:lang w:eastAsia="en-AE"/>
+          <w14:ligatures w14:val="none"/>
+        </w:rPr>
+        <w:t>sub</w:t>
+      </w:r>
+      <w:r>
+        <w:rPr>
+          <w:rFonts w:eastAsia="Times New Roman" w:cstheme="minorHAnsi"/>
+          <w:kern w:val="0"/>
+          <w:lang w:eastAsia="en-AE"/>
+          <w14:ligatures w14:val="none"/>
+        </w:rPr>
+        <w:t xml:space="preserve"> </w:t>
+      </w:r>
+      <w:r>
+        <w:rPr>
+          <w:rFonts w:eastAsia="Times New Roman" w:cstheme="minorHAnsi"/>
+          <w:b/>
+          <w:bCs/>
+          <w:kern w:val="0"/>
+          <w:lang w:eastAsia="en-AE"/>
+          <w14:ligatures w14:val="none"/>
+        </w:rPr>
+        <w:t>condition</w:t>
+      </w:r>
+      <w:r>
+        <w:rPr>
+          <w:rFonts w:eastAsia="Times New Roman" w:cstheme="minorHAnsi"/>
+          <w:kern w:val="0"/>
+          <w:lang w:eastAsia="en-AE"/>
+          <w14:ligatures w14:val="none"/>
+        </w:rPr>
+        <w:t xml:space="preserve"> restricts role assumption to the specified repository and branch. The </w:t>
+      </w:r>
+      <w:proofErr w:type="spellStart"/>
+      <w:r>
+        <w:rPr>
+          <w:rFonts w:eastAsia="Times New Roman" w:cstheme="minorHAnsi"/>
+          <w:b/>
+          <w:bCs/>
+          <w:kern w:val="0"/>
+          <w:lang w:eastAsia="en-AE"/>
+          <w14:ligatures w14:val="none"/>
+        </w:rPr>
+        <w:t>aud</w:t>
+      </w:r>
+      <w:proofErr w:type="spellEnd"/>
+      <w:r>
+        <w:rPr>
+          <w:rFonts w:eastAsia="Times New Roman" w:cstheme="minorHAnsi"/>
+          <w:kern w:val="0"/>
+          <w:lang w:eastAsia="en-AE"/>
+          <w14:ligatures w14:val="none"/>
+        </w:rPr>
+        <w:t xml:space="preserve"> </w:t>
+      </w:r>
+      <w:r>
+        <w:rPr>
+          <w:rFonts w:eastAsia="Times New Roman" w:cstheme="minorHAnsi"/>
+          <w:b/>
+          <w:bCs/>
+          <w:kern w:val="0"/>
+          <w:lang w:eastAsia="en-AE"/>
+          <w14:ligatures w14:val="none"/>
+        </w:rPr>
+        <w:t>condition</w:t>
+      </w:r>
+      <w:r>
+        <w:rPr>
+          <w:rFonts w:eastAsia="Times New Roman" w:cstheme="minorHAnsi"/>
+          <w:kern w:val="0"/>
+          <w:lang w:eastAsia="en-AE"/>
+          <w14:ligatures w14:val="none"/>
+        </w:rPr>
+        <w:t xml:space="preserve"> ensures that the token is intended for AWS STS. Together, these conditions limit</w:t>
+      </w:r>
+      <w:r>
+        <w:rPr>
+          <w:rFonts w:eastAsia="Times New Roman" w:cstheme="minorHAnsi"/>
+          <w:kern w:val="0"/>
+          <w:lang w:eastAsia="en-AE"/>
+          <w14:ligatures w14:val="none"/>
+        </w:rPr>
+        <w:t xml:space="preserve"> </w:t>
+      </w:r>
+      <w:r>
+        <w:rPr>
+          <w:rFonts w:eastAsia="Times New Roman" w:cstheme="minorHAnsi"/>
+          <w:kern w:val="0"/>
+          <w:lang w:eastAsia="en-AE"/>
+          <w14:ligatures w14:val="none"/>
+        </w:rPr>
+        <w:t>which GitHub Actions workflow identities can assume the deployment role.</w:t>
+      </w:r>
+    </w:p>
+    <w:p>
+      <w:pPr>
+        <w:jc w:val="both"/>
+        <w:rPr>
+          <w:rFonts w:eastAsia="Times New Roman" w:cstheme="minorHAnsi"/>
+          <w:kern w:val="0"/>
+          <w:lang w:eastAsia="en-AE"/>
+          <w14:ligatures w14:val="none"/>
+        </w:rPr>
+      </w:pPr>
+      <w:r>
+        <w:rPr>
+          <w:rFonts w:eastAsia="Times New Roman" w:cstheme="minorHAnsi"/>
+          <w:kern w:val="0"/>
+          <w:lang w:eastAsia="en-AE"/>
+          <w14:ligatures w14:val="none"/>
+        </w:rPr>
+        <w:lastRenderedPageBreak/>
+        <w:t>T</w:t>
+      </w:r>
+      <w:r>
+        <w:rPr>
+          <w:rFonts w:eastAsia="Times New Roman" w:cstheme="minorHAnsi"/>
+          <w:kern w:val="0"/>
+          <w:lang w:eastAsia="en-AE"/>
+          <w14:ligatures w14:val="none"/>
+        </w:rPr>
+        <w:t>he GitHub repository</w:t>
+      </w:r>
+      <w:r>
+        <w:rPr>
+          <w:rFonts w:eastAsia="Times New Roman" w:cstheme="minorHAnsi"/>
+          <w:kern w:val="0"/>
+          <w:lang w:eastAsia="en-AE"/>
+          <w14:ligatures w14:val="none"/>
+        </w:rPr>
+        <w:t xml:space="preserve"> has</w:t>
+      </w:r>
+      <w:r>
+        <w:rPr>
+          <w:rFonts w:eastAsia="Times New Roman" w:cstheme="minorHAnsi"/>
+          <w:kern w:val="0"/>
+          <w:lang w:eastAsia="en-AE"/>
+          <w14:ligatures w14:val="none"/>
+        </w:rPr>
+        <w:t xml:space="preserve"> </w:t>
+      </w:r>
+      <w:r>
+        <w:rPr>
+          <w:rFonts w:eastAsia="Times New Roman" w:cstheme="minorHAnsi"/>
+          <w:kern w:val="0"/>
+          <w:lang w:eastAsia="en-AE"/>
+          <w14:ligatures w14:val="none"/>
+        </w:rPr>
+        <w:t>d</w:t>
+      </w:r>
+      <w:r>
+        <w:rPr>
+          <w:rFonts w:eastAsia="Times New Roman" w:cstheme="minorHAnsi"/>
+          <w:kern w:val="0"/>
+          <w:lang w:eastAsia="en-AE"/>
+          <w14:ligatures w14:val="none"/>
+        </w:rPr>
+        <w:t>efault subject claim prefix to use the subject-claim format containing the immutable owner ID and repository ID.</w:t>
+      </w:r>
+      <w:r>
+        <w:rPr>
+          <w:rFonts w:eastAsia="Times New Roman" w:cstheme="minorHAnsi"/>
+          <w:kern w:val="0"/>
+          <w:lang w:eastAsia="en-AE"/>
+          <w14:ligatures w14:val="none"/>
+        </w:rPr>
+        <w:t xml:space="preserve"> </w:t>
+      </w:r>
+      <w:r>
+        <w:rPr>
+          <w:rFonts w:eastAsia="Times New Roman" w:cstheme="minorHAnsi"/>
+          <w:kern w:val="0"/>
+          <w:lang w:eastAsia="en-AE"/>
+          <w14:ligatures w14:val="none"/>
+        </w:rPr>
+        <w:t>GitHub supports immutable subject claims that incorporate these IDs. They help identify the owner and repository consistently, even if their names change. The subject format used by GitHub must match the subject condition in the AWS IAM role trust policy.</w:t>
+      </w:r>
+      <w:r>
+        <w:rPr>
+          <w:rFonts w:eastAsia="Times New Roman" w:cstheme="minorHAnsi"/>
+          <w:kern w:val="0"/>
+          <w:lang w:eastAsia="en-AE"/>
+          <w14:ligatures w14:val="none"/>
+        </w:rPr>
+        <w:t xml:space="preserve"> </w:t>
+      </w:r>
+    </w:p>
+    <w:p>
+      <w:pPr>
+        <w:jc w:val="center"/>
+        <w:rPr>
+          <w:rFonts w:eastAsia="Times New Roman" w:cstheme="minorHAnsi"/>
+          <w:kern w:val="0"/>
+          <w:lang w:eastAsia="en-AE"/>
+          <w14:ligatures w14:val="none"/>
+        </w:rPr>
+      </w:pPr>
+      <w:r>
+        <w:rPr>
+          <w:rFonts w:eastAsia="Times New Roman" w:cstheme="minorHAnsi"/>
+          <w:kern w:val="0"/>
+          <w:lang w:eastAsia="en-AE"/>
+          <w14:ligatures w14:val="none"/>
+        </w:rPr>
+        <w:drawing>
+          <wp:inline distT="0" distB="0" distL="0" distR="0" wp14:anchorId="2CE27C34" wp14:editId="1BC020F0">
+            <wp:extent cx="5191125" cy="2324100"/>
+            <wp:effectExtent l="0" t="0" r="9525" b="0"/>
+            <wp:docPr id="1694671535" name="Picture 1"/>
+            <wp:cNvGraphicFramePr>
+              <a:graphicFrameLocks xmlns:a="http://schemas.openxmlformats.org/drawingml/2006/main" noChangeAspect="1"/>
+            </wp:cNvGraphicFramePr>
+            <a:graphic xmlns:a="http://schemas.openxmlformats.org/drawingml/2006/main">
+              <a:graphicData uri="http://schemas.openxmlformats.org/drawingml/2006/picture">
+                <pic:pic xmlns:pic="http://schemas.openxmlformats.org/drawingml/2006/picture">
+                  <pic:nvPicPr>
+                    <pic:cNvPr id="1694671535" name=""/>
+                    <pic:cNvPicPr/>
+                  </pic:nvPicPr>
+                  <pic:blipFill>
+                    <a:blip r:embed="rId17"/>
+                    <a:stretch>
+                      <a:fillRect/>
+                    </a:stretch>
+                  </pic:blipFill>
+                  <pic:spPr>
+                    <a:xfrm>
+                      <a:off x="0" y="0"/>
+                      <a:ext cx="5191125" cy="2324100"/>
+                    </a:xfrm>
+                    <a:prstGeom prst="rect">
+                      <a:avLst/>
+                    </a:prstGeom>
+                  </pic:spPr>
+                </pic:pic>
+              </a:graphicData>
+            </a:graphic>
+          </wp:inline>
+        </w:drawing>
+      </w:r>
+    </w:p>
+    <w:p>
+      <w:pPr>
+        <w:jc w:val="center"/>
+        <w:rPr>
+          <w:rFonts w:eastAsia="Times New Roman" w:cstheme="minorHAnsi"/>
+          <w:i/>
+          <w:iCs/>
+          <w:kern w:val="0"/>
+          <w:lang w:eastAsia="en-AE"/>
+          <w14:ligatures w14:val="none"/>
+        </w:rPr>
+      </w:pPr>
+      <w:r>
+        <w:rPr>
+          <w:rFonts w:eastAsia="Times New Roman" w:cstheme="minorHAnsi"/>
+          <w:i/>
+          <w:iCs/>
+          <w:kern w:val="0"/>
+          <w:lang w:eastAsia="en-AE"/>
+          <w14:ligatures w14:val="none"/>
+        </w:rPr>
+        <w:t xml:space="preserve">Figure 11: Default Subject Claim </w:t>
+      </w:r>
+      <w:r>
+        <w:rPr>
+          <w:rFonts w:eastAsia="Times New Roman" w:cstheme="minorHAnsi"/>
+          <w:i/>
+          <w:iCs/>
+          <w:kern w:val="0"/>
+          <w:lang w:eastAsia="en-AE"/>
+          <w14:ligatures w14:val="none"/>
+        </w:rPr>
+        <w:t>prefix</w:t>
+      </w:r>
+      <w:r>
+        <w:rPr>
+          <w:rFonts w:eastAsia="Times New Roman" w:cstheme="minorHAnsi"/>
+          <w:i/>
+          <w:iCs/>
+          <w:kern w:val="0"/>
+          <w:lang w:eastAsia="en-AE"/>
+          <w14:ligatures w14:val="none"/>
+        </w:rPr>
+        <w:t xml:space="preserve"> for the repository</w:t>
+      </w:r>
+    </w:p>
+    <w:p>
+      <w:pPr>
+        <w:jc w:val="both"/>
+        <w:rPr>
+          <w:rFonts w:eastAsia="Times New Roman" w:cstheme="minorHAnsi"/>
+          <w:kern w:val="0"/>
+          <w:lang w:eastAsia="en-AE"/>
+          <w14:ligatures w14:val="none"/>
+        </w:rPr>
+      </w:pPr>
+      <w:r>
+        <w:rPr>
+          <w:rFonts w:eastAsia="Times New Roman" w:cstheme="minorHAnsi"/>
+          <w:kern w:val="0"/>
+          <w:lang w:eastAsia="en-AE"/>
+          <w14:ligatures w14:val="none"/>
+        </w:rPr>
+        <w:t>Any</w:t>
+      </w:r>
+      <w:r>
+        <w:rPr>
+          <w:rFonts w:eastAsia="Times New Roman" w:cstheme="minorHAnsi"/>
+          <w:kern w:val="0"/>
+          <w:lang w:eastAsia="en-AE"/>
+          <w14:ligatures w14:val="none"/>
+        </w:rPr>
+        <w:t xml:space="preserve"> mismatch caus</w:t>
+      </w:r>
+      <w:r>
+        <w:rPr>
+          <w:rFonts w:eastAsia="Times New Roman" w:cstheme="minorHAnsi"/>
+          <w:kern w:val="0"/>
+          <w:lang w:eastAsia="en-AE"/>
+          <w14:ligatures w14:val="none"/>
+        </w:rPr>
+        <w:t>es</w:t>
+      </w:r>
+      <w:r>
+        <w:rPr>
+          <w:rFonts w:eastAsia="Times New Roman" w:cstheme="minorHAnsi"/>
+          <w:kern w:val="0"/>
+          <w:lang w:eastAsia="en-AE"/>
+          <w14:ligatures w14:val="none"/>
+        </w:rPr>
+        <w:t xml:space="preserve"> the OIDC role-assumption attempt to fail with the </w:t>
+      </w:r>
+      <w:r>
+        <w:rPr>
+          <w:rFonts w:eastAsia="Times New Roman" w:cstheme="minorHAnsi"/>
+          <w:b/>
+          <w:bCs/>
+          <w:kern w:val="0"/>
+          <w:lang w:eastAsia="en-AE"/>
+          <w14:ligatures w14:val="none"/>
+        </w:rPr>
+        <w:t xml:space="preserve">Not authorized to perform </w:t>
+      </w:r>
+      <w:proofErr w:type="spellStart"/>
       <w:proofErr w:type="gramStart"/>
       <w:r>
         <w:rPr>
-          <w:b/>
-          <w:bCs/>
-        </w:rPr>
-        <w:t>repo:Sandeep</w:t>
-      </w:r>
+          <w:rFonts w:eastAsia="Times New Roman" w:cstheme="minorHAnsi"/>
+          <w:b/>
+          <w:bCs/>
+          <w:kern w:val="0"/>
+          <w:lang w:eastAsia="en-AE"/>
+          <w14:ligatures w14:val="none"/>
+        </w:rPr>
+        <w:t>sts:AssumeRoleWithWebIdentity</w:t>
+      </w:r>
+      <w:proofErr w:type="spellEnd"/>
       <w:proofErr w:type="gramEnd"/>
       <w:r>
         <w:rPr>
-          <w:b/>
-          <w:bCs/>
-        </w:rPr>
-        <w:t>-Jagan@333763674/Sandeep-CICD-Project@</w:t>
-      </w:r>
-      <w:proofErr w:type="gramStart"/>
-      <w:r>
-        <w:rPr>
-          <w:b/>
-          <w:bCs/>
-        </w:rPr>
-        <w:t>1395410053:ref</w:t>
-      </w:r>
-      <w:proofErr w:type="gramEnd"/>
-      <w:r>
-        <w:rPr>
-          <w:b/>
-          <w:bCs/>
-        </w:rPr>
-        <w:t>:refs/heads/main</w:t>
+          <w:rFonts w:eastAsia="Times New Roman" w:cstheme="minorHAnsi"/>
+          <w:kern w:val="0"/>
+          <w:lang w:eastAsia="en-AE"/>
+          <w14:ligatures w14:val="none"/>
+        </w:rPr>
+        <w:t xml:space="preserve"> </w:t>
+      </w:r>
+      <w:r>
+        <w:rPr>
+          <w:rFonts w:eastAsia="Times New Roman" w:cstheme="minorHAnsi"/>
+          <w:kern w:val="0"/>
+          <w:lang w:eastAsia="en-AE"/>
+          <w14:ligatures w14:val="none"/>
+        </w:rPr>
+        <w:t>error</w:t>
+      </w:r>
+      <w:r>
+        <w:rPr>
+          <w:rFonts w:eastAsia="Times New Roman" w:cstheme="minorHAnsi"/>
+          <w:kern w:val="0"/>
+          <w:lang w:eastAsia="en-AE"/>
+          <w14:ligatures w14:val="none"/>
+        </w:rPr>
+        <w:t>.</w:t>
       </w:r>
     </w:p>
     <w:p>
@@ -5936,7 +6550,6 @@
           <w:bCs/>
           <w:noProof/>
         </w:rPr>
-        <w:lastRenderedPageBreak/>
         <w:drawing>
           <wp:inline distT="0" distB="0" distL="0" distR="0" wp14:anchorId="60CBE13A" wp14:editId="0592D41D">
             <wp:extent cx="5731510" cy="2015490"/>
@@ -5953,7 +6566,7 @@
                     <pic:cNvPicPr/>
                   </pic:nvPicPr>
                   <pic:blipFill>
-                    <a:blip r:embed="rId16"/>
+                    <a:blip r:embed="rId18"/>
                     <a:stretch>
                       <a:fillRect/>
                     </a:stretch>
@@ -5978,7 +6591,128 @@
           <w:i/>
           <w:iCs/>
         </w:rPr>
-        <w:t>Figure 11: GitHub Actions log showing successful AWS identity verification.</w:t>
+        <w:t>Figure 1</w:t>
+      </w:r>
+      <w:r>
+        <w:rPr>
+          <w:i/>
+          <w:iCs/>
+        </w:rPr>
+        <w:t>2</w:t>
+      </w:r>
+      <w:r>
+        <w:rPr>
+          <w:i/>
+          <w:iCs/>
+        </w:rPr>
+        <w:t>: GitHub Actions log showing successful AWS identity verification.</w:t>
+      </w:r>
+    </w:p>
+    <w:p>
+      <w:pPr>
+        <w:rPr>
+          <w:b/>
+          <w:bCs/>
+        </w:rPr>
+      </w:pPr>
+      <w:r>
+        <w:rPr>
+          <w:b/>
+          <w:bCs/>
+        </w:rPr>
+        <w:t>12.</w:t>
+      </w:r>
+      <w:r>
+        <w:rPr>
+          <w:b/>
+          <w:bCs/>
+        </w:rPr>
+        <w:t>5</w:t>
+      </w:r>
+      <w:r>
+        <w:rPr>
+          <w:b/>
+          <w:bCs/>
+        </w:rPr>
+        <w:t xml:space="preserve"> OIDC Authentication Flow</w:t>
+      </w:r>
+    </w:p>
+    <w:p>
+      <w:pPr>
+        <w:numPr>
+          <w:ilvl w:val="0"/>
+          <w:numId w:val="17"/>
+        </w:numPr>
+      </w:pPr>
+      <w:r>
+        <w:t>A workflow run starts in GitHub Actions.</w:t>
+      </w:r>
+    </w:p>
+    <w:p>
+      <w:pPr>
+        <w:numPr>
+          <w:ilvl w:val="0"/>
+          <w:numId w:val="17"/>
+        </w:numPr>
+      </w:pPr>
+      <w:r>
+        <w:t>The workflow has id-token: write permission.</w:t>
+      </w:r>
+    </w:p>
+    <w:p>
+      <w:pPr>
+        <w:numPr>
+          <w:ilvl w:val="0"/>
+          <w:numId w:val="17"/>
+        </w:numPr>
+      </w:pPr>
+      <w:r>
+        <w:t>GitHub issues an OIDC token for the workflow.</w:t>
+      </w:r>
+    </w:p>
+    <w:p>
+      <w:pPr>
+        <w:numPr>
+          <w:ilvl w:val="0"/>
+          <w:numId w:val="17"/>
+        </w:numPr>
+      </w:pPr>
+      <w:r>
+        <w:t>The AWS credentials action sends a role-assumption request to AWS STS.</w:t>
+      </w:r>
+    </w:p>
+    <w:p>
+      <w:pPr>
+        <w:numPr>
+          <w:ilvl w:val="0"/>
+          <w:numId w:val="17"/>
+        </w:numPr>
+      </w:pPr>
+      <w:r>
+        <w:t>AWS validates the token and evaluates the role trust policy.</w:t>
+      </w:r>
+    </w:p>
+    <w:p>
+      <w:pPr>
+        <w:numPr>
+          <w:ilvl w:val="0"/>
+          <w:numId w:val="17"/>
+        </w:numPr>
+      </w:pPr>
+      <w:r>
+        <w:lastRenderedPageBreak/>
+        <w:t>AWS STS returns temporary credentials if the request is authorized.</w:t>
+      </w:r>
+    </w:p>
+    <w:p>
+      <w:pPr>
+        <w:numPr>
+          <w:ilvl w:val="0"/>
+          <w:numId w:val="17"/>
+        </w:numPr>
+      </w:pPr>
+      <w:r>
+        <w:t>The AWS CLI uses the temporary credentials to verify the identity and deploy the files.</w:t>
       </w:r>
     </w:p>
     <w:p>
@@ -6389,7 +7123,6 @@
           <w:b/>
           <w:bCs/>
         </w:rPr>
-        <w:lastRenderedPageBreak/>
         <w:t>13.4 Deployment Verification</w:t>
       </w:r>
     </w:p>
@@ -6493,6 +7226,7 @@
         </w:numPr>
       </w:pPr>
       <w:r>
+        <w:lastRenderedPageBreak/>
         <w:t>Check the GitHub Actions deployment step for successful completion.</w:t>
       </w:r>
     </w:p>
@@ -6572,7 +7306,7 @@
                     <pic:cNvPicPr/>
                   </pic:nvPicPr>
                   <pic:blipFill>
-                    <a:blip r:embed="rId17"/>
+                    <a:blip r:embed="rId19"/>
                     <a:stretch>
                       <a:fillRect/>
                     </a:stretch>
@@ -6597,7 +7331,21 @@
           <w:i/>
           <w:iCs/>
         </w:rPr>
-        <w:t>Figure 12: S3 bucket showing the deployed application files.</w:t>
+        <w:t>Figure 1</w:t>
+      </w:r>
+      <w:r>
+        <w:rPr>
+          <w:i/>
+          <w:iCs/>
+        </w:rPr>
+        <w:t>3</w:t>
+      </w:r>
+      <w:r>
+        <w:rPr>
+          <w:i/>
+          <w:iCs/>
+        </w:rPr>
+        <w:t>: S3 bucket showing the deployed application files.</w:t>
       </w:r>
     </w:p>
     <w:p>
@@ -6651,111 +7399,128 @@
           <w:i/>
           <w:iCs/>
         </w:rPr>
-        <w:t>Figure 13: Application accessed through its configured website endpoint</w:t>
-      </w:r>
-    </w:p>
-    <w:p>
-      <w:pPr>
-        <w:rPr>
-          <w:b/>
-          <w:bCs/>
-        </w:rPr>
-      </w:pPr>
-    </w:p>
-    <w:p>
-      <w:pPr>
-        <w:rPr>
-          <w:b/>
-          <w:bCs/>
-        </w:rPr>
-      </w:pPr>
-    </w:p>
-    <w:p>
-      <w:pPr>
-        <w:rPr>
-          <w:b/>
-          <w:bCs/>
-        </w:rPr>
-      </w:pPr>
-      <w:r>
-        <w:rPr>
-          <w:b/>
-          <w:bCs/>
-        </w:rPr>
+        <w:t>Figure 1</w:t>
+      </w:r>
+      <w:r>
+        <w:rPr>
+          <w:i/>
+          <w:iCs/>
+        </w:rPr>
+        <w:t>4</w:t>
+      </w:r>
+      <w:r>
+        <w:rPr>
+          <w:i/>
+          <w:iCs/>
+        </w:rPr>
+        <w:t>: Application accessed through its configured website endpoint</w:t>
+      </w:r>
+    </w:p>
+    <w:p>
+      <w:pPr>
+        <w:rPr>
+          <w:b/>
+          <w:bCs/>
+        </w:rPr>
+      </w:pPr>
+    </w:p>
+    <w:p>
+      <w:pPr>
+        <w:rPr>
+          <w:b/>
+          <w:bCs/>
+        </w:rPr>
+      </w:pPr>
+    </w:p>
+    <w:p>
+      <w:pPr>
+        <w:rPr>
+          <w:b/>
+          <w:bCs/>
+        </w:rPr>
+      </w:pPr>
+      <w:r>
+        <w:rPr>
+          <w:b/>
+          <w:bCs/>
+        </w:rPr>
+        <w:t>1</w:t>
+      </w:r>
+      <w:r>
+        <w:rPr>
+          <w:b/>
+          <w:bCs/>
+        </w:rPr>
+        <w:t>4</w:t>
+      </w:r>
+      <w:r>
+        <w:rPr>
+          <w:b/>
+          <w:bCs/>
+        </w:rPr>
+        <w:t>. Testing and Validation</w:t>
+      </w:r>
+    </w:p>
+    <w:p>
+      <w:pPr>
+        <w:rPr>
+          <w:b/>
+          <w:bCs/>
+        </w:rPr>
+      </w:pPr>
+      <w:r>
+        <w:rPr>
+          <w:b/>
+          <w:bCs/>
+        </w:rPr>
+        <w:t>15.1 Automated Tests</w:t>
+      </w:r>
+    </w:p>
+    <w:p>
+      <w:pPr>
+        <w:rPr>
+          <w:b/>
+          <w:bCs/>
+        </w:rPr>
+      </w:pPr>
+      <w:r>
+        <w:rPr>
+          <w:b/>
+          <w:bCs/>
+        </w:rPr>
+        <w:t>The workflow executes:</w:t>
+      </w:r>
+      <w:r>
+        <w:rPr>
+          <w:b/>
+          <w:bCs/>
+        </w:rPr>
+        <w:t xml:space="preserve"> </w:t>
+      </w:r>
+      <w:r>
+        <w:rPr>
+          <w:b/>
+          <w:bCs/>
+        </w:rPr>
+        <w:t>bash tests/test.sh</w:t>
+      </w:r>
+    </w:p>
+    <w:p>
+      <w:pPr>
+        <w:jc w:val="both"/>
+      </w:pPr>
+      <w:r>
+        <w:t>The test script performs the checks implemented in the project. The exact test coverage should be described according to the contents of the committed script.</w:t>
+      </w:r>
+      <w:r>
+        <w:t xml:space="preserve"> </w:t>
+      </w:r>
+      <w:r>
+        <w:t xml:space="preserve">If the script checks </w:t>
+      </w:r>
+      <w:r>
         <w:lastRenderedPageBreak/>
-        <w:t>1</w:t>
-      </w:r>
-      <w:r>
-        <w:rPr>
-          <w:b/>
-          <w:bCs/>
-        </w:rPr>
-        <w:t>4</w:t>
-      </w:r>
-      <w:r>
-        <w:rPr>
-          <w:b/>
-          <w:bCs/>
-        </w:rPr>
-        <w:t>. Testing and Validation</w:t>
-      </w:r>
-    </w:p>
-    <w:p>
-      <w:pPr>
-        <w:rPr>
-          <w:b/>
-          <w:bCs/>
-        </w:rPr>
-      </w:pPr>
-      <w:r>
-        <w:rPr>
-          <w:b/>
-          <w:bCs/>
-        </w:rPr>
-        <w:t>15.1 Automated Tests</w:t>
-      </w:r>
-    </w:p>
-    <w:p>
-      <w:pPr>
-        <w:rPr>
-          <w:b/>
-          <w:bCs/>
-        </w:rPr>
-      </w:pPr>
-      <w:r>
-        <w:rPr>
-          <w:b/>
-          <w:bCs/>
-        </w:rPr>
-        <w:t>The workflow executes:</w:t>
-      </w:r>
-      <w:r>
-        <w:rPr>
-          <w:b/>
-          <w:bCs/>
-        </w:rPr>
-        <w:t xml:space="preserve"> </w:t>
-      </w:r>
-      <w:r>
-        <w:rPr>
-          <w:b/>
-          <w:bCs/>
-        </w:rPr>
-        <w:t>bash tests/test.sh</w:t>
-      </w:r>
-    </w:p>
-    <w:p>
-      <w:pPr>
-        <w:jc w:val="both"/>
-      </w:pPr>
-      <w:r>
-        <w:t>The test script performs the checks implemented in the project. The exact test coverage should be described according to the contents of the committed script.</w:t>
-      </w:r>
-      <w:r>
-        <w:t xml:space="preserve"> </w:t>
-      </w:r>
-      <w:r>
-        <w:t>If the script checks only file existence and basic content, it should be described as basic validation rather than a comprehensive unit test suite.</w:t>
+        <w:t>only file existence and basic content, it should be described as basic validation rather than a comprehensive unit test suite.</w:t>
       </w:r>
     </w:p>
     <w:p>
@@ -7256,15 +8021,21 @@
       </w:pPr>
       <w:r>
         <w:rPr>
+          <w:i/>
+          <w:iCs/>
+        </w:rPr>
+        <w:br/>
+      </w:r>
+      <w:r>
+        <w:rPr>
           <w:b/>
           <w:bCs/>
           <w:noProof/>
         </w:rPr>
-        <w:lastRenderedPageBreak/>
         <w:drawing>
-          <wp:inline distT="0" distB="0" distL="0" distR="0" wp14:anchorId="0E56AB04" wp14:editId="019E328E">
-            <wp:extent cx="5731510" cy="2743200"/>
-            <wp:effectExtent l="0" t="0" r="2540" b="0"/>
+          <wp:inline distT="0" distB="0" distL="0" distR="0" wp14:anchorId="0E56AB04" wp14:editId="5A0A7D50">
+            <wp:extent cx="5731510" cy="2581275"/>
+            <wp:effectExtent l="0" t="0" r="2540" b="9525"/>
             <wp:docPr id="966077973" name="Picture 1"/>
             <wp:cNvGraphicFramePr>
               <a:graphicFrameLocks xmlns:a="http://schemas.openxmlformats.org/drawingml/2006/main" noChangeAspect="1"/>
@@ -7285,7 +8056,7 @@
                   <pic:spPr>
                     <a:xfrm>
                       <a:off x="0" y="0"/>
-                      <a:ext cx="5731510" cy="2743200"/>
+                      <a:ext cx="5731510" cy="2581275"/>
                     </a:xfrm>
                     <a:prstGeom prst="rect">
                       <a:avLst/>
@@ -7302,21 +8073,36 @@
           <w:i/>
           <w:iCs/>
         </w:rPr>
-        <w:t>Figure 16: GitHub Actions showing successful file validation, tests, and build preparation.</w:t>
-      </w:r>
-    </w:p>
-    <w:p>
-      <w:pPr>
-        <w:rPr>
-          <w:b/>
-          <w:bCs/>
-        </w:rPr>
-      </w:pPr>
-      <w:r>
-        <w:rPr>
-          <w:b/>
-          <w:bCs/>
-        </w:rPr>
+        <w:t>Figure 1</w:t>
+      </w:r>
+      <w:r>
+        <w:rPr>
+          <w:i/>
+          <w:iCs/>
+        </w:rPr>
+        <w:t>5</w:t>
+      </w:r>
+      <w:r>
+        <w:rPr>
+          <w:i/>
+          <w:iCs/>
+        </w:rPr>
+        <w:t>: GitHub Actions showing successful file validation, tests, and build preparation.</w:t>
+      </w:r>
+    </w:p>
+    <w:p>
+      <w:pPr>
+        <w:rPr>
+          <w:b/>
+          <w:bCs/>
+        </w:rPr>
+      </w:pPr>
+      <w:r>
+        <w:rPr>
+          <w:b/>
+          <w:bCs/>
+        </w:rPr>
+        <w:lastRenderedPageBreak/>
         <w:t>16. Troubleshooting and Issues Resolved</w:t>
       </w:r>
     </w:p>
@@ -7369,150 +8155,86 @@
       <w:r>
         <w:t xml:space="preserve"> "</w:t>
       </w:r>
-    </w:p>
-    <w:p>
+      <w:r>
+        <w:t xml:space="preserve"> - </w:t>
+      </w:r>
       <w:r>
         <w:t>The bucket name contained an unwanted trailing space.</w:t>
       </w:r>
     </w:p>
     <w:p>
-      <w:r>
-        <w:t>The correct value was:</w:t>
+      <w:pPr>
+        <w:jc w:val="both"/>
+      </w:pPr>
+      <w:r>
+        <w:t>Resolution</w:t>
+      </w:r>
+      <w:r>
+        <w:t xml:space="preserve"> - </w:t>
+      </w:r>
+      <w:r>
+        <w:t>The repository variable was corrected to contain the exact bucket name.</w:t>
       </w:r>
       <w:r>
         <w:t xml:space="preserve"> </w:t>
       </w:r>
-      <w:proofErr w:type="spellStart"/>
-      <w:r>
-        <w:t>githubactions</w:t>
-      </w:r>
-      <w:proofErr w:type="spellEnd"/>
-      <w:r>
-        <w:t>-</w:t>
-      </w:r>
-      <w:proofErr w:type="spellStart"/>
-      <w:r>
-        <w:t>cicd</w:t>
-      </w:r>
-      <w:proofErr w:type="spellEnd"/>
-      <w:r>
-        <w:t>-demo-</w:t>
-      </w:r>
-      <w:proofErr w:type="spellStart"/>
-      <w:r>
-        <w:t>sandeep</w:t>
-      </w:r>
-      <w:proofErr w:type="spellEnd"/>
+      <w:r>
+        <w:t>After the correction, the workflow proceeded through AWS authentication and S3 deployment successfully.</w:t>
+      </w:r>
+    </w:p>
+    <w:p>
+      <w:pPr>
+        <w:rPr>
+          <w:b/>
+          <w:bCs/>
+        </w:rPr>
+      </w:pPr>
+      <w:r>
+        <w:rPr>
+          <w:b/>
+          <w:bCs/>
+        </w:rPr>
+        <w:t>16.2 OIDC Trust Policy Validation</w:t>
+      </w:r>
     </w:p>
     <w:p>
       <w:pPr>
         <w:jc w:val="both"/>
       </w:pPr>
       <w:r>
-        <w:t>Root Cause</w:t>
-      </w:r>
-      <w:r>
-        <w:t xml:space="preserve"> - </w:t>
-      </w:r>
-      <w:r>
-        <w:t>The S3_BUCKET GitHub repository variable did not exactly match the S3 bucket name because of trailing whitespace.</w:t>
-      </w:r>
-    </w:p>
-    <w:p>
-      <w:pPr>
-        <w:jc w:val="both"/>
-      </w:pPr>
-      <w:r>
-        <w:t>Resolution</w:t>
-      </w:r>
-      <w:r>
-        <w:t xml:space="preserve"> - </w:t>
-      </w:r>
-      <w:r>
-        <w:t>The repository variable was corrected to contain the exact bucket name.</w:t>
+        <w:t>The workflow's OIDC claims were inspected during troubleshooting.</w:t>
       </w:r>
       <w:r>
         <w:t xml:space="preserve"> </w:t>
       </w:r>
       <w:r>
-        <w:t>After the correction, the workflow proceeded through AWS authentication and S3 deployment successfully.</w:t>
-      </w:r>
-    </w:p>
-    <w:p>
-      <w:pPr>
-        <w:jc w:val="both"/>
-      </w:pPr>
-      <w:r>
-        <w:t>Lesson Learned</w:t>
-      </w:r>
-      <w:r>
-        <w:t xml:space="preserve"> - </w:t>
-      </w:r>
-      <w:r>
-        <w:t>Repository variables must be checked carefully for leading or trailing spaces. Configuration values should be validated before running AWS commands.</w:t>
-      </w:r>
-    </w:p>
-    <w:p>
-      <w:pPr>
-        <w:rPr>
-          <w:b/>
-          <w:bCs/>
-        </w:rPr>
-      </w:pPr>
-      <w:r>
-        <w:rPr>
-          <w:b/>
-          <w:bCs/>
-        </w:rPr>
-        <w:t>16.2 OIDC Trust Policy Validation</w:t>
-      </w:r>
-    </w:p>
-    <w:p>
-      <w:r>
-        <w:t>The workflow's OIDC claims were inspected during troubleshooting.</w:t>
+        <w:t>The issuer and audience were as expected, but the reported subject format differed from the common repository subject example.</w:t>
       </w:r>
       <w:r>
         <w:t xml:space="preserve"> </w:t>
       </w:r>
       <w:r>
-        <w:t>The issuer and audience were as expected, but the reported subject format differed from the common repository subject example.</w:t>
+        <w:t>The IAM role trust policy must therefore be checked directly to ensure it matches the actual workflow identity and is restricted to the intended repository and branch.</w:t>
       </w:r>
       <w:r>
         <w:t xml:space="preserve"> </w:t>
       </w:r>
       <w:r>
-        <w:t>The IAM role trust policy must therefore be checked directly to ensure it matches the actual workflow identity and is restricted to the intended repository and branch.</w:t>
-      </w:r>
-      <w:r>
-        <w:t xml:space="preserve"> </w:t>
-      </w:r>
-      <w:r>
         <w:t>Do not broaden the trust policy unnecessarily to resolve an authentication error.</w:t>
       </w:r>
     </w:p>
     <w:p>
       <w:pPr>
-        <w:jc w:val="both"/>
-      </w:pPr>
-    </w:p>
-    <w:p>
-      <w:pPr>
-        <w:jc w:val="both"/>
-      </w:pPr>
-    </w:p>
-    <w:p>
-      <w:pPr>
-        <w:rPr>
-          <w:b/>
-          <w:bCs/>
-        </w:rPr>
-      </w:pPr>
-      <w:r>
-        <w:rPr>
-          <w:b/>
-          <w:bCs/>
-        </w:rPr>
-        <w:lastRenderedPageBreak/>
+        <w:rPr>
+          <w:b/>
+          <w:bCs/>
+        </w:rPr>
+      </w:pPr>
+      <w:r>
+        <w:rPr>
+          <w:b/>
+          <w:bCs/>
+        </w:rPr>
         <w:t>Resolution and Verification</w:t>
       </w:r>
     </w:p>
@@ -7768,7 +8490,21 @@
           <w:b/>
           <w:bCs/>
         </w:rPr>
-        <w:t>.4 Protect Private SSH Keys</w:t>
+        <w:t>.</w:t>
+      </w:r>
+      <w:r>
+        <w:rPr>
+          <w:b/>
+          <w:bCs/>
+        </w:rPr>
+        <w:t>4</w:t>
+      </w:r>
+      <w:r>
+        <w:rPr>
+          <w:b/>
+          <w:bCs/>
+        </w:rPr>
+        <w:t xml:space="preserve"> Protect the S3 Destination</w:t>
       </w:r>
       <w:r>
         <w:rPr>
@@ -7778,21 +8514,13 @@
         <w:t xml:space="preserve"> - </w:t>
       </w:r>
       <w:r>
-        <w:t xml:space="preserve">Keep the </w:t>
-      </w:r>
-      <w:proofErr w:type="spellStart"/>
-      <w:r>
-        <w:t>CodeCommit</w:t>
-      </w:r>
-      <w:proofErr w:type="spellEnd"/>
-      <w:r>
-        <w:t xml:space="preserve"> private key on the authorized machine.</w:t>
+        <w:t>The --delete option can remove objects that are not present in the local deployment directory.</w:t>
       </w:r>
       <w:r>
         <w:t xml:space="preserve"> </w:t>
       </w:r>
       <w:r>
-        <w:t>Never commit it to GitHub or include it in documentation.</w:t>
+        <w:t>Use a dedicated bucket or safe deployment prefix and ensure the IAM role is scoped accordingly.</w:t>
       </w:r>
     </w:p>
     <w:p>
@@ -7808,6 +8536,7 @@
           <w:b/>
           <w:bCs/>
         </w:rPr>
+        <w:lastRenderedPageBreak/>
         <w:t>1</w:t>
       </w:r>
       <w:r>
@@ -7822,7 +8551,21 @@
           <w:b/>
           <w:bCs/>
         </w:rPr>
-        <w:t>.5 Protect the S3 Destination</w:t>
+        <w:t>.</w:t>
+      </w:r>
+      <w:r>
+        <w:rPr>
+          <w:b/>
+          <w:bCs/>
+        </w:rPr>
+        <w:t>5</w:t>
+      </w:r>
+      <w:r>
+        <w:rPr>
+          <w:b/>
+          <w:bCs/>
+        </w:rPr>
+        <w:t xml:space="preserve"> Protect Workflow Configuration</w:t>
       </w:r>
       <w:r>
         <w:rPr>
@@ -7832,13 +8575,7 @@
         <w:t xml:space="preserve"> - </w:t>
       </w:r>
       <w:r>
-        <w:t>The --delete option can remove objects that are not present in the local deployment directory.</w:t>
-      </w:r>
-      <w:r>
-        <w:t xml:space="preserve"> </w:t>
-      </w:r>
-      <w:r>
-        <w:t>Use a dedicated bucket or safe deployment prefix and ensure the IAM role is scoped accordingly.</w:t>
+        <w:t>Review workflow changes, keep permissions minimal, and consider pinning third-party actions to verified full commit SHAs according to organizational policy.</w:t>
       </w:r>
     </w:p>
     <w:p>
@@ -7868,33 +8605,7 @@
           <w:b/>
           <w:bCs/>
         </w:rPr>
-        <w:t>.6 Protect Workflow Configuration</w:t>
-      </w:r>
-      <w:r>
-        <w:rPr>
-          <w:b/>
-          <w:bCs/>
-        </w:rPr>
-        <w:t xml:space="preserve"> - </w:t>
-      </w:r>
-      <w:r>
-        <w:t>Review workflow changes, keep permissions minimal, and consider pinning third-party actions to verified full commit SHAs according to organizational policy.</w:t>
-      </w:r>
-    </w:p>
-    <w:p>
-      <w:pPr>
-        <w:jc w:val="both"/>
-        <w:rPr>
-          <w:b/>
-          <w:bCs/>
-        </w:rPr>
-      </w:pPr>
-      <w:r>
-        <w:rPr>
-          <w:b/>
-          <w:bCs/>
-        </w:rPr>
-        <w:t>1</w:t>
+        <w:t>.</w:t>
       </w:r>
       <w:r>
         <w:rPr>
@@ -7908,7 +8619,7 @@
           <w:b/>
           <w:bCs/>
         </w:rPr>
-        <w:t xml:space="preserve">.7 Review </w:t>
+        <w:t xml:space="preserve"> Review </w:t>
       </w:r>
       <w:r>
         <w:rPr>
@@ -7937,8 +8648,8 @@
     </w:p>
     <w:p/>
     <w:sectPr>
-      <w:headerReference w:type="default" r:id="rId18"/>
-      <w:footerReference w:type="default" r:id="rId19"/>
+      <w:headerReference w:type="default" r:id="rId20"/>
+      <w:footerReference w:type="default" r:id="rId21"/>
       <w:pgSz w:w="11906" w:h="16838"/>
       <w:pgMar w:top="1440" w:right="1440" w:bottom="1440" w:left="1440" w:header="720" w:footer="720" w:gutter="0"/>
       <w:cols w:space="720"/>
@@ -12020,6 +12731,268 @@
     </w:lvl>
   </w:abstractNum>
   <w:abstractNum w:abstractNumId="31" w15:restartNumberingAfterBreak="0">
+    <w:nsid w:val="65A95BCB"/>
+    <w:multiLevelType w:val="multilevel"/>
+    <w:tmpl w:val="930A9080"/>
+    <w:lvl w:ilvl="0">
+      <w:start w:val="1"/>
+      <w:numFmt w:val="decimal"/>
+      <w:lvlText w:val="%1."/>
+      <w:lvlJc w:val="left"/>
+      <w:pPr>
+        <w:tabs>
+          <w:tab w:val="num" w:pos="720"/>
+        </w:tabs>
+        <w:ind w:left="720" w:hanging="360"/>
+      </w:pPr>
+    </w:lvl>
+    <w:lvl w:ilvl="1" w:tentative="1">
+      <w:start w:val="1"/>
+      <w:numFmt w:val="decimal"/>
+      <w:lvlText w:val="%2."/>
+      <w:lvlJc w:val="left"/>
+      <w:pPr>
+        <w:tabs>
+          <w:tab w:val="num" w:pos="1440"/>
+        </w:tabs>
+        <w:ind w:left="1440" w:hanging="360"/>
+      </w:pPr>
+    </w:lvl>
+    <w:lvl w:ilvl="2" w:tentative="1">
+      <w:start w:val="1"/>
+      <w:numFmt w:val="decimal"/>
+      <w:lvlText w:val="%3."/>
+      <w:lvlJc w:val="left"/>
+      <w:pPr>
+        <w:tabs>
+          <w:tab w:val="num" w:pos="2160"/>
+        </w:tabs>
+        <w:ind w:left="2160" w:hanging="360"/>
+      </w:pPr>
+    </w:lvl>
+    <w:lvl w:ilvl="3" w:tentative="1">
+      <w:start w:val="1"/>
+      <w:numFmt w:val="decimal"/>
+      <w:lvlText w:val="%4."/>
+      <w:lvlJc w:val="left"/>
+      <w:pPr>
+        <w:tabs>
+          <w:tab w:val="num" w:pos="2880"/>
+        </w:tabs>
+        <w:ind w:left="2880" w:hanging="360"/>
+      </w:pPr>
+    </w:lvl>
+    <w:lvl w:ilvl="4" w:tentative="1">
+      <w:start w:val="1"/>
+      <w:numFmt w:val="decimal"/>
+      <w:lvlText w:val="%5."/>
+      <w:lvlJc w:val="left"/>
+      <w:pPr>
+        <w:tabs>
+          <w:tab w:val="num" w:pos="3600"/>
+        </w:tabs>
+        <w:ind w:left="3600" w:hanging="360"/>
+      </w:pPr>
+    </w:lvl>
+    <w:lvl w:ilvl="5" w:tentative="1">
+      <w:start w:val="1"/>
+      <w:numFmt w:val="decimal"/>
+      <w:lvlText w:val="%6."/>
+      <w:lvlJc w:val="left"/>
+      <w:pPr>
+        <w:tabs>
+          <w:tab w:val="num" w:pos="4320"/>
+        </w:tabs>
+        <w:ind w:left="4320" w:hanging="360"/>
+      </w:pPr>
+    </w:lvl>
+    <w:lvl w:ilvl="6" w:tentative="1">
+      <w:start w:val="1"/>
+      <w:numFmt w:val="decimal"/>
+      <w:lvlText w:val="%7."/>
+      <w:lvlJc w:val="left"/>
+      <w:pPr>
+        <w:tabs>
+          <w:tab w:val="num" w:pos="5040"/>
+        </w:tabs>
+        <w:ind w:left="5040" w:hanging="360"/>
+      </w:pPr>
+    </w:lvl>
+    <w:lvl w:ilvl="7" w:tentative="1">
+      <w:start w:val="1"/>
+      <w:numFmt w:val="decimal"/>
+      <w:lvlText w:val="%8."/>
+      <w:lvlJc w:val="left"/>
+      <w:pPr>
+        <w:tabs>
+          <w:tab w:val="num" w:pos="5760"/>
+        </w:tabs>
+        <w:ind w:left="5760" w:hanging="360"/>
+      </w:pPr>
+    </w:lvl>
+    <w:lvl w:ilvl="8" w:tentative="1">
+      <w:start w:val="1"/>
+      <w:numFmt w:val="decimal"/>
+      <w:lvlText w:val="%9."/>
+      <w:lvlJc w:val="left"/>
+      <w:pPr>
+        <w:tabs>
+          <w:tab w:val="num" w:pos="6480"/>
+        </w:tabs>
+        <w:ind w:left="6480" w:hanging="360"/>
+      </w:pPr>
+    </w:lvl>
+  </w:abstractNum>
+  <w:abstractNum w:abstractNumId="32" w15:restartNumberingAfterBreak="0">
+    <w:nsid w:val="68775CE5"/>
+    <w:multiLevelType w:val="multilevel"/>
+    <w:tmpl w:val="18E09D0A"/>
+    <w:lvl w:ilvl="0">
+      <w:start w:val="1"/>
+      <w:numFmt w:val="bullet"/>
+      <w:lvlText w:val=""/>
+      <w:lvlJc w:val="left"/>
+      <w:pPr>
+        <w:tabs>
+          <w:tab w:val="num" w:pos="720"/>
+        </w:tabs>
+        <w:ind w:left="720" w:hanging="360"/>
+      </w:pPr>
+      <w:rPr>
+        <w:rFonts w:ascii="Symbol" w:hAnsi="Symbol" w:hint="default"/>
+        <w:sz w:val="20"/>
+      </w:rPr>
+    </w:lvl>
+    <w:lvl w:ilvl="1" w:tentative="1">
+      <w:start w:val="1"/>
+      <w:numFmt w:val="bullet"/>
+      <w:lvlText w:val="o"/>
+      <w:lvlJc w:val="left"/>
+      <w:pPr>
+        <w:tabs>
+          <w:tab w:val="num" w:pos="1440"/>
+        </w:tabs>
+        <w:ind w:left="1440" w:hanging="360"/>
+      </w:pPr>
+      <w:rPr>
+        <w:rFonts w:ascii="Courier New" w:hAnsi="Courier New" w:hint="default"/>
+        <w:sz w:val="20"/>
+      </w:rPr>
+    </w:lvl>
+    <w:lvl w:ilvl="2" w:tentative="1">
+      <w:start w:val="1"/>
+      <w:numFmt w:val="bullet"/>
+      <w:lvlText w:val=""/>
+      <w:lvlJc w:val="left"/>
+      <w:pPr>
+        <w:tabs>
+          <w:tab w:val="num" w:pos="2160"/>
+        </w:tabs>
+        <w:ind w:left="2160" w:hanging="360"/>
+      </w:pPr>
+      <w:rPr>
+        <w:rFonts w:ascii="Wingdings" w:hAnsi="Wingdings" w:hint="default"/>
+        <w:sz w:val="20"/>
+      </w:rPr>
+    </w:lvl>
+    <w:lvl w:ilvl="3" w:tentative="1">
+      <w:start w:val="1"/>
+      <w:numFmt w:val="bullet"/>
+      <w:lvlText w:val=""/>
+      <w:lvlJc w:val="left"/>
+      <w:pPr>
+        <w:tabs>
+          <w:tab w:val="num" w:pos="2880"/>
+        </w:tabs>
+        <w:ind w:left="2880" w:hanging="360"/>
+      </w:pPr>
+      <w:rPr>
+        <w:rFonts w:ascii="Wingdings" w:hAnsi="Wingdings" w:hint="default"/>
+        <w:sz w:val="20"/>
+      </w:rPr>
+    </w:lvl>
+    <w:lvl w:ilvl="4" w:tentative="1">
+      <w:start w:val="1"/>
+      <w:numFmt w:val="bullet"/>
+      <w:lvlText w:val=""/>
+      <w:lvlJc w:val="left"/>
+      <w:pPr>
+        <w:tabs>
+          <w:tab w:val="num" w:pos="3600"/>
+        </w:tabs>
+        <w:ind w:left="3600" w:hanging="360"/>
+      </w:pPr>
+      <w:rPr>
+        <w:rFonts w:ascii="Wingdings" w:hAnsi="Wingdings" w:hint="default"/>
+        <w:sz w:val="20"/>
+      </w:rPr>
+    </w:lvl>
+    <w:lvl w:ilvl="5" w:tentative="1">
+      <w:start w:val="1"/>
+      <w:numFmt w:val="bullet"/>
+      <w:lvlText w:val=""/>
+      <w:lvlJc w:val="left"/>
+      <w:pPr>
+        <w:tabs>
+          <w:tab w:val="num" w:pos="4320"/>
+        </w:tabs>
+        <w:ind w:left="4320" w:hanging="360"/>
+      </w:pPr>
+      <w:rPr>
+        <w:rFonts w:ascii="Wingdings" w:hAnsi="Wingdings" w:hint="default"/>
+        <w:sz w:val="20"/>
+      </w:rPr>
+    </w:lvl>
+    <w:lvl w:ilvl="6" w:tentative="1">
+      <w:start w:val="1"/>
+      <w:numFmt w:val="bullet"/>
+      <w:lvlText w:val=""/>
+      <w:lvlJc w:val="left"/>
+      <w:pPr>
+        <w:tabs>
+          <w:tab w:val="num" w:pos="5040"/>
+        </w:tabs>
+        <w:ind w:left="5040" w:hanging="360"/>
+      </w:pPr>
+      <w:rPr>
+        <w:rFonts w:ascii="Wingdings" w:hAnsi="Wingdings" w:hint="default"/>
+        <w:sz w:val="20"/>
+      </w:rPr>
+    </w:lvl>
+    <w:lvl w:ilvl="7" w:tentative="1">
+      <w:start w:val="1"/>
+      <w:numFmt w:val="bullet"/>
+      <w:lvlText w:val=""/>
+      <w:lvlJc w:val="left"/>
+      <w:pPr>
+        <w:tabs>
+          <w:tab w:val="num" w:pos="5760"/>
+        </w:tabs>
+        <w:ind w:left="5760" w:hanging="360"/>
+      </w:pPr>
+      <w:rPr>
+        <w:rFonts w:ascii="Wingdings" w:hAnsi="Wingdings" w:hint="default"/>
+        <w:sz w:val="20"/>
+      </w:rPr>
+    </w:lvl>
+    <w:lvl w:ilvl="8" w:tentative="1">
+      <w:start w:val="1"/>
+      <w:numFmt w:val="bullet"/>
+      <w:lvlText w:val=""/>
+      <w:lvlJc w:val="left"/>
+      <w:pPr>
+        <w:tabs>
+          <w:tab w:val="num" w:pos="6480"/>
+        </w:tabs>
+        <w:ind w:left="6480" w:hanging="360"/>
+      </w:pPr>
+      <w:rPr>
+        <w:rFonts w:ascii="Wingdings" w:hAnsi="Wingdings" w:hint="default"/>
+        <w:sz w:val="20"/>
+      </w:rPr>
+    </w:lvl>
+  </w:abstractNum>
+  <w:abstractNum w:abstractNumId="33" w15:restartNumberingAfterBreak="0">
     <w:nsid w:val="75157A66"/>
     <w:multiLevelType w:val="hybridMultilevel"/>
     <w:tmpl w:val="BA5273FC"/>
@@ -12132,7 +13105,7 @@
       </w:rPr>
     </w:lvl>
   </w:abstractNum>
-  <w:abstractNum w:abstractNumId="32" w15:restartNumberingAfterBreak="0">
+  <w:abstractNum w:abstractNumId="34" w15:restartNumberingAfterBreak="0">
     <w:nsid w:val="76DD3C17"/>
     <w:multiLevelType w:val="hybridMultilevel"/>
     <w:tmpl w:val="96CC868E"/>
@@ -12245,7 +13218,7 @@
       </w:rPr>
     </w:lvl>
   </w:abstractNum>
-  <w:abstractNum w:abstractNumId="33" w15:restartNumberingAfterBreak="0">
+  <w:abstractNum w:abstractNumId="35" w15:restartNumberingAfterBreak="0">
     <w:nsid w:val="77485EAE"/>
     <w:multiLevelType w:val="multilevel"/>
     <w:tmpl w:val="0C5810AA"/>
@@ -12394,7 +13367,7 @@
       </w:rPr>
     </w:lvl>
   </w:abstractNum>
-  <w:abstractNum w:abstractNumId="34" w15:restartNumberingAfterBreak="0">
+  <w:abstractNum w:abstractNumId="36" w15:restartNumberingAfterBreak="0">
     <w:nsid w:val="79A90DEC"/>
     <w:multiLevelType w:val="hybridMultilevel"/>
     <w:tmpl w:val="446067C6"/>
@@ -12507,7 +13480,7 @@
       </w:rPr>
     </w:lvl>
   </w:abstractNum>
-  <w:abstractNum w:abstractNumId="35" w15:restartNumberingAfterBreak="0">
+  <w:abstractNum w:abstractNumId="37" w15:restartNumberingAfterBreak="0">
     <w:nsid w:val="7FFE0FF1"/>
     <w:multiLevelType w:val="hybridMultilevel"/>
     <w:tmpl w:val="86E4839C"/>
@@ -12636,7 +13609,7 @@
     <w:abstractNumId w:val="29"/>
   </w:num>
   <w:num w:numId="6" w16cid:durableId="1589076204">
-    <w:abstractNumId w:val="33"/>
+    <w:abstractNumId w:val="35"/>
   </w:num>
   <w:num w:numId="7" w16cid:durableId="1218737178">
     <w:abstractNumId w:val="24"/>
@@ -12648,7 +13621,7 @@
     <w:abstractNumId w:val="7"/>
   </w:num>
   <w:num w:numId="10" w16cid:durableId="1527213227">
-    <w:abstractNumId w:val="34"/>
+    <w:abstractNumId w:val="36"/>
   </w:num>
   <w:num w:numId="11" w16cid:durableId="897672991">
     <w:abstractNumId w:val="12"/>
@@ -12696,7 +13669,7 @@
     <w:abstractNumId w:val="16"/>
   </w:num>
   <w:num w:numId="26" w16cid:durableId="1507744443">
-    <w:abstractNumId w:val="32"/>
+    <w:abstractNumId w:val="34"/>
   </w:num>
   <w:num w:numId="27" w16cid:durableId="2050491046">
     <w:abstractNumId w:val="20"/>
@@ -12705,10 +13678,10 @@
     <w:abstractNumId w:val="5"/>
   </w:num>
   <w:num w:numId="29" w16cid:durableId="5792257">
-    <w:abstractNumId w:val="35"/>
+    <w:abstractNumId w:val="37"/>
   </w:num>
   <w:num w:numId="30" w16cid:durableId="1604922033">
-    <w:abstractNumId w:val="31"/>
+    <w:abstractNumId w:val="33"/>
   </w:num>
   <w:num w:numId="31" w16cid:durableId="909774499">
     <w:abstractNumId w:val="17"/>
@@ -12727,6 +13700,12 @@
   </w:num>
   <w:num w:numId="36" w16cid:durableId="1533418936">
     <w:abstractNumId w:val="8"/>
+  </w:num>
+  <w:num w:numId="37" w16cid:durableId="223688556">
+    <w:abstractNumId w:val="32"/>
+  </w:num>
+  <w:num w:numId="38" w16cid:durableId="239290591">
+    <w:abstractNumId w:val="31"/>
   </w:num>
 </w:numbering>
 </file>
@@ -13334,6 +14313,7 @@
   <w:style w:type="character" w:default="1" w:styleId="DefaultParagraphFont">
     <w:name w:val="Default Paragraph Font"/>
     <w:uiPriority w:val="1"/>
+    <w:semiHidden/>
     <w:unhideWhenUsed/>
   </w:style>
   <w:style w:type="table" w:default="1" w:styleId="TableNormal">
@@ -14185,6 +15165,47 @@
     <w:uiPriority w:val="99"/>
     <w:rsid w:val="00BD6801"/>
   </w:style>
+  <w:style w:type="paragraph" w:styleId="NormalWeb">
+    <w:name w:val="Normal (Web)"/>
+    <w:basedOn w:val="Normal"/>
+    <w:uiPriority w:val="99"/>
+    <w:semiHidden/>
+    <w:unhideWhenUsed/>
+    <w:rsid w:val="00953CB5"/>
+    <w:pPr>
+      <w:spacing w:before="100" w:beforeAutospacing="1" w:after="100" w:afterAutospacing="1" w:line="240" w:lineRule="auto"/>
+    </w:pPr>
+    <w:rPr>
+      <w:rFonts w:ascii="Times New Roman" w:eastAsia="Times New Roman" w:hAnsi="Times New Roman" w:cs="Times New Roman"/>
+      <w:kern w:val="0"/>
+      <w:lang w:eastAsia="en-AE"/>
+      <w14:ligatures w14:val="none"/>
+    </w:rPr>
+  </w:style>
+  <w:style w:type="character" w:styleId="Strong">
+    <w:name w:val="Strong"/>
+    <w:basedOn w:val="DefaultParagraphFont"/>
+    <w:uiPriority w:val="22"/>
+    <w:qFormat/>
+    <w:rsid w:val="00953CB5"/>
+    <w:rPr>
+      <w:b/>
+      <w:bCs/>
+    </w:rPr>
+  </w:style>
+  <w:style w:type="character" w:styleId="HTMLCode">
+    <w:name w:val="HTML Code"/>
+    <w:basedOn w:val="DefaultParagraphFont"/>
+    <w:uiPriority w:val="99"/>
+    <w:semiHidden/>
+    <w:unhideWhenUsed/>
+    <w:rsid w:val="00953CB5"/>
+    <w:rPr>
+      <w:rFonts w:ascii="Courier New" w:eastAsia="Times New Roman" w:hAnsi="Courier New" w:cs="Courier New"/>
+      <w:sz w:val="20"/>
+      <w:szCs w:val="20"/>
+    </w:rPr>
+  </w:style>
 </w:styles>
 </file>
 

--- a/KT/GitHub Actions CI-CD KT Document.docx
+++ b/KT/GitHub Actions CI-CD KT Document.docx
@@ -461,15 +461,7 @@
         <w:jc w:val="both"/>
       </w:pPr>
       <w:r>
-        <w:t xml:space="preserve">The pipeline validates the required application files, runs a shell-based test script, prepares the deployment files in a </w:t>
-      </w:r>
-      <w:proofErr w:type="spellStart"/>
-      <w:r>
-        <w:t>dist</w:t>
-      </w:r>
-      <w:proofErr w:type="spellEnd"/>
-      <w:r>
-        <w:t xml:space="preserve">/ directory, authenticates to AWS using </w:t>
+        <w:t xml:space="preserve">The pipeline validates the required application files, runs a shell-based test script, prepares the deployment files in a dist/ directory, authenticates to AWS using </w:t>
       </w:r>
       <w:r>
         <w:rPr>
@@ -495,22 +487,6 @@
       </w:r>
       <w:r>
         <w:t xml:space="preserve"> controls the permissions available to the workflow. The OIDC integration enables GitHub Actions to assume an AWS IAM role and obtain temporary credentials instead of relying on long-lived AWS access keys stored in GitHub.</w:t>
-      </w:r>
-    </w:p>
-    <w:p>
-      <w:pPr>
-        <w:jc w:val="both"/>
-      </w:pPr>
-      <w:r>
-        <w:t xml:space="preserve">An AWS </w:t>
-      </w:r>
-      <w:proofErr w:type="spellStart"/>
-      <w:r>
-        <w:t>CodeCommit</w:t>
-      </w:r>
-      <w:proofErr w:type="spellEnd"/>
-      <w:r>
-        <w:t xml:space="preserve"> repository is also configured as an additional repository for maintaining the project source code, workflow, tests, and documentation.</w:t>
       </w:r>
     </w:p>
     <w:p>
@@ -606,6 +582,22 @@
           <w:bCs/>
         </w:rPr>
       </w:pPr>
+    </w:p>
+    <w:p>
+      <w:pPr>
+        <w:rPr>
+          <w:b/>
+          <w:bCs/>
+        </w:rPr>
+      </w:pPr>
+    </w:p>
+    <w:p>
+      <w:pPr>
+        <w:rPr>
+          <w:b/>
+          <w:bCs/>
+        </w:rPr>
+      </w:pPr>
       <w:r>
         <w:rPr>
           <w:b/>
@@ -738,25 +730,6 @@
         </w:numPr>
       </w:pPr>
       <w:r>
-        <w:t xml:space="preserve">Maintain a project repository in AWS </w:t>
-      </w:r>
-      <w:proofErr w:type="spellStart"/>
-      <w:r>
-        <w:t>CodeCommit</w:t>
-      </w:r>
-      <w:proofErr w:type="spellEnd"/>
-      <w:r>
-        <w:t>.</w:t>
-      </w:r>
-    </w:p>
-    <w:p>
-      <w:pPr>
-        <w:numPr>
-          <w:ilvl w:val="0"/>
-          <w:numId w:val="11"/>
-        </w:numPr>
-      </w:pPr>
-      <w:r>
         <w:t>Document the implementation, issues encountered, resolutions, and operational procedures.</w:t>
       </w:r>
     </w:p>
@@ -842,15 +815,7 @@
         </w:numPr>
       </w:pPr>
       <w:r>
-        <w:t xml:space="preserve">Build process that creates the </w:t>
-      </w:r>
-      <w:proofErr w:type="spellStart"/>
-      <w:r>
-        <w:t>dist</w:t>
-      </w:r>
-      <w:proofErr w:type="spellEnd"/>
-      <w:r>
-        <w:t>/ directory.</w:t>
+        <w:t>Build process that creates the dist/ directory.</w:t>
       </w:r>
     </w:p>
     <w:p>
@@ -860,13 +825,8 @@
           <w:numId w:val="12"/>
         </w:numPr>
       </w:pPr>
-      <w:proofErr w:type="gramStart"/>
-      <w:r>
-        <w:t>AWS</w:t>
-      </w:r>
-      <w:proofErr w:type="gramEnd"/>
-      <w:r>
-        <w:t xml:space="preserve"> IAM role and permissions configuration.</w:t>
+      <w:r>
+        <w:t>AWS IAM role and permissions configuration.</w:t>
       </w:r>
     </w:p>
     <w:p>
@@ -910,27 +870,18 @@
         </w:numPr>
       </w:pPr>
       <w:r>
-        <w:t xml:space="preserve">AWS </w:t>
-      </w:r>
-      <w:proofErr w:type="spellStart"/>
-      <w:r>
-        <w:t>CodeCommit</w:t>
-      </w:r>
-      <w:proofErr w:type="spellEnd"/>
-      <w:r>
-        <w:t xml:space="preserve"> repository configuration.</w:t>
-      </w:r>
-    </w:p>
-    <w:p>
-      <w:pPr>
-        <w:numPr>
-          <w:ilvl w:val="0"/>
-          <w:numId w:val="12"/>
-        </w:numPr>
-      </w:pPr>
-      <w:r>
         <w:t>Technical documentation and implementation handover.</w:t>
       </w:r>
+    </w:p>
+    <w:p>
+      <w:pPr>
+        <w:ind w:left="720"/>
+      </w:pPr>
+    </w:p>
+    <w:p>
+      <w:pPr>
+        <w:ind w:left="720"/>
+      </w:pPr>
     </w:p>
     <w:p>
       <w:pPr>
@@ -1517,17 +1468,8 @@
                 <w:b/>
                 <w:bCs/>
               </w:rPr>
-              <w:t xml:space="preserve">AWS </w:t>
+              <w:t>AWS CodeCommit</w:t>
             </w:r>
-            <w:proofErr w:type="spellStart"/>
-            <w:r>
-              <w:rPr>
-                <w:b/>
-                <w:bCs/>
-              </w:rPr>
-              <w:t>CodeCommit</w:t>
-            </w:r>
-            <w:proofErr w:type="spellEnd"/>
           </w:p>
         </w:tc>
         <w:tc>
@@ -1599,22 +1541,28 @@
       <w:r>
         <w:t>The project follows a source-to-deployment workflow in which GitHub stores the application and GitHub Actions automates the deployment.</w:t>
       </w:r>
+      <w:r>
+        <w:t xml:space="preserve"> </w:t>
+      </w:r>
+      <w:r>
+        <w:t>The workflow starts when a configured repository event occurs, such as a push to the main branch.</w:t>
+      </w:r>
     </w:p>
     <w:p>
       <w:pPr>
         <w:jc w:val="both"/>
       </w:pPr>
       <w:r>
-        <w:t>The workflow starts when a configured repository event occurs, such as a push to the main branch.</w:t>
-      </w:r>
-    </w:p>
-    <w:p>
-      <w:pPr>
-        <w:jc w:val="both"/>
-      </w:pPr>
-      <w:r>
         <w:t>GitHub Actions validates the source files, runs the tests, prepares the deployment directory, and requests temporary AWS credentials through OIDC role assumption. After authentication succeeds, the workflow deploys the generated files to the configured S3 bucket.</w:t>
       </w:r>
+    </w:p>
+    <w:p>
+      <w:pPr>
+        <w:rPr>
+          <w:b/>
+          <w:bCs/>
+        </w:rPr>
+      </w:pPr>
     </w:p>
     <w:p>
       <w:pPr>
@@ -1756,23 +1704,7 @@
           <w:bCs/>
         </w:rPr>
         <w:br/>
-        <w:t xml:space="preserve">Build Application into </w:t>
-      </w:r>
-      <w:proofErr w:type="spellStart"/>
-      <w:r>
-        <w:rPr>
-          <w:b/>
-          <w:bCs/>
-        </w:rPr>
-        <w:t>dist</w:t>
-      </w:r>
-      <w:proofErr w:type="spellEnd"/>
-      <w:r>
-        <w:rPr>
-          <w:b/>
-          <w:bCs/>
-        </w:rPr>
-        <w:t>/</w:t>
+        <w:t>Build Application into dist/</w:t>
       </w:r>
       <w:r>
         <w:rPr>
@@ -1884,34 +1816,10 @@
           <w:b/>
           <w:bCs/>
         </w:rPr>
-        <w:t xml:space="preserve">AWS </w:t>
-      </w:r>
-      <w:proofErr w:type="spellStart"/>
-      <w:r>
-        <w:rPr>
-          <w:b/>
-          <w:bCs/>
-        </w:rPr>
-        <w:t>CodeCommit</w:t>
-      </w:r>
-      <w:proofErr w:type="spellEnd"/>
-      <w:r>
-        <w:rPr>
-          <w:b/>
-          <w:bCs/>
-        </w:rPr>
-        <w:t xml:space="preserve"> </w:t>
-      </w:r>
-      <w:r>
-        <w:t xml:space="preserve">is maintained as a separate repository for the project files. GitHub and </w:t>
-      </w:r>
-      <w:proofErr w:type="spellStart"/>
-      <w:r>
-        <w:t>CodeCommit</w:t>
-      </w:r>
-      <w:proofErr w:type="spellEnd"/>
-      <w:r>
-        <w:t xml:space="preserve"> do not automatically synchronize unless an explicit synchronization mechanism is configured.</w:t>
+        <w:t xml:space="preserve">AWS CodeCommit </w:t>
+      </w:r>
+      <w:r>
+        <w:t>is maintained as a separate repository for the project files. GitHub and CodeCommit do not automatically synchronize unless an explicit synchronization mechanism is configured.</w:t>
       </w:r>
     </w:p>
     <w:p>
@@ -2143,23 +2051,7 @@
           <w:b/>
           <w:bCs/>
         </w:rPr>
-        <w:t xml:space="preserve">AWS </w:t>
-      </w:r>
-      <w:proofErr w:type="spellStart"/>
-      <w:r>
-        <w:rPr>
-          <w:b/>
-          <w:bCs/>
-        </w:rPr>
-        <w:t>CodeCommit</w:t>
-      </w:r>
-      <w:proofErr w:type="spellEnd"/>
-      <w:r>
-        <w:rPr>
-          <w:b/>
-          <w:bCs/>
-        </w:rPr>
-        <w:t xml:space="preserve">: </w:t>
+        <w:t xml:space="preserve">AWS CodeCommit: </w:t>
       </w:r>
       <w:r>
         <w:t>Stores an additional copy of the project files when the latest code has been pushed successfully.</w:t>
@@ -2229,13 +2121,8 @@
       </w:pPr>
       <w:proofErr w:type="gramStart"/>
       <w:r>
-        <w:t>.</w:t>
-      </w:r>
-      <w:proofErr w:type="spellStart"/>
-      <w:r>
-        <w:t>github</w:t>
-      </w:r>
-      <w:proofErr w:type="spellEnd"/>
+        <w:t>.github</w:t>
+      </w:r>
       <w:proofErr w:type="gramEnd"/>
       <w:r>
         <w:t>/</w:t>
@@ -2261,11 +2148,9 @@
           <w:numId w:val="34"/>
         </w:numPr>
       </w:pPr>
-      <w:proofErr w:type="spellStart"/>
       <w:r>
         <w:t>deploy.yml</w:t>
       </w:r>
-      <w:proofErr w:type="spellEnd"/>
     </w:p>
     <w:p>
       <w:pPr>
@@ -2275,13 +2160,8 @@
           <w:numId w:val="34"/>
         </w:numPr>
       </w:pPr>
-      <w:proofErr w:type="spellStart"/>
-      <w:r>
-        <w:t>src</w:t>
-      </w:r>
-      <w:proofErr w:type="spellEnd"/>
-      <w:r>
-        <w:t>/</w:t>
+      <w:r>
+        <w:t>src/</w:t>
       </w:r>
     </w:p>
     <w:p>
@@ -2379,16 +2259,9 @@
           <w:numId w:val="34"/>
         </w:numPr>
       </w:pPr>
-      <w:proofErr w:type="gramStart"/>
-      <w:r>
-        <w:t>.</w:t>
-      </w:r>
-      <w:proofErr w:type="spellStart"/>
-      <w:r>
-        <w:t>gitignore</w:t>
-      </w:r>
-      <w:proofErr w:type="spellEnd"/>
-      <w:proofErr w:type="gramEnd"/>
+      <w:r>
+        <w:t>.gitignore</w:t>
+      </w:r>
     </w:p>
     <w:p>
       <w:pPr>
@@ -2424,7 +2297,7 @@
         <w:tblLook w:val="04A0" w:firstRow="1" w:lastRow="0" w:firstColumn="1" w:lastColumn="0" w:noHBand="0" w:noVBand="1"/>
       </w:tblPr>
       <w:tblGrid>
-        <w:gridCol w:w="3308"/>
+        <w:gridCol w:w="3452"/>
         <w:gridCol w:w="4978"/>
       </w:tblGrid>
       <w:tr>
@@ -2492,33 +2365,8 @@
                 <w:b/>
                 <w:bCs/>
               </w:rPr>
-              <w:t>.</w:t>
+              <w:t>.github/workflows/deploy.yml</w:t>
             </w:r>
-            <w:proofErr w:type="spellStart"/>
-            <w:r>
-              <w:rPr>
-                <w:b/>
-                <w:bCs/>
-              </w:rPr>
-              <w:t>github</w:t>
-            </w:r>
-            <w:proofErr w:type="spellEnd"/>
-            <w:r>
-              <w:rPr>
-                <w:b/>
-                <w:bCs/>
-              </w:rPr>
-              <w:t>/workflows/</w:t>
-            </w:r>
-            <w:proofErr w:type="spellStart"/>
-            <w:r>
-              <w:rPr>
-                <w:b/>
-                <w:bCs/>
-              </w:rPr>
-              <w:t>deploy.yml</w:t>
-            </w:r>
-            <w:proofErr w:type="spellEnd"/>
           </w:p>
         </w:tc>
         <w:tc>
@@ -2550,21 +2398,12 @@
                 <w:bCs/>
               </w:rPr>
             </w:pPr>
-            <w:proofErr w:type="spellStart"/>
             <w:r>
               <w:rPr>
                 <w:b/>
                 <w:bCs/>
               </w:rPr>
-              <w:t>src</w:t>
-            </w:r>
-            <w:proofErr w:type="spellEnd"/>
-            <w:r>
-              <w:rPr>
-                <w:b/>
-                <w:bCs/>
-              </w:rPr>
-              <w:t>/index.html</w:t>
+              <w:t>src/index.html</w:t>
             </w:r>
           </w:p>
         </w:tc>
@@ -2597,21 +2436,12 @@
                 <w:bCs/>
               </w:rPr>
             </w:pPr>
-            <w:proofErr w:type="spellStart"/>
             <w:r>
               <w:rPr>
                 <w:b/>
                 <w:bCs/>
               </w:rPr>
-              <w:t>src</w:t>
-            </w:r>
-            <w:proofErr w:type="spellEnd"/>
-            <w:r>
-              <w:rPr>
-                <w:b/>
-                <w:bCs/>
-              </w:rPr>
-              <w:t>/style.css</w:t>
+              <w:t>src/style.css</w:t>
             </w:r>
           </w:p>
         </w:tc>
@@ -2644,21 +2474,12 @@
                 <w:bCs/>
               </w:rPr>
             </w:pPr>
-            <w:proofErr w:type="spellStart"/>
             <w:r>
               <w:rPr>
                 <w:b/>
                 <w:bCs/>
               </w:rPr>
-              <w:t>src</w:t>
-            </w:r>
-            <w:proofErr w:type="spellEnd"/>
-            <w:r>
-              <w:rPr>
-                <w:b/>
-                <w:bCs/>
-              </w:rPr>
-              <w:t>/script.js</w:t>
+              <w:t>src/script.js</w:t>
             </w:r>
           </w:p>
         </w:tc>
@@ -2734,7 +2555,14 @@
                 <w:b/>
                 <w:bCs/>
               </w:rPr>
-              <w:t>KT/GitHub-Actions-CICD-KT.md</w:t>
+              <w:t>KT/GitHub-Actions-CICD-KT.</w:t>
+            </w:r>
+            <w:r>
+              <w:rPr>
+                <w:b/>
+                <w:bCs/>
+              </w:rPr>
+              <w:t>docx</w:t>
             </w:r>
           </w:p>
         </w:tc>
@@ -2774,17 +2602,8 @@
                 <w:bCs/>
               </w:rPr>
               <w:lastRenderedPageBreak/>
-              <w:t>.</w:t>
+              <w:t>.gitignore</w:t>
             </w:r>
-            <w:proofErr w:type="spellStart"/>
-            <w:r>
-              <w:rPr>
-                <w:b/>
-                <w:bCs/>
-              </w:rPr>
-              <w:t>gitignore</w:t>
-            </w:r>
-            <w:proofErr w:type="spellEnd"/>
             <w:proofErr w:type="gramEnd"/>
           </w:p>
         </w:tc>
@@ -2902,126 +2721,62 @@
     </w:p>
     <w:p>
       <w:pPr>
-        <w:rPr>
-          <w:b/>
-          <w:bCs/>
-        </w:rPr>
-      </w:pPr>
-      <w:r>
-        <w:rPr>
-          <w:b/>
-          <w:bCs/>
-        </w:rPr>
-        <w:t xml:space="preserve">HTML — </w:t>
-      </w:r>
-      <w:proofErr w:type="spellStart"/>
-      <w:r>
-        <w:rPr>
-          <w:b/>
-          <w:bCs/>
-        </w:rPr>
-        <w:t>src</w:t>
-      </w:r>
-      <w:proofErr w:type="spellEnd"/>
-      <w:r>
-        <w:rPr>
-          <w:b/>
-          <w:bCs/>
-        </w:rPr>
-        <w:t>/index.html</w:t>
-      </w:r>
-    </w:p>
-    <w:p>
-      <w:r>
-        <w:t>Defines the page structure and references the required CSS and JavaScript assets.</w:t>
-      </w:r>
-    </w:p>
-    <w:p>
-      <w:pPr>
-        <w:rPr>
-          <w:b/>
-          <w:bCs/>
-        </w:rPr>
-      </w:pPr>
-      <w:r>
-        <w:rPr>
-          <w:b/>
-          <w:bCs/>
-        </w:rPr>
-        <w:t xml:space="preserve">CSS — </w:t>
-      </w:r>
-      <w:proofErr w:type="spellStart"/>
-      <w:r>
-        <w:rPr>
-          <w:b/>
-          <w:bCs/>
-        </w:rPr>
-        <w:t>src</w:t>
-      </w:r>
-      <w:proofErr w:type="spellEnd"/>
-      <w:r>
-        <w:rPr>
-          <w:b/>
-          <w:bCs/>
-        </w:rPr>
-        <w:t>/style.css</w:t>
-      </w:r>
-    </w:p>
-    <w:p>
-      <w:r>
-        <w:t xml:space="preserve">Controls the layout, </w:t>
-      </w:r>
-      <w:proofErr w:type="spellStart"/>
-      <w:r>
-        <w:t>colors</w:t>
-      </w:r>
-      <w:proofErr w:type="spellEnd"/>
-      <w:r>
-        <w:t>, fonts, spacing, and visual presentation.</w:t>
-      </w:r>
-    </w:p>
-    <w:p>
-      <w:pPr>
-        <w:rPr>
-          <w:b/>
-          <w:bCs/>
-        </w:rPr>
-      </w:pPr>
-      <w:r>
-        <w:rPr>
-          <w:b/>
-          <w:bCs/>
-        </w:rPr>
-        <w:t xml:space="preserve">JavaScript — </w:t>
-      </w:r>
-      <w:proofErr w:type="spellStart"/>
-      <w:r>
-        <w:rPr>
-          <w:b/>
-          <w:bCs/>
-        </w:rPr>
-        <w:t>src</w:t>
-      </w:r>
-      <w:proofErr w:type="spellEnd"/>
-      <w:r>
-        <w:rPr>
-          <w:b/>
-          <w:bCs/>
-        </w:rPr>
-        <w:t>/script.js</w:t>
-      </w:r>
-    </w:p>
-    <w:p>
-      <w:r>
-        <w:t xml:space="preserve">Provides client-side interactions and application </w:t>
-      </w:r>
-      <w:proofErr w:type="spellStart"/>
-      <w:r>
-        <w:t>behavior</w:t>
-      </w:r>
-      <w:proofErr w:type="spellEnd"/>
-      <w:r>
-        <w:t>.</w:t>
+        <w:pStyle w:val="ListParagraph"/>
+        <w:numPr>
+          <w:ilvl w:val="0"/>
+          <w:numId w:val="39"/>
+        </w:numPr>
+        <w:rPr>
+          <w:b/>
+          <w:bCs/>
+        </w:rPr>
+      </w:pPr>
+      <w:r>
+        <w:rPr>
+          <w:b/>
+          <w:bCs/>
+        </w:rPr>
+        <w:t>HTML — src/index.html</w:t>
+      </w:r>
+    </w:p>
+    <w:p>
+      <w:pPr>
+        <w:pStyle w:val="ListParagraph"/>
+        <w:numPr>
+          <w:ilvl w:val="0"/>
+          <w:numId w:val="39"/>
+        </w:numPr>
+        <w:rPr>
+          <w:b/>
+          <w:bCs/>
+        </w:rPr>
+      </w:pPr>
+      <w:r>
+        <w:rPr>
+          <w:b/>
+          <w:bCs/>
+        </w:rPr>
+        <w:t>CSS — src/style.css</w:t>
+      </w:r>
+    </w:p>
+    <w:p>
+      <w:pPr>
+        <w:pStyle w:val="ListParagraph"/>
+        <w:numPr>
+          <w:ilvl w:val="0"/>
+          <w:numId w:val="39"/>
+        </w:numPr>
+        <w:rPr>
+          <w:b/>
+          <w:bCs/>
+        </w:rPr>
+      </w:pPr>
+      <w:r>
+        <w:rPr>
+          <w:b/>
+          <w:bCs/>
+        </w:rPr>
+        <w:t>JavaScript — src/script.js</w:t>
       </w:r>
     </w:p>
     <w:p>
@@ -3044,15 +2799,7 @@
         <w:jc w:val="both"/>
       </w:pPr>
       <w:r>
-        <w:t xml:space="preserve">The workflow prepares a </w:t>
-      </w:r>
-      <w:proofErr w:type="spellStart"/>
-      <w:r>
-        <w:t>dist</w:t>
-      </w:r>
-      <w:proofErr w:type="spellEnd"/>
-      <w:r>
-        <w:t>/ directory containing the files required for deployment.</w:t>
+        <w:t>The workflow prepares a dist/ directory containing the files required for deployment.</w:t>
       </w:r>
       <w:r>
         <w:t xml:space="preserve"> </w:t>
@@ -3081,15 +2828,7 @@
         <w:jc w:val="both"/>
       </w:pPr>
       <w:r>
-        <w:t xml:space="preserve">After the build succeeds, the workflow synchronizes the contents of </w:t>
-      </w:r>
-      <w:proofErr w:type="spellStart"/>
-      <w:r>
-        <w:t>dist</w:t>
-      </w:r>
-      <w:proofErr w:type="spellEnd"/>
-      <w:r>
-        <w:t>/ with the configured S3 bucket.</w:t>
+        <w:t>After the build succeeds, the workflow synchronizes the contents of dist/ with the configured S3 bucket.</w:t>
       </w:r>
       <w:r>
         <w:t xml:space="preserve"> </w:t>
@@ -3112,7 +2851,6 @@
           <w:bCs/>
           <w:noProof/>
         </w:rPr>
-        <w:lastRenderedPageBreak/>
         <w:drawing>
           <wp:inline distT="0" distB="0" distL="0" distR="0" wp14:anchorId="4C8E0054" wp14:editId="0585924F">
             <wp:extent cx="5731510" cy="2952750"/>
@@ -3192,6 +2930,7 @@
           <w:b/>
           <w:bCs/>
         </w:rPr>
+        <w:lastRenderedPageBreak/>
         <w:t>8.1 Workflow Details</w:t>
       </w:r>
     </w:p>
@@ -3220,15 +2959,7 @@
         <w:t>S</w:t>
       </w:r>
       <w:r>
-        <w:t xml:space="preserve">andeep </w:t>
-      </w:r>
-      <w:proofErr w:type="spellStart"/>
-      <w:r>
-        <w:t>Github</w:t>
-      </w:r>
-      <w:proofErr w:type="spellEnd"/>
-      <w:r>
-        <w:t xml:space="preserve"> CI/CD Pipeline</w:t>
+        <w:t>andeep Github CI/CD Pipeline</w:t>
       </w:r>
     </w:p>
     <w:p>
@@ -3253,21 +2984,8 @@
         <w:t xml:space="preserve"> </w:t>
       </w:r>
       <w:r>
-        <w:t>.</w:t>
-      </w:r>
-      <w:proofErr w:type="spellStart"/>
-      <w:r>
-        <w:t>github</w:t>
-      </w:r>
-      <w:proofErr w:type="spellEnd"/>
-      <w:r>
-        <w:t>/workflows/</w:t>
-      </w:r>
-      <w:proofErr w:type="spellStart"/>
-      <w:r>
-        <w:t>deploy.yml</w:t>
-      </w:r>
-      <w:proofErr w:type="spellEnd"/>
+        <w:t>.github/workflows/deploy.yml</w:t>
+      </w:r>
     </w:p>
     <w:p>
       <w:pPr>
@@ -3419,9 +3137,152 @@
       </w:r>
     </w:p>
     <w:p/>
-    <w:p/>
-    <w:p>
-      <w:pPr>
+    <w:p>
+      <w:pPr>
+        <w:rPr>
+          <w:b/>
+          <w:bCs/>
+        </w:rPr>
+      </w:pPr>
+      <w:r>
+        <w:rPr>
+          <w:b/>
+          <w:bCs/>
+        </w:rPr>
+        <w:t>8.3 Workflow Stages</w:t>
+      </w:r>
+    </w:p>
+    <w:p>
+      <w:r>
+        <w:rPr>
+          <w:b/>
+          <w:bCs/>
+        </w:rPr>
+        <w:t>Stage 1: Checkout Source Code</w:t>
+      </w:r>
+    </w:p>
+    <w:p>
+      <w:pPr>
+        <w:jc w:val="both"/>
+      </w:pPr>
+      <w:r>
+        <w:t>The workflow checks out the repository using the GitHub Actions checkout action.</w:t>
+      </w:r>
+      <w:r>
+        <w:t xml:space="preserve"> </w:t>
+      </w:r>
+      <w:r>
+        <w:t>The source files become available on the runner for subsequent validation and testing.</w:t>
+      </w:r>
+    </w:p>
+    <w:p>
+      <w:pPr>
+        <w:jc w:val="both"/>
+      </w:pPr>
+      <w:r>
+        <w:rPr>
+          <w:b/>
+          <w:bCs/>
+        </w:rPr>
+        <w:t>Stage 2: Validate Required Files</w:t>
+      </w:r>
+    </w:p>
+    <w:p>
+      <w:pPr>
+        <w:jc w:val="both"/>
+      </w:pPr>
+      <w:r>
+        <w:t>The workflow checks whether required application files exist.</w:t>
+      </w:r>
+      <w:r>
+        <w:t xml:space="preserve"> </w:t>
+      </w:r>
+      <w:r>
+        <w:t>This prevents the pipeline from proceeding when important files are missing or incorrectly located.</w:t>
+      </w:r>
+    </w:p>
+    <w:p>
+      <w:pPr>
+        <w:jc w:val="both"/>
+        <w:rPr>
+          <w:b/>
+          <w:bCs/>
+        </w:rPr>
+      </w:pPr>
+      <w:r>
+        <w:rPr>
+          <w:b/>
+          <w:bCs/>
+        </w:rPr>
+        <w:t>Stage 3: Run Automated Tests</w:t>
+      </w:r>
+    </w:p>
+    <w:p>
+      <w:pPr>
+        <w:jc w:val="both"/>
+      </w:pPr>
+      <w:r>
+        <w:rPr>
+          <w:b/>
+          <w:bCs/>
+        </w:rPr>
+        <w:t>The workflow executes:</w:t>
+      </w:r>
+      <w:r>
+        <w:rPr>
+          <w:b/>
+          <w:bCs/>
+        </w:rPr>
+        <w:t xml:space="preserve"> </w:t>
+      </w:r>
+      <w:r>
+        <w:rPr>
+          <w:b/>
+          <w:bCs/>
+        </w:rPr>
+        <w:t>bash tests/test.sh</w:t>
+      </w:r>
+    </w:p>
+    <w:p>
+      <w:pPr>
+        <w:jc w:val="both"/>
+      </w:pPr>
+      <w:r>
+        <w:t>The script performs the checks implemented in the project. These may include file existence and basic content validation.</w:t>
+      </w:r>
+      <w:r>
+        <w:t xml:space="preserve"> </w:t>
+      </w:r>
+      <w:r>
+        <w:t>If the script exits with a non-zero status, the workflow should fail and stop before deployment.</w:t>
+      </w:r>
+    </w:p>
+    <w:p>
+      <w:r>
+        <w:rPr>
+          <w:b/>
+          <w:bCs/>
+        </w:rPr>
+        <w:t>Stage 4: Build the Application</w:t>
+      </w:r>
+    </w:p>
+    <w:p>
+      <w:pPr>
+        <w:jc w:val="both"/>
+      </w:pPr>
+      <w:r>
+        <w:t>The workflow creates the deployment directory and copies the required application files into dist/.</w:t>
+      </w:r>
+      <w:r>
+        <w:t xml:space="preserve"> </w:t>
+      </w:r>
+      <w:r>
+        <w:t>This directory becomes the source for the S3 deployment step.</w:t>
+      </w:r>
+    </w:p>
+    <w:p>
+      <w:pPr>
+        <w:jc w:val="both"/>
         <w:rPr>
           <w:b/>
           <w:bCs/>
@@ -3433,158 +3294,6 @@
           <w:bCs/>
         </w:rPr>
         <w:lastRenderedPageBreak/>
-        <w:t>8.3 Workflow Stages</w:t>
-      </w:r>
-    </w:p>
-    <w:p>
-      <w:r>
-        <w:rPr>
-          <w:b/>
-          <w:bCs/>
-        </w:rPr>
-        <w:t>Stage 1: Checkout Source Code</w:t>
-      </w:r>
-    </w:p>
-    <w:p>
-      <w:pPr>
-        <w:jc w:val="both"/>
-      </w:pPr>
-      <w:r>
-        <w:t>The workflow checks out the repository using the GitHub Actions checkout action.</w:t>
-      </w:r>
-      <w:r>
-        <w:t xml:space="preserve"> </w:t>
-      </w:r>
-      <w:r>
-        <w:t>The source files become available on the runner for subsequent validation and testing.</w:t>
-      </w:r>
-    </w:p>
-    <w:p>
-      <w:pPr>
-        <w:jc w:val="both"/>
-      </w:pPr>
-      <w:r>
-        <w:rPr>
-          <w:b/>
-          <w:bCs/>
-        </w:rPr>
-        <w:t>Stage 2: Validate Required Files</w:t>
-      </w:r>
-    </w:p>
-    <w:p>
-      <w:pPr>
-        <w:jc w:val="both"/>
-      </w:pPr>
-      <w:r>
-        <w:t>The workflow checks whether required application files exist.</w:t>
-      </w:r>
-      <w:r>
-        <w:t xml:space="preserve"> </w:t>
-      </w:r>
-      <w:r>
-        <w:t>This prevents the pipeline from proceeding when important files are missing or incorrectly located.</w:t>
-      </w:r>
-    </w:p>
-    <w:p>
-      <w:pPr>
-        <w:jc w:val="both"/>
-        <w:rPr>
-          <w:b/>
-          <w:bCs/>
-        </w:rPr>
-      </w:pPr>
-      <w:r>
-        <w:rPr>
-          <w:b/>
-          <w:bCs/>
-        </w:rPr>
-        <w:t>Stage 3: Run Automated Tests</w:t>
-      </w:r>
-    </w:p>
-    <w:p>
-      <w:pPr>
-        <w:jc w:val="both"/>
-      </w:pPr>
-      <w:r>
-        <w:rPr>
-          <w:b/>
-          <w:bCs/>
-        </w:rPr>
-        <w:t>The workflow executes:</w:t>
-      </w:r>
-      <w:r>
-        <w:rPr>
-          <w:b/>
-          <w:bCs/>
-        </w:rPr>
-        <w:t xml:space="preserve"> </w:t>
-      </w:r>
-      <w:r>
-        <w:rPr>
-          <w:b/>
-          <w:bCs/>
-        </w:rPr>
-        <w:t>bash tests/test.sh</w:t>
-      </w:r>
-    </w:p>
-    <w:p>
-      <w:pPr>
-        <w:jc w:val="both"/>
-      </w:pPr>
-      <w:r>
-        <w:t>The script performs the checks implemented in the project. These may include file existence and basic content validation.</w:t>
-      </w:r>
-      <w:r>
-        <w:t xml:space="preserve"> </w:t>
-      </w:r>
-      <w:r>
-        <w:t>If the script exits with a non-zero status, the workflow should fail and stop before deployment.</w:t>
-      </w:r>
-    </w:p>
-    <w:p>
-      <w:r>
-        <w:rPr>
-          <w:b/>
-          <w:bCs/>
-        </w:rPr>
-        <w:t>Stage 4: Build the Application</w:t>
-      </w:r>
-    </w:p>
-    <w:p>
-      <w:pPr>
-        <w:jc w:val="both"/>
-      </w:pPr>
-      <w:r>
-        <w:t xml:space="preserve">The workflow creates the deployment directory and copies the required application files into </w:t>
-      </w:r>
-      <w:proofErr w:type="spellStart"/>
-      <w:r>
-        <w:t>dist</w:t>
-      </w:r>
-      <w:proofErr w:type="spellEnd"/>
-      <w:r>
-        <w:t>/.</w:t>
-      </w:r>
-      <w:r>
-        <w:t xml:space="preserve"> </w:t>
-      </w:r>
-      <w:r>
-        <w:t>This directory becomes the source for the S3 deployment step.</w:t>
-      </w:r>
-    </w:p>
-    <w:p>
-      <w:pPr>
-        <w:jc w:val="both"/>
-        <w:rPr>
-          <w:b/>
-          <w:bCs/>
-        </w:rPr>
-      </w:pPr>
-      <w:r>
-        <w:rPr>
-          <w:b/>
-          <w:bCs/>
-        </w:rPr>
         <w:t>Stage 5: Validate GitHub Variables</w:t>
       </w:r>
     </w:p>
@@ -3818,7 +3527,6 @@
           <w:b/>
           <w:bCs/>
         </w:rPr>
-        <w:lastRenderedPageBreak/>
         <w:t>Stage 8: Deploy to Amazon S3</w:t>
       </w:r>
     </w:p>
@@ -3857,23 +3565,7 @@
           <w:b/>
           <w:bCs/>
         </w:rPr>
-        <w:t xml:space="preserve"> s3 sync </w:t>
-      </w:r>
-      <w:proofErr w:type="spellStart"/>
-      <w:r>
-        <w:rPr>
-          <w:b/>
-          <w:bCs/>
-        </w:rPr>
-        <w:t>dist</w:t>
-      </w:r>
-      <w:proofErr w:type="spellEnd"/>
-      <w:r>
-        <w:rPr>
-          <w:b/>
-          <w:bCs/>
-        </w:rPr>
-        <w:t>/ "s3://${S3_BUCKET}/" --delete</w:t>
+        <w:t xml:space="preserve"> s3 sync dist/ "s3://${S3_BUCKET}/" --delete</w:t>
       </w:r>
     </w:p>
     <w:p>
@@ -3995,6 +3687,7 @@
         </w:numPr>
       </w:pPr>
       <w:r>
+        <w:lastRenderedPageBreak/>
         <w:t>The S3 synchronization completes without errors.</w:t>
       </w:r>
     </w:p>
@@ -4021,8 +3714,8 @@
           <w:noProof/>
         </w:rPr>
         <w:drawing>
-          <wp:inline distT="0" distB="0" distL="0" distR="0" wp14:anchorId="1C1FDA03" wp14:editId="18032220">
-            <wp:extent cx="5731510" cy="2171700"/>
+          <wp:inline distT="0" distB="0" distL="0" distR="0" wp14:anchorId="1C1FDA03" wp14:editId="1CFDC670">
+            <wp:extent cx="5731510" cy="2956560"/>
             <wp:effectExtent l="0" t="0" r="2540" b="0"/>
             <wp:docPr id="1743521398" name="Picture 1"/>
             <wp:cNvGraphicFramePr>
@@ -4044,7 +3737,7 @@
                   <pic:spPr>
                     <a:xfrm>
                       <a:off x="0" y="0"/>
-                      <a:ext cx="5731510" cy="2171700"/>
+                      <a:ext cx="5731510" cy="2956560"/>
                     </a:xfrm>
                     <a:prstGeom prst="rect">
                       <a:avLst/>
@@ -4078,7 +3771,6 @@
           <w:bCs/>
           <w:noProof/>
         </w:rPr>
-        <w:lastRenderedPageBreak/>
         <w:drawing>
           <wp:inline distT="0" distB="0" distL="0" distR="0" wp14:anchorId="6F1E7818" wp14:editId="1E54E19F">
             <wp:extent cx="5731510" cy="3819525"/>
@@ -4135,6 +3827,7 @@
           <w:b/>
           <w:bCs/>
         </w:rPr>
+        <w:lastRenderedPageBreak/>
         <w:t>9. GitHub Repository Variables</w:t>
       </w:r>
     </w:p>
@@ -4442,7 +4135,6 @@
         </w:numPr>
       </w:pPr>
       <w:r>
-        <w:lastRenderedPageBreak/>
         <w:t>Save the changes.</w:t>
       </w:r>
     </w:p>
@@ -4507,6 +4199,7 @@
           <w:bCs/>
           <w:noProof/>
         </w:rPr>
+        <w:lastRenderedPageBreak/>
         <w:drawing>
           <wp:inline distT="0" distB="0" distL="0" distR="0" wp14:anchorId="174F43D6" wp14:editId="6B5AA853">
             <wp:extent cx="5731510" cy="3767455"/>
@@ -4834,7 +4527,6 @@
                 <w:b/>
                 <w:bCs/>
               </w:rPr>
-              <w:lastRenderedPageBreak/>
               <w:t>IAM Policy</w:t>
             </w:r>
           </w:p>
@@ -4868,21 +4560,12 @@
                 <w:bCs/>
               </w:rPr>
             </w:pPr>
-            <w:proofErr w:type="spellStart"/>
             <w:r>
               <w:rPr>
                 <w:b/>
                 <w:bCs/>
               </w:rPr>
-              <w:t>CodeCommit</w:t>
-            </w:r>
-            <w:proofErr w:type="spellEnd"/>
-            <w:r>
-              <w:rPr>
-                <w:b/>
-                <w:bCs/>
-              </w:rPr>
-              <w:t xml:space="preserve"> Repository</w:t>
+              <w:t>CodeCommit Repository</w:t>
             </w:r>
           </w:p>
         </w:tc>
@@ -5207,6 +4890,7 @@
           <w:bCs/>
           <w:noProof/>
         </w:rPr>
+        <w:lastRenderedPageBreak/>
         <w:drawing>
           <wp:inline distT="0" distB="0" distL="0" distR="0" wp14:anchorId="6000EDD0" wp14:editId="4BA749BC">
             <wp:extent cx="5731510" cy="3505200"/>
@@ -5345,7 +5029,6 @@
           <w:b/>
           <w:bCs/>
         </w:rPr>
-        <w:lastRenderedPageBreak/>
         <w:t>12.</w:t>
       </w:r>
       <w:r>
@@ -5444,6 +5127,7 @@
         <w:jc w:val="both"/>
       </w:pPr>
       <w:r>
+        <w:lastRenderedPageBreak/>
         <w:t>Select</w:t>
       </w:r>
       <w:r>
@@ -5547,6 +5231,9 @@
         <w:jc w:val="both"/>
       </w:pPr>
       <w:r>
+        <w:rPr>
+          <w:noProof/>
+        </w:rPr>
         <w:drawing>
           <wp:inline distT="0" distB="0" distL="0" distR="0" wp14:anchorId="1BE52005" wp14:editId="69B02CB6">
             <wp:extent cx="5731510" cy="2797810"/>
@@ -5676,7 +5363,6 @@
         <w:rPr>
           <w:rFonts w:asciiTheme="minorHAnsi" w:hAnsiTheme="minorHAnsi" w:cstheme="minorHAnsi"/>
         </w:rPr>
-        <w:lastRenderedPageBreak/>
         <w:t>The IAM role used for deployment is:</w:t>
       </w:r>
     </w:p>
@@ -5951,6 +5637,7 @@
         <w:rPr>
           <w:rFonts w:asciiTheme="minorHAnsi" w:hAnsiTheme="minorHAnsi" w:cstheme="minorHAnsi"/>
         </w:rPr>
+        <w:lastRenderedPageBreak/>
         <w:t xml:space="preserve">Configure the </w:t>
       </w:r>
       <w:r>
@@ -6182,7 +5869,6 @@
         </w:rPr>
         <w:t xml:space="preserve"> restricts role assumption to the specified repository and branch. The </w:t>
       </w:r>
-      <w:proofErr w:type="spellStart"/>
       <w:r>
         <w:rPr>
           <w:rFonts w:eastAsia="Times New Roman" w:cstheme="minorHAnsi"/>
@@ -6194,7 +5880,6 @@
         </w:rPr>
         <w:t>aud</w:t>
       </w:r>
-      <w:proofErr w:type="spellEnd"/>
       <w:r>
         <w:rPr>
           <w:rFonts w:eastAsia="Times New Roman" w:cstheme="minorHAnsi"/>
@@ -6260,7 +5945,6 @@
           <w:lang w:eastAsia="en-AE"/>
           <w14:ligatures w14:val="none"/>
         </w:rPr>
-        <w:lastRenderedPageBreak/>
         <w:t>T</w:t>
       </w:r>
       <w:r>
@@ -6349,14 +6033,16 @@
       <w:r>
         <w:rPr>
           <w:rFonts w:eastAsia="Times New Roman" w:cstheme="minorHAnsi"/>
+          <w:noProof/>
           <w:kern w:val="0"/>
           <w:lang w:eastAsia="en-AE"/>
           <w14:ligatures w14:val="none"/>
         </w:rPr>
+        <w:lastRenderedPageBreak/>
         <w:drawing>
-          <wp:inline distT="0" distB="0" distL="0" distR="0" wp14:anchorId="2CE27C34" wp14:editId="1BC020F0">
-            <wp:extent cx="5191125" cy="2324100"/>
-            <wp:effectExtent l="0" t="0" r="9525" b="0"/>
+          <wp:inline distT="0" distB="0" distL="0" distR="0" wp14:anchorId="2CE27C34" wp14:editId="443BC0E8">
+            <wp:extent cx="5654040" cy="2324100"/>
+            <wp:effectExtent l="0" t="0" r="3810" b="0"/>
             <wp:docPr id="1694671535" name="Picture 1"/>
             <wp:cNvGraphicFramePr>
               <a:graphicFrameLocks xmlns:a="http://schemas.openxmlformats.org/drawingml/2006/main" noChangeAspect="1"/>
@@ -6377,7 +6063,7 @@
                   <pic:spPr>
                     <a:xfrm>
                       <a:off x="0" y="0"/>
-                      <a:ext cx="5191125" cy="2324100"/>
+                      <a:ext cx="5654040" cy="2324100"/>
                     </a:xfrm>
                     <a:prstGeom prst="rect">
                       <a:avLst/>
@@ -6411,29 +6097,7 @@
           <w:lang w:eastAsia="en-AE"/>
           <w14:ligatures w14:val="none"/>
         </w:rPr>
-        <w:t xml:space="preserve">Figure 11: Default Subject Claim </w:t>
-      </w:r>
-      <w:r>
-        <w:rPr>
-          <w:rFonts w:eastAsia="Times New Roman" w:cstheme="minorHAnsi"/>
-          <w:i/>
-          <w:iCs/>
-          <w:kern w:val="0"/>
-          <w:lang w:eastAsia="en-AE"/>
-          <w14:ligatures w14:val="none"/>
-        </w:rPr>
-        <w:t>prefix</w:t>
-      </w:r>
-      <w:r>
-        <w:rPr>
-          <w:rFonts w:eastAsia="Times New Roman" w:cstheme="minorHAnsi"/>
-          <w:i/>
-          <w:iCs/>
-          <w:kern w:val="0"/>
-          <w:lang w:eastAsia="en-AE"/>
-          <w14:ligatures w14:val="none"/>
-        </w:rPr>
-        <w:t xml:space="preserve"> for the repository</w:t>
+        <w:t>Figure 11: Default Subject Claim prefix for the repository</w:t>
       </w:r>
     </w:p>
     <w:p>
@@ -6700,7 +6364,6 @@
         </w:numPr>
       </w:pPr>
       <w:r>
-        <w:lastRenderedPageBreak/>
         <w:t>AWS STS returns temporary credentials if the request is authorized.</w:t>
       </w:r>
     </w:p>
@@ -6742,6 +6405,7 @@
           <w:b/>
           <w:bCs/>
         </w:rPr>
+        <w:lastRenderedPageBreak/>
         <w:t>13.1 Deployment Destination</w:t>
       </w:r>
     </w:p>
@@ -6866,15 +6530,7 @@
       </w:r>
       <w:proofErr w:type="spellEnd"/>
       <w:r>
-        <w:t xml:space="preserve"> s3 sync </w:t>
-      </w:r>
-      <w:proofErr w:type="spellStart"/>
-      <w:r>
-        <w:t>dist</w:t>
-      </w:r>
-      <w:proofErr w:type="spellEnd"/>
-      <w:r>
-        <w:t>/ "s3://${S3_BUCKET}/" --delete</w:t>
+        <w:t xml:space="preserve"> s3 sync dist/ "s3://${S3_BUCKET}/" --delete</w:t>
       </w:r>
     </w:p>
     <w:p>
@@ -6939,21 +6595,12 @@
           <w:bCs/>
         </w:rPr>
       </w:pPr>
-      <w:proofErr w:type="spellStart"/>
-      <w:r>
-        <w:rPr>
-          <w:b/>
-          <w:bCs/>
-        </w:rPr>
-        <w:t>dist</w:t>
-      </w:r>
-      <w:proofErr w:type="spellEnd"/>
-      <w:r>
-        <w:rPr>
-          <w:b/>
-          <w:bCs/>
-        </w:rPr>
-        <w:t>/</w:t>
+      <w:r>
+        <w:rPr>
+          <w:b/>
+          <w:bCs/>
+        </w:rPr>
+        <w:t>dist/</w:t>
       </w:r>
       <w:r>
         <w:rPr>
@@ -7089,15 +6736,7 @@
         </w:numPr>
       </w:pPr>
       <w:r>
-        <w:t xml:space="preserve">The AWS CLI synchronizes </w:t>
-      </w:r>
-      <w:proofErr w:type="spellStart"/>
-      <w:r>
-        <w:t>dist</w:t>
-      </w:r>
-      <w:proofErr w:type="spellEnd"/>
-      <w:r>
-        <w:t>/ with the destination bucket.</w:t>
+        <w:t>The AWS CLI synchronizes dist/ with the destination bucket.</w:t>
       </w:r>
     </w:p>
     <w:p>
@@ -7226,7 +6865,6 @@
         </w:numPr>
       </w:pPr>
       <w:r>
-        <w:lastRenderedPageBreak/>
         <w:t>Check the GitHub Actions deployment step for successful completion.</w:t>
       </w:r>
     </w:p>
@@ -7243,16 +6881,27 @@
     </w:p>
     <w:p>
       <w:pPr>
-        <w:rPr>
-          <w:b/>
-          <w:bCs/>
-        </w:rPr>
-      </w:pPr>
-      <w:r>
-        <w:rPr>
-          <w:b/>
-          <w:bCs/>
-        </w:rPr>
+        <w:ind w:left="720"/>
+      </w:pPr>
+    </w:p>
+    <w:p>
+      <w:pPr>
+        <w:ind w:left="720"/>
+      </w:pPr>
+    </w:p>
+    <w:p>
+      <w:pPr>
+        <w:rPr>
+          <w:b/>
+          <w:bCs/>
+        </w:rPr>
+      </w:pPr>
+      <w:r>
+        <w:rPr>
+          <w:b/>
+          <w:bCs/>
+        </w:rPr>
+        <w:lastRenderedPageBreak/>
         <w:t>13.5 Deployment Safety</w:t>
       </w:r>
     </w:p>
@@ -7267,15 +6916,7 @@
         <w:t xml:space="preserve"> </w:t>
       </w:r>
       <w:r>
-        <w:t xml:space="preserve">Before deploying, verify the bucket variable and confirm that </w:t>
-      </w:r>
-      <w:proofErr w:type="spellStart"/>
-      <w:r>
-        <w:t>dist</w:t>
-      </w:r>
-      <w:proofErr w:type="spellEnd"/>
-      <w:r>
-        <w:t>/ contains all required files.</w:t>
+        <w:t>Before deploying, verify the bucket variable and confirm that dist/ contains all required files.</w:t>
       </w:r>
     </w:p>
     <w:p>
@@ -7516,40 +7157,37 @@
         <w:t xml:space="preserve"> </w:t>
       </w:r>
       <w:r>
-        <w:t xml:space="preserve">If the script checks </w:t>
-      </w:r>
-      <w:r>
+        <w:t>If the script checks only file existence and basic content, it should be described as basic validation rather than a comprehensive unit test suite.</w:t>
+      </w:r>
+    </w:p>
+    <w:p>
+      <w:pPr>
+        <w:rPr>
+          <w:b/>
+          <w:bCs/>
+        </w:rPr>
+      </w:pPr>
+      <w:r>
+        <w:rPr>
+          <w:b/>
+          <w:bCs/>
+        </w:rPr>
+        <w:t>15.2 AWS Authentication Test</w:t>
+      </w:r>
+    </w:p>
+    <w:p>
+      <w:pPr>
+        <w:rPr>
+          <w:b/>
+          <w:bCs/>
+        </w:rPr>
+      </w:pPr>
+      <w:r>
+        <w:rPr>
+          <w:b/>
+          <w:bCs/>
+        </w:rPr>
         <w:lastRenderedPageBreak/>
-        <w:t>only file existence and basic content, it should be described as basic validation rather than a comprehensive unit test suite.</w:t>
-      </w:r>
-    </w:p>
-    <w:p>
-      <w:pPr>
-        <w:rPr>
-          <w:b/>
-          <w:bCs/>
-        </w:rPr>
-      </w:pPr>
-      <w:r>
-        <w:rPr>
-          <w:b/>
-          <w:bCs/>
-        </w:rPr>
-        <w:t>15.2 AWS Authentication Test</w:t>
-      </w:r>
-    </w:p>
-    <w:p>
-      <w:pPr>
-        <w:rPr>
-          <w:b/>
-          <w:bCs/>
-        </w:rPr>
-      </w:pPr>
-      <w:r>
-        <w:rPr>
-          <w:b/>
-          <w:bCs/>
-        </w:rPr>
         <w:t>The workflow executes:</w:t>
       </w:r>
       <w:r>
@@ -7977,21 +7615,12 @@
                 <w:bCs/>
               </w:rPr>
             </w:pPr>
-            <w:proofErr w:type="spellStart"/>
             <w:r>
               <w:rPr>
                 <w:b/>
                 <w:bCs/>
               </w:rPr>
-              <w:t>CodeCommit</w:t>
-            </w:r>
-            <w:proofErr w:type="spellEnd"/>
-            <w:r>
-              <w:rPr>
-                <w:b/>
-                <w:bCs/>
-              </w:rPr>
-              <w:t xml:space="preserve"> contains the latest commit</w:t>
+              <w:t>CodeCommit contains the latest commit</w:t>
             </w:r>
           </w:p>
         </w:tc>
@@ -8102,27 +7731,27 @@
           <w:b/>
           <w:bCs/>
         </w:rPr>
+        <w:t>16. Troubleshooting and Issues Resolved</w:t>
+      </w:r>
+    </w:p>
+    <w:p>
+      <w:pPr>
+        <w:rPr>
+          <w:b/>
+          <w:bCs/>
+        </w:rPr>
+      </w:pPr>
+      <w:r>
+        <w:rPr>
+          <w:b/>
+          <w:bCs/>
+        </w:rPr>
+        <w:t>16.1 S3 Bucket Name Error</w:t>
+      </w:r>
+    </w:p>
+    <w:p>
+      <w:r>
         <w:lastRenderedPageBreak/>
-        <w:t>16. Troubleshooting and Issues Resolved</w:t>
-      </w:r>
-    </w:p>
-    <w:p>
-      <w:pPr>
-        <w:rPr>
-          <w:b/>
-          <w:bCs/>
-        </w:rPr>
-      </w:pPr>
-      <w:r>
-        <w:rPr>
-          <w:b/>
-          <w:bCs/>
-        </w:rPr>
-        <w:t>16.1 S3 Bucket Name Error</w:t>
-      </w:r>
-    </w:p>
-    <w:p>
-      <w:r>
         <w:t>During deployment, the AWS CLI reported:</w:t>
       </w:r>
       <w:r>
@@ -8284,17 +7913,6 @@
     </w:p>
     <w:p>
       <w:pPr>
-        <w:numPr>
-          <w:ilvl w:val="0"/>
-          <w:numId w:val="23"/>
-        </w:numPr>
-      </w:pPr>
-      <w:r>
-        <w:t>Remove the temporary diagnostic step if it is no longer required.</w:t>
-      </w:r>
-    </w:p>
-    <w:p>
-      <w:pPr>
         <w:rPr>
           <w:b/>
           <w:bCs/>
@@ -8536,7 +8154,6 @@
           <w:b/>
           <w:bCs/>
         </w:rPr>
-        <w:lastRenderedPageBreak/>
         <w:t>1</w:t>
       </w:r>
       <w:r>
@@ -11123,6 +10740,119 @@
     </w:lvl>
   </w:abstractNum>
   <w:abstractNum w:abstractNumId="19" w15:restartNumberingAfterBreak="0">
+    <w:nsid w:val="382470E2"/>
+    <w:multiLevelType w:val="hybridMultilevel"/>
+    <w:tmpl w:val="A806583C"/>
+    <w:lvl w:ilvl="0" w:tplc="04090001">
+      <w:start w:val="1"/>
+      <w:numFmt w:val="bullet"/>
+      <w:lvlText w:val=""/>
+      <w:lvlJc w:val="left"/>
+      <w:pPr>
+        <w:ind w:left="720" w:hanging="360"/>
+      </w:pPr>
+      <w:rPr>
+        <w:rFonts w:ascii="Symbol" w:hAnsi="Symbol" w:hint="default"/>
+      </w:rPr>
+    </w:lvl>
+    <w:lvl w:ilvl="1" w:tplc="04090003" w:tentative="1">
+      <w:start w:val="1"/>
+      <w:numFmt w:val="bullet"/>
+      <w:lvlText w:val="o"/>
+      <w:lvlJc w:val="left"/>
+      <w:pPr>
+        <w:ind w:left="1440" w:hanging="360"/>
+      </w:pPr>
+      <w:rPr>
+        <w:rFonts w:ascii="Courier New" w:hAnsi="Courier New" w:cs="Courier New" w:hint="default"/>
+      </w:rPr>
+    </w:lvl>
+    <w:lvl w:ilvl="2" w:tplc="04090005" w:tentative="1">
+      <w:start w:val="1"/>
+      <w:numFmt w:val="bullet"/>
+      <w:lvlText w:val=""/>
+      <w:lvlJc w:val="left"/>
+      <w:pPr>
+        <w:ind w:left="2160" w:hanging="360"/>
+      </w:pPr>
+      <w:rPr>
+        <w:rFonts w:ascii="Wingdings" w:hAnsi="Wingdings" w:hint="default"/>
+      </w:rPr>
+    </w:lvl>
+    <w:lvl w:ilvl="3" w:tplc="04090001" w:tentative="1">
+      <w:start w:val="1"/>
+      <w:numFmt w:val="bullet"/>
+      <w:lvlText w:val=""/>
+      <w:lvlJc w:val="left"/>
+      <w:pPr>
+        <w:ind w:left="2880" w:hanging="360"/>
+      </w:pPr>
+      <w:rPr>
+        <w:rFonts w:ascii="Symbol" w:hAnsi="Symbol" w:hint="default"/>
+      </w:rPr>
+    </w:lvl>
+    <w:lvl w:ilvl="4" w:tplc="04090003" w:tentative="1">
+      <w:start w:val="1"/>
+      <w:numFmt w:val="bullet"/>
+      <w:lvlText w:val="o"/>
+      <w:lvlJc w:val="left"/>
+      <w:pPr>
+        <w:ind w:left="3600" w:hanging="360"/>
+      </w:pPr>
+      <w:rPr>
+        <w:rFonts w:ascii="Courier New" w:hAnsi="Courier New" w:cs="Courier New" w:hint="default"/>
+      </w:rPr>
+    </w:lvl>
+    <w:lvl w:ilvl="5" w:tplc="04090005" w:tentative="1">
+      <w:start w:val="1"/>
+      <w:numFmt w:val="bullet"/>
+      <w:lvlText w:val=""/>
+      <w:lvlJc w:val="left"/>
+      <w:pPr>
+        <w:ind w:left="4320" w:hanging="360"/>
+      </w:pPr>
+      <w:rPr>
+        <w:rFonts w:ascii="Wingdings" w:hAnsi="Wingdings" w:hint="default"/>
+      </w:rPr>
+    </w:lvl>
+    <w:lvl w:ilvl="6" w:tplc="04090001" w:tentative="1">
+      <w:start w:val="1"/>
+      <w:numFmt w:val="bullet"/>
+      <w:lvlText w:val=""/>
+      <w:lvlJc w:val="left"/>
+      <w:pPr>
+        <w:ind w:left="5040" w:hanging="360"/>
+      </w:pPr>
+      <w:rPr>
+        <w:rFonts w:ascii="Symbol" w:hAnsi="Symbol" w:hint="default"/>
+      </w:rPr>
+    </w:lvl>
+    <w:lvl w:ilvl="7" w:tplc="04090003" w:tentative="1">
+      <w:start w:val="1"/>
+      <w:numFmt w:val="bullet"/>
+      <w:lvlText w:val="o"/>
+      <w:lvlJc w:val="left"/>
+      <w:pPr>
+        <w:ind w:left="5760" w:hanging="360"/>
+      </w:pPr>
+      <w:rPr>
+        <w:rFonts w:ascii="Courier New" w:hAnsi="Courier New" w:cs="Courier New" w:hint="default"/>
+      </w:rPr>
+    </w:lvl>
+    <w:lvl w:ilvl="8" w:tplc="04090005" w:tentative="1">
+      <w:start w:val="1"/>
+      <w:numFmt w:val="bullet"/>
+      <w:lvlText w:val=""/>
+      <w:lvlJc w:val="left"/>
+      <w:pPr>
+        <w:ind w:left="6480" w:hanging="360"/>
+      </w:pPr>
+      <w:rPr>
+        <w:rFonts w:ascii="Wingdings" w:hAnsi="Wingdings" w:hint="default"/>
+      </w:rPr>
+    </w:lvl>
+  </w:abstractNum>
+  <w:abstractNum w:abstractNumId="20" w15:restartNumberingAfterBreak="0">
     <w:nsid w:val="3B352DC1"/>
     <w:multiLevelType w:val="multilevel"/>
     <w:tmpl w:val="0FAC7722"/>
@@ -11235,7 +10965,7 @@
       </w:pPr>
     </w:lvl>
   </w:abstractNum>
-  <w:abstractNum w:abstractNumId="20" w15:restartNumberingAfterBreak="0">
+  <w:abstractNum w:abstractNumId="21" w15:restartNumberingAfterBreak="0">
     <w:nsid w:val="3BC3693E"/>
     <w:multiLevelType w:val="hybridMultilevel"/>
     <w:tmpl w:val="889A0AEC"/>
@@ -11348,7 +11078,7 @@
       </w:rPr>
     </w:lvl>
   </w:abstractNum>
-  <w:abstractNum w:abstractNumId="21" w15:restartNumberingAfterBreak="0">
+  <w:abstractNum w:abstractNumId="22" w15:restartNumberingAfterBreak="0">
     <w:nsid w:val="4306788C"/>
     <w:multiLevelType w:val="multilevel"/>
     <w:tmpl w:val="CC241176"/>
@@ -11497,7 +11227,7 @@
       </w:rPr>
     </w:lvl>
   </w:abstractNum>
-  <w:abstractNum w:abstractNumId="22" w15:restartNumberingAfterBreak="0">
+  <w:abstractNum w:abstractNumId="23" w15:restartNumberingAfterBreak="0">
     <w:nsid w:val="43211436"/>
     <w:multiLevelType w:val="multilevel"/>
     <w:tmpl w:val="0768946A"/>
@@ -11646,7 +11376,7 @@
       </w:rPr>
     </w:lvl>
   </w:abstractNum>
-  <w:abstractNum w:abstractNumId="23" w15:restartNumberingAfterBreak="0">
+  <w:abstractNum w:abstractNumId="24" w15:restartNumberingAfterBreak="0">
     <w:nsid w:val="46B71D2F"/>
     <w:multiLevelType w:val="multilevel"/>
     <w:tmpl w:val="B7968D60"/>
@@ -11795,7 +11525,7 @@
       </w:rPr>
     </w:lvl>
   </w:abstractNum>
-  <w:abstractNum w:abstractNumId="24" w15:restartNumberingAfterBreak="0">
+  <w:abstractNum w:abstractNumId="25" w15:restartNumberingAfterBreak="0">
     <w:nsid w:val="4A026818"/>
     <w:multiLevelType w:val="hybridMultilevel"/>
     <w:tmpl w:val="75747F52"/>
@@ -11908,7 +11638,7 @@
       </w:rPr>
     </w:lvl>
   </w:abstractNum>
-  <w:abstractNum w:abstractNumId="25" w15:restartNumberingAfterBreak="0">
+  <w:abstractNum w:abstractNumId="26" w15:restartNumberingAfterBreak="0">
     <w:nsid w:val="4CA47E76"/>
     <w:multiLevelType w:val="multilevel"/>
     <w:tmpl w:val="735C1CFC"/>
@@ -12057,7 +11787,7 @@
       </w:rPr>
     </w:lvl>
   </w:abstractNum>
-  <w:abstractNum w:abstractNumId="26" w15:restartNumberingAfterBreak="0">
+  <w:abstractNum w:abstractNumId="27" w15:restartNumberingAfterBreak="0">
     <w:nsid w:val="51207172"/>
     <w:multiLevelType w:val="multilevel"/>
     <w:tmpl w:val="EC062F3A"/>
@@ -12206,7 +11936,7 @@
       </w:rPr>
     </w:lvl>
   </w:abstractNum>
-  <w:abstractNum w:abstractNumId="27" w15:restartNumberingAfterBreak="0">
+  <w:abstractNum w:abstractNumId="28" w15:restartNumberingAfterBreak="0">
     <w:nsid w:val="5AD60684"/>
     <w:multiLevelType w:val="multilevel"/>
     <w:tmpl w:val="52D294A6"/>
@@ -12355,7 +12085,7 @@
       </w:rPr>
     </w:lvl>
   </w:abstractNum>
-  <w:abstractNum w:abstractNumId="28" w15:restartNumberingAfterBreak="0">
+  <w:abstractNum w:abstractNumId="29" w15:restartNumberingAfterBreak="0">
     <w:nsid w:val="5C957771"/>
     <w:multiLevelType w:val="hybridMultilevel"/>
     <w:tmpl w:val="E0409E94"/>
@@ -12468,7 +12198,7 @@
       </w:rPr>
     </w:lvl>
   </w:abstractNum>
-  <w:abstractNum w:abstractNumId="29" w15:restartNumberingAfterBreak="0">
+  <w:abstractNum w:abstractNumId="30" w15:restartNumberingAfterBreak="0">
     <w:nsid w:val="5E040554"/>
     <w:multiLevelType w:val="multilevel"/>
     <w:tmpl w:val="29AAE182"/>
@@ -12581,7 +12311,7 @@
       </w:pPr>
     </w:lvl>
   </w:abstractNum>
-  <w:abstractNum w:abstractNumId="30" w15:restartNumberingAfterBreak="0">
+  <w:abstractNum w:abstractNumId="31" w15:restartNumberingAfterBreak="0">
     <w:nsid w:val="63795845"/>
     <w:multiLevelType w:val="multilevel"/>
     <w:tmpl w:val="424E17D8"/>
@@ -12730,7 +12460,7 @@
       </w:rPr>
     </w:lvl>
   </w:abstractNum>
-  <w:abstractNum w:abstractNumId="31" w15:restartNumberingAfterBreak="0">
+  <w:abstractNum w:abstractNumId="32" w15:restartNumberingAfterBreak="0">
     <w:nsid w:val="65A95BCB"/>
     <w:multiLevelType w:val="multilevel"/>
     <w:tmpl w:val="930A9080"/>
@@ -12843,7 +12573,7 @@
       </w:pPr>
     </w:lvl>
   </w:abstractNum>
-  <w:abstractNum w:abstractNumId="32" w15:restartNumberingAfterBreak="0">
+  <w:abstractNum w:abstractNumId="33" w15:restartNumberingAfterBreak="0">
     <w:nsid w:val="68775CE5"/>
     <w:multiLevelType w:val="multilevel"/>
     <w:tmpl w:val="18E09D0A"/>
@@ -12992,7 +12722,7 @@
       </w:rPr>
     </w:lvl>
   </w:abstractNum>
-  <w:abstractNum w:abstractNumId="33" w15:restartNumberingAfterBreak="0">
+  <w:abstractNum w:abstractNumId="34" w15:restartNumberingAfterBreak="0">
     <w:nsid w:val="75157A66"/>
     <w:multiLevelType w:val="hybridMultilevel"/>
     <w:tmpl w:val="BA5273FC"/>
@@ -13105,7 +12835,7 @@
       </w:rPr>
     </w:lvl>
   </w:abstractNum>
-  <w:abstractNum w:abstractNumId="34" w15:restartNumberingAfterBreak="0">
+  <w:abstractNum w:abstractNumId="35" w15:restartNumberingAfterBreak="0">
     <w:nsid w:val="76DD3C17"/>
     <w:multiLevelType w:val="hybridMultilevel"/>
     <w:tmpl w:val="96CC868E"/>
@@ -13218,7 +12948,7 @@
       </w:rPr>
     </w:lvl>
   </w:abstractNum>
-  <w:abstractNum w:abstractNumId="35" w15:restartNumberingAfterBreak="0">
+  <w:abstractNum w:abstractNumId="36" w15:restartNumberingAfterBreak="0">
     <w:nsid w:val="77485EAE"/>
     <w:multiLevelType w:val="multilevel"/>
     <w:tmpl w:val="0C5810AA"/>
@@ -13367,7 +13097,7 @@
       </w:rPr>
     </w:lvl>
   </w:abstractNum>
-  <w:abstractNum w:abstractNumId="36" w15:restartNumberingAfterBreak="0">
+  <w:abstractNum w:abstractNumId="37" w15:restartNumberingAfterBreak="0">
     <w:nsid w:val="79A90DEC"/>
     <w:multiLevelType w:val="hybridMultilevel"/>
     <w:tmpl w:val="446067C6"/>
@@ -13480,7 +13210,7 @@
       </w:rPr>
     </w:lvl>
   </w:abstractNum>
-  <w:abstractNum w:abstractNumId="37" w15:restartNumberingAfterBreak="0">
+  <w:abstractNum w:abstractNumId="38" w15:restartNumberingAfterBreak="0">
     <w:nsid w:val="7FFE0FF1"/>
     <w:multiLevelType w:val="hybridMultilevel"/>
     <w:tmpl w:val="86E4839C"/>
@@ -13594,25 +13324,25 @@
     </w:lvl>
   </w:abstractNum>
   <w:num w:numId="1" w16cid:durableId="690567477">
-    <w:abstractNumId w:val="26"/>
+    <w:abstractNumId w:val="27"/>
   </w:num>
   <w:num w:numId="2" w16cid:durableId="422608508">
     <w:abstractNumId w:val="0"/>
   </w:num>
   <w:num w:numId="3" w16cid:durableId="2027975334">
-    <w:abstractNumId w:val="19"/>
+    <w:abstractNumId w:val="20"/>
   </w:num>
   <w:num w:numId="4" w16cid:durableId="641925488">
     <w:abstractNumId w:val="9"/>
   </w:num>
   <w:num w:numId="5" w16cid:durableId="1494711827">
-    <w:abstractNumId w:val="29"/>
+    <w:abstractNumId w:val="30"/>
   </w:num>
   <w:num w:numId="6" w16cid:durableId="1589076204">
-    <w:abstractNumId w:val="35"/>
+    <w:abstractNumId w:val="36"/>
   </w:num>
   <w:num w:numId="7" w16cid:durableId="1218737178">
-    <w:abstractNumId w:val="24"/>
+    <w:abstractNumId w:val="25"/>
   </w:num>
   <w:num w:numId="8" w16cid:durableId="1000278666">
     <w:abstractNumId w:val="4"/>
@@ -13621,16 +13351,16 @@
     <w:abstractNumId w:val="7"/>
   </w:num>
   <w:num w:numId="10" w16cid:durableId="1527213227">
-    <w:abstractNumId w:val="36"/>
+    <w:abstractNumId w:val="37"/>
   </w:num>
   <w:num w:numId="11" w16cid:durableId="897672991">
     <w:abstractNumId w:val="12"/>
   </w:num>
   <w:num w:numId="12" w16cid:durableId="832065879">
-    <w:abstractNumId w:val="25"/>
+    <w:abstractNumId w:val="26"/>
   </w:num>
   <w:num w:numId="13" w16cid:durableId="319192125">
-    <w:abstractNumId w:val="22"/>
+    <w:abstractNumId w:val="23"/>
   </w:num>
   <w:num w:numId="14" w16cid:durableId="2126806212">
     <w:abstractNumId w:val="10"/>
@@ -13645,7 +13375,7 @@
     <w:abstractNumId w:val="18"/>
   </w:num>
   <w:num w:numId="18" w16cid:durableId="599677665">
-    <w:abstractNumId w:val="23"/>
+    <w:abstractNumId w:val="24"/>
   </w:num>
   <w:num w:numId="19" w16cid:durableId="973367587">
     <w:abstractNumId w:val="13"/>
@@ -13657,31 +13387,31 @@
     <w:abstractNumId w:val="3"/>
   </w:num>
   <w:num w:numId="22" w16cid:durableId="381834367">
-    <w:abstractNumId w:val="27"/>
+    <w:abstractNumId w:val="28"/>
   </w:num>
   <w:num w:numId="23" w16cid:durableId="679890543">
-    <w:abstractNumId w:val="21"/>
+    <w:abstractNumId w:val="22"/>
   </w:num>
   <w:num w:numId="24" w16cid:durableId="2007586687">
-    <w:abstractNumId w:val="28"/>
+    <w:abstractNumId w:val="29"/>
   </w:num>
   <w:num w:numId="25" w16cid:durableId="2128039808">
     <w:abstractNumId w:val="16"/>
   </w:num>
   <w:num w:numId="26" w16cid:durableId="1507744443">
-    <w:abstractNumId w:val="34"/>
+    <w:abstractNumId w:val="35"/>
   </w:num>
   <w:num w:numId="27" w16cid:durableId="2050491046">
-    <w:abstractNumId w:val="20"/>
+    <w:abstractNumId w:val="21"/>
   </w:num>
   <w:num w:numId="28" w16cid:durableId="481048415">
     <w:abstractNumId w:val="5"/>
   </w:num>
   <w:num w:numId="29" w16cid:durableId="5792257">
-    <w:abstractNumId w:val="37"/>
+    <w:abstractNumId w:val="38"/>
   </w:num>
   <w:num w:numId="30" w16cid:durableId="1604922033">
-    <w:abstractNumId w:val="33"/>
+    <w:abstractNumId w:val="34"/>
   </w:num>
   <w:num w:numId="31" w16cid:durableId="909774499">
     <w:abstractNumId w:val="17"/>
@@ -13696,16 +13426,19 @@
     <w:abstractNumId w:val="1"/>
   </w:num>
   <w:num w:numId="35" w16cid:durableId="147525369">
-    <w:abstractNumId w:val="30"/>
+    <w:abstractNumId w:val="31"/>
   </w:num>
   <w:num w:numId="36" w16cid:durableId="1533418936">
     <w:abstractNumId w:val="8"/>
   </w:num>
   <w:num w:numId="37" w16cid:durableId="223688556">
+    <w:abstractNumId w:val="33"/>
+  </w:num>
+  <w:num w:numId="38" w16cid:durableId="239290591">
     <w:abstractNumId w:val="32"/>
   </w:num>
-  <w:num w:numId="38" w16cid:durableId="239290591">
-    <w:abstractNumId w:val="31"/>
+  <w:num w:numId="39" w16cid:durableId="578099696">
+    <w:abstractNumId w:val="19"/>
   </w:num>
 </w:numbering>
 </file>
